--- a/downloads/student/ai-5-week-13.docx
+++ b/downloads/student/ai-5-week-13.docx
@@ -1108,6 +1108,16 @@
     <w:p>
       <w:r>
         <w:t>Different order effects do not mean a universally better batching strategy; compare declared schedules and budgets fairly.</w:t>
+      </w:r>
+    </w:p>
+    <w:p>
+      <w:r>
+        <w:t>Read the labelled picture: Why do the single-example orders finish at different weights? Point to the relevant step in the picture, then write the changed result and the rule or evidence that supports it.</w:t>
+      </w:r>
+    </w:p>
+    <w:p>
+      <w:r>
+        <w:t>Change one thing: Use only one full-batch update after reversing record order. Predict the result before checking the explanation. What remains the same?</w:t>
       </w:r>
     </w:p>
     <w:p>
@@ -2270,6 +2280,187 @@
         <w:t>Attempt the independent case before hints. Record whether you worked alone, used a hint or followed a model. After feedback, fix the first unsupported step and explain why it changed. A later check uses a changed case, not a copied answer.</w:t>
       </w:r>
     </w:p>
+    <w:p>
+      <w:pPr>
+        <w:pStyle w:val="Heading1"/>
+      </w:pPr>
+      <w:r>
+        <w:t>15. Your lesson route</w:t>
+      </w:r>
+    </w:p>
+    <w:p>
+      <w:r>
+        <w:t>Start with this question: Show why an epoch’s example order can matter for single-example updates.</w:t>
+      </w:r>
+    </w:p>
+    <w:tbl>
+      <w:tblPr>
+        <w:tblStyle w:val="LightShading-Accent1"/>
+        <w:tblW w:type="auto" w:w="0"/>
+        <w:tblLook w:firstColumn="1" w:firstRow="1" w:lastColumn="0" w:lastRow="0" w:noHBand="0" w:noVBand="1" w:val="04A0"/>
+      </w:tblPr>
+      <w:tblGrid>
+        <w:gridCol w:w="5112"/>
+        <w:gridCol w:w="5112"/>
+      </w:tblGrid>
+      <w:tr>
+        <w:trPr>
+          <w:tblHeader/>
+        </w:trPr>
+        <w:tc>
+          <w:tcPr>
+            <w:tcW w:type="dxa" w:w="5112"/>
+          </w:tcPr>
+          <w:p>
+            <w:r>
+              <w:t>By the end, I can</w:t>
+            </w:r>
+          </w:p>
+        </w:tc>
+        <w:tc>
+          <w:tcPr>
+            <w:tcW w:type="dxa" w:w="5112"/>
+          </w:tcPr>
+          <w:p>
+            <w:r>
+              <w:t>How I will show it</w:t>
+            </w:r>
+          </w:p>
+        </w:tc>
+      </w:tr>
+      <w:tr>
+        <w:tc>
+          <w:tcPr>
+            <w:tcW w:type="dxa" w:w="5112"/>
+          </w:tcPr>
+          <w:p>
+            <w:r>
+              <w:t>Distinguish an example a batch an update and an epoch</w:t>
+            </w:r>
+          </w:p>
+        </w:tc>
+        <w:tc>
+          <w:tcPr>
+            <w:tcW w:type="dxa" w:w="5112"/>
+          </w:tcPr>
+          <w:p>
+            <w:r>
+              <w:t>Explain the deciding step, show a trace or test, and state one limit.</w:t>
+            </w:r>
+          </w:p>
+        </w:tc>
+      </w:tr>
+      <w:tr>
+        <w:tc>
+          <w:tcPr>
+            <w:tcW w:type="dxa" w:w="5112"/>
+          </w:tcPr>
+          <w:p>
+            <w:r>
+              <w:t>Trace parameter changes across successive batches</w:t>
+            </w:r>
+          </w:p>
+        </w:tc>
+        <w:tc>
+          <w:tcPr>
+            <w:tcW w:type="dxa" w:w="5112"/>
+          </w:tcPr>
+          <w:p>
+            <w:r>
+              <w:t>Explain the deciding step, show a trace or test, and state one limit.</w:t>
+            </w:r>
+          </w:p>
+        </w:tc>
+      </w:tr>
+      <w:tr>
+        <w:tc>
+          <w:tcPr>
+            <w:tcW w:type="dxa" w:w="5112"/>
+          </w:tcPr>
+          <w:p>
+            <w:r>
+              <w:t>Calculate update counts and aggregate unequal batch losses correctly</w:t>
+            </w:r>
+          </w:p>
+        </w:tc>
+        <w:tc>
+          <w:tcPr>
+            <w:tcW w:type="dxa" w:w="5112"/>
+          </w:tcPr>
+          <w:p>
+            <w:r>
+              <w:t>Explain the deciding step, show a trace or test, and state one limit.</w:t>
+            </w:r>
+          </w:p>
+        </w:tc>
+      </w:tr>
+    </w:tbl>
+    <w:p>
+      <w:r>
+        <w:t>Remember → watch and explain → try with help → investigate → try independently → keep project evidence. Your teacher may spread this lesson across several classes.</w:t>
+      </w:r>
+    </w:p>
+    <w:p>
+      <w:r>
+        <w:t>Keep your first prediction. Compare it with what the evidence shows and explain any change.</w:t>
+      </w:r>
+    </w:p>
+    <w:p>
+      <w:pPr>
+        <w:pStyle w:val="Heading1"/>
+      </w:pPr>
+      <w:r>
+        <w:t>16. Finish and return</w:t>
+      </w:r>
+    </w:p>
+    <w:p>
+      <w:r>
+        <w:t>Close your notes. Explain this goal in your own words: Distinguish an example a batch an update and an epoch</w:t>
+      </w:r>
+    </w:p>
+    <w:p>
+      <w:pPr>
+        <w:pStyle w:val="Heading3"/>
+      </w:pPr>
+      <w:r>
+        <w:t>My deciding step, evidence and one remaining question</w:t>
+      </w:r>
+    </w:p>
+    <w:p>
+      <w:r>
+        <w:t>________________________________________________________________</w:t>
+      </w:r>
+    </w:p>
+    <w:p>
+      <w:r>
+        <w:t>________________________________________________________________</w:t>
+      </w:r>
+    </w:p>
+    <w:p>
+      <w:r>
+        <w:t>________________________________________________________________</w:t>
+      </w:r>
+    </w:p>
+    <w:p>
+      <w:r>
+        <w:t>________________________________________________________________</w:t>
+      </w:r>
+    </w:p>
+    <w:p>
+      <w:r>
+        <w:t>________________________________________________________________</w:t>
+      </w:r>
+    </w:p>
+    <w:p>
+      <w:r>
+        <w:t>If you are unsure, return to the worked picture and explain one arrow. If you are ready, change an input or assumption and justify your prediction.</w:t>
+      </w:r>
+    </w:p>
+    <w:p>
+      <w:r>
+        <w:t>Save your workbook evidence. At the next review, try a different case before opening your old answer.</w:t>
+      </w:r>
+    </w:p>
     <w:sectPr>
       <w:pgSz w:w="12240" w:h="15840"/>
       <w:pgMar w:top="936" w:right="1008" w:bottom="936" w:left="1008" w:header="720" w:footer="720" w:gutter="0"/>

--- a/downloads/student/ai-5-week-13.docx
+++ b/downloads/student/ai-5-week-13.docx
@@ -2461,6 +2461,215 @@
         <w:t>Save your workbook evidence. At the next review, try a different case before opening your old answer.</w:t>
       </w:r>
     </w:p>
+    <w:p>
+      <w:pPr>
+        <w:pStyle w:val="Heading1"/>
+      </w:pPr>
+      <w:r>
+        <w:t>17. Supported practice, repair and portfolio</w:t>
+      </w:r>
+    </w:p>
+    <w:p>
+      <w:r>
+        <w:t>Use this supported practice once, in the browser or on paper. Keep the reserved independent assessment for a separate first attempt before teacher feedback.</w:t>
+      </w:r>
+    </w:p>
+    <w:p>
+      <w:r>
+        <w:t>Show why an epoch’s example order can matter for single-example updates.</w:t>
+      </w:r>
+    </w:p>
+    <w:p>
+      <w:pPr>
+        <w:pStyle w:val="Heading3"/>
+      </w:pPr>
+      <w:r>
+        <w:t>Practice 1: explain the deciding evidence</w:t>
+      </w:r>
+    </w:p>
+    <w:p>
+      <w:r>
+        <w:t>Which labelled step matches this detail? At w = 0 mean gradient=(-4+0)/2=-2; one full-batch update gives w = 0.2.</w:t>
+      </w:r>
+    </w:p>
+    <w:p>
+      <w:r>
+        <w:t>1. Restart and reverse</w:t>
+      </w:r>
+    </w:p>
+    <w:p>
+      <w:r>
+        <w:t>2. A then B</w:t>
+      </w:r>
+    </w:p>
+    <w:p>
+      <w:r>
+        <w:t>3. Compare full batch</w:t>
+      </w:r>
+    </w:p>
+    <w:p>
+      <w:pPr>
+        <w:pStyle w:val="Heading3"/>
+      </w:pPr>
+      <w:r>
+        <w:t>My selected conclusion, deciding fact and explanation</w:t>
+      </w:r>
+    </w:p>
+    <w:p>
+      <w:r>
+        <w:t>________________________________________________________________</w:t>
+      </w:r>
+    </w:p>
+    <w:p>
+      <w:r>
+        <w:t>________________________________________________________________</w:t>
+      </w:r>
+    </w:p>
+    <w:p>
+      <w:r>
+        <w:t>________________________________________________________________</w:t>
+      </w:r>
+    </w:p>
+    <w:p>
+      <w:r>
+        <w:t>________________________________________________________________</w:t>
+      </w:r>
+    </w:p>
+    <w:p>
+      <w:r>
+        <w:t>________________________________________________________________</w:t>
+      </w:r>
+    </w:p>
+    <w:p>
+      <w:r>
+        <w:t>Hint if needed: Read the steps in the pictorial case. Match the supplied detail to the stage that performs or records it.</w:t>
+      </w:r>
+    </w:p>
+    <w:p>
+      <w:r>
+        <w:t>After your attempt, compare with the supported explanation: Compare full batch At w = 0 mean gradient=(-4+0)/2=-2; one full-batch update gives w = 0.2. A single-example update changes the weight before the next example’s gradient is calculated. Reversing the example order can therefore change the path. A full-batch update computes both gradients at the same starting weight and averages them before changing that weight. The distinction is when the update occurs, not whether the examples have different labels.</w:t>
+      </w:r>
+    </w:p>
+    <w:p>
+      <w:pPr>
+        <w:pStyle w:val="Heading3"/>
+      </w:pPr>
+      <w:r>
+        <w:t>Practice 2: explain the deciding evidence</w:t>
+      </w:r>
+    </w:p>
+    <w:p>
+      <w:r>
+        <w:t>Changed-case practice: Use only one full-batch update after reversing record order. Which conclusion is supported by the supplied facts?</w:t>
+      </w:r>
+    </w:p>
+    <w:p>
+      <w:r>
+        <w:t>1. The updated weight remains 0.2.</w:t>
+      </w:r>
+    </w:p>
+    <w:p>
+      <w:r>
+        <w:t>2. We can decide the result without examining the changed input or the procedure.</w:t>
+      </w:r>
+    </w:p>
+    <w:p>
+      <w:r>
+        <w:t>3. This one example guarantees correct results for every future input.</w:t>
+      </w:r>
+    </w:p>
+    <w:p>
+      <w:pPr>
+        <w:pStyle w:val="Heading3"/>
+      </w:pPr>
+      <w:r>
+        <w:t>My selected conclusion, deciding fact and explanation</w:t>
+      </w:r>
+    </w:p>
+    <w:p>
+      <w:r>
+        <w:t>________________________________________________________________</w:t>
+      </w:r>
+    </w:p>
+    <w:p>
+      <w:r>
+        <w:t>________________________________________________________________</w:t>
+      </w:r>
+    </w:p>
+    <w:p>
+      <w:r>
+        <w:t>________________________________________________________________</w:t>
+      </w:r>
+    </w:p>
+    <w:p>
+      <w:r>
+        <w:t>________________________________________________________________</w:t>
+      </w:r>
+    </w:p>
+    <w:p>
+      <w:r>
+        <w:t>________________________________________________________________</w:t>
+      </w:r>
+    </w:p>
+    <w:p>
+      <w:r>
+        <w:t>Hint if needed: Use the changed condition and the deciding step in the pictorial trace. The answer must say what follows from those facts.</w:t>
+      </w:r>
+    </w:p>
+    <w:p>
+      <w:r>
+        <w:t>After your attempt, compare with the supported explanation: The updated weight remains 0.2. The same mean of the two starting gradients is unchanged by their order.</w:t>
+      </w:r>
+    </w:p>
+    <w:p>
+      <w:pPr>
+        <w:pStyle w:val="Heading3"/>
+      </w:pPr>
+      <w:r>
+        <w:t>Repair a missing building block</w:t>
+      </w:r>
+    </w:p>
+    <w:p>
+      <w:r>
+        <w:t>Review Training a small network (ai-5/12). Goal: Trace repeated forward loss gradient and update steps. Short practice: Which parameter changed, and which part was not trained? Point to the relevant step in the picture, then write the changed result and the rule or evidence that supports it.. Return to this week and explain what you changed.</w:t>
+      </w:r>
+    </w:p>
+    <w:p>
+      <w:r>
+        <w:t>Review Gradients with a numerical check (ai-5/10). Goal: Estimate one partial derivative while other parameters stay fixed. Short practice: Why should the numerical checks perturb one coordinate at a time? Point to the relevant step in the picture, then write the changed result and the rule or evidence that supports it.. Return to this week and explain what you changed.</w:t>
+      </w:r>
+    </w:p>
+    <w:p>
+      <w:r>
+        <w:t>Review Parameters and architecture (ai-5/7). Goal: Distinguish architectural choices from parameter values. Short practice: How many new parameters did that one hidden unit add? Point to the relevant step in the picture, then write the changed result and the rule or evidence that supports it.. Return to this week and explain what you changed.</w:t>
+      </w:r>
+    </w:p>
+    <w:p>
+      <w:pPr>
+        <w:pStyle w:val="Heading3"/>
+      </w:pPr>
+      <w:r>
+        <w:t>Predict, run and debug</w:t>
+      </w:r>
+    </w:p>
+    <w:p>
+      <w:r>
+        <w:t>The browser lab lets you edit the supported Python examples already included in this lesson. Predict first, run, inspect the actual output or error, change one input, then run again. Keep code, predictions, actual results and a reasoned revision together. On paper, label your result as a trace rather than an execution.</w:t>
+      </w:r>
+    </w:p>
+    <w:p>
+      <w:pPr>
+        <w:pStyle w:val="Heading3"/>
+      </w:pPr>
+      <w:r>
+        <w:t>Keep your completed work</w:t>
+      </w:r>
+    </w:p>
+    <w:p>
+      <w:r>
+        <w:t>Use Download completed work in the hosted lesson to export your answers, reflections, practice feedback and code-run evidence. Open the HTML copy to read or print it. Drafts stay in this browser when storage is available; clear drafts on a shared device.</w:t>
+      </w:r>
+    </w:p>
     <w:sectPr>
       <w:pgSz w:w="12240" w:h="15840"/>
       <w:pgMar w:top="936" w:right="1008" w:bottom="936" w:left="1008" w:header="720" w:footer="720" w:gutter="0"/>

--- a/downloads/student/ai-5-week-13.docx
+++ b/downloads/student/ai-5-week-13.docx
@@ -42,6 +42,11 @@
       </w:r>
     </w:p>
     <w:p>
+      <w:r>
+        <w:t>Start with the target: Distinguish an example a batch an update and an epoch. Try the recall before opening notes.</w:t>
+      </w:r>
+    </w:p>
+    <w:p>
       <w:pPr>
         <w:pStyle w:val="Heading3"/>
       </w:pPr>
@@ -50,18 +55,108 @@
       </w:r>
     </w:p>
     <w:p>
-      <w:r>
-        <w:t>I can distinguish an example a batch an update and an epoch.</w:t>
-      </w:r>
-    </w:p>
-    <w:p>
-      <w:r>
-        <w:t>I can trace parameter changes across successive batches.</w:t>
-      </w:r>
-    </w:p>
-    <w:p>
-      <w:r>
-        <w:t>I can calculate update counts and aggregate unequal batch losses correctly.</w:t>
+      <w:pPr>
+        <w:spacing w:line="336" w:lineRule="auto" w:after="180"/>
+      </w:pPr>
+      <w:r>
+        <w:rPr>
+          <w:b w:val="0"/>
+        </w:rPr>
+        <w:t xml:space="preserve">I can distinguish an example a </w:t>
+      </w:r>
+      <w:r>
+        <w:rPr>
+          <w:b/>
+        </w:rPr>
+        <w:t>batch</w:t>
+      </w:r>
+      <w:r>
+        <w:rPr>
+          <w:b w:val="0"/>
+        </w:rPr>
+        <w:t xml:space="preserve"> an </w:t>
+      </w:r>
+      <w:r>
+        <w:rPr>
+          <w:b/>
+        </w:rPr>
+        <w:t>update</w:t>
+      </w:r>
+      <w:r>
+        <w:rPr>
+          <w:b w:val="0"/>
+        </w:rPr>
+        <w:t xml:space="preserve"> and an </w:t>
+      </w:r>
+      <w:r>
+        <w:rPr>
+          <w:b/>
+        </w:rPr>
+        <w:t>epoch</w:t>
+      </w:r>
+      <w:r>
+        <w:rPr>
+          <w:b w:val="0"/>
+        </w:rPr>
+        <w:t>.</w:t>
+      </w:r>
+    </w:p>
+    <w:p>
+      <w:pPr>
+        <w:spacing w:line="336" w:lineRule="auto" w:after="180"/>
+      </w:pPr>
+      <w:r>
+        <w:rPr>
+          <w:b w:val="0"/>
+        </w:rPr>
+        <w:t xml:space="preserve">I can trace parameter changes across successive </w:t>
+      </w:r>
+      <w:r>
+        <w:rPr>
+          <w:b/>
+        </w:rPr>
+        <w:t>batch</w:t>
+      </w:r>
+      <w:r>
+        <w:rPr>
+          <w:b w:val="0"/>
+        </w:rPr>
+        <w:t>es.</w:t>
+      </w:r>
+    </w:p>
+    <w:p>
+      <w:pPr>
+        <w:spacing w:line="336" w:lineRule="auto" w:after="180"/>
+      </w:pPr>
+      <w:r>
+        <w:rPr>
+          <w:b w:val="0"/>
+        </w:rPr>
+        <w:t xml:space="preserve">I can calculate </w:t>
+      </w:r>
+      <w:r>
+        <w:rPr>
+          <w:b/>
+        </w:rPr>
+        <w:t>update</w:t>
+      </w:r>
+      <w:r>
+        <w:rPr>
+          <w:b w:val="0"/>
+        </w:rPr>
+        <w:t xml:space="preserve"> counts and aggregate unequal </w:t>
+      </w:r>
+      <w:r>
+        <w:rPr>
+          <w:b/>
+        </w:rPr>
+        <w:t>batch</w:t>
+      </w:r>
+      <w:r>
+        <w:rPr>
+          <w:b w:val="0"/>
+        </w:rPr>
+        <w:t xml:space="preserve"> losses correctly.</w:t>
       </w:r>
     </w:p>
     <w:p>
@@ -73,48 +168,192 @@
       </w:r>
     </w:p>
     <w:p>
-      <w:r>
+      <w:pPr>
+        <w:spacing w:line="336" w:lineRule="auto" w:after="180"/>
+      </w:pPr>
+      <w:r>
+        <w:rPr>
+          <w:b w:val="0"/>
+        </w:rPr>
         <w:t>Close your notes first. A rough first answer helps us choose the right starting point; it is not a score for your ability.</w:t>
       </w:r>
     </w:p>
     <w:p>
-      <w:r>
-        <w:t>Without opening the old lesson, explain one key idea from Training a small network. Give an example and a mistake that the idea helps you avoid.</w:t>
-      </w:r>
-    </w:p>
-    <w:p>
-      <w:r>
+      <w:pPr>
+        <w:spacing w:line="336" w:lineRule="auto" w:after="180"/>
+      </w:pPr>
+      <w:r>
+        <w:rPr>
+          <w:b w:val="0"/>
+        </w:rPr>
+        <w:t xml:space="preserve">Without opening the old lesson, explain one key idea from </w:t>
+      </w:r>
+      <w:r>
+        <w:rPr>
+          <w:b/>
+        </w:rPr>
+        <w:t>Training</w:t>
+      </w:r>
+      <w:r>
+        <w:rPr>
+          <w:b w:val="0"/>
+        </w:rPr>
+        <w:t xml:space="preserve"> a small network. Give an example and a mistake that the idea helps you avoid.</w:t>
+      </w:r>
+    </w:p>
+    <w:p>
+      <w:pPr>
+        <w:spacing w:line="336" w:lineRule="auto" w:after="180"/>
+      </w:pPr>
+      <w:r>
+        <w:rPr>
+          <w:b w:val="0"/>
+        </w:rPr>
         <w:t>Without opening the old lesson, explain one key idea from Gradients with a numerical check. Give an example and a mistake that the idea helps you avoid.</w:t>
       </w:r>
     </w:p>
     <w:p>
-      <w:r>
+      <w:pPr>
+        <w:spacing w:line="336" w:lineRule="auto" w:after="180"/>
+      </w:pPr>
+      <w:r>
+        <w:rPr>
+          <w:b w:val="0"/>
+        </w:rPr>
         <w:t>Without opening the old lesson, explain one key idea from Parameters and architecture. Give an example and a mistake that the idea helps you avoid.</w:t>
       </w:r>
     </w:p>
     <w:p>
-      <w:r>
-        <w:t>After trying, check the relevant lesson or ask your teacher. Change the part of your explanation that the evidence shows was wrong.</w:t>
-      </w:r>
-    </w:p>
-    <w:p>
-      <w:r>
+      <w:pPr>
+        <w:spacing w:line="336" w:lineRule="auto" w:after="180"/>
+      </w:pPr>
+      <w:r>
+        <w:rPr>
+          <w:b w:val="0"/>
+        </w:rPr>
+        <w:t xml:space="preserve">After trying, check the relevant lesson or ask your teacher. Change the part of your explanation that the </w:t>
+      </w:r>
+      <w:r>
+        <w:rPr>
+          <w:b/>
+        </w:rPr>
+        <w:t>evidence</w:t>
+      </w:r>
+      <w:r>
+        <w:rPr>
+          <w:b w:val="0"/>
+        </w:rPr>
+        <w:t xml:space="preserve"> shows was wrong.</w:t>
+      </w:r>
+    </w:p>
+    <w:p>
+      <w:pPr>
+        <w:spacing w:line="336" w:lineRule="auto" w:after="180"/>
+      </w:pPr>
+      <w:r>
+        <w:rPr>
+          <w:b w:val="0"/>
+        </w:rPr>
         <w:t>This week you will practise:</w:t>
       </w:r>
     </w:p>
     <w:p>
-      <w:r>
-        <w:t>Distinguish an example a batch an update and an epoch</w:t>
-      </w:r>
-    </w:p>
-    <w:p>
-      <w:r>
-        <w:t>Trace parameter changes across successive batches</w:t>
-      </w:r>
-    </w:p>
-    <w:p>
-      <w:r>
-        <w:t>Calculate update counts and aggregate unequal batch losses correctly</w:t>
+      <w:pPr>
+        <w:spacing w:line="336" w:lineRule="auto" w:after="180"/>
+      </w:pPr>
+      <w:r>
+        <w:rPr>
+          <w:b w:val="0"/>
+        </w:rPr>
+        <w:t xml:space="preserve">Distinguish an example a </w:t>
+      </w:r>
+      <w:r>
+        <w:rPr>
+          <w:b/>
+        </w:rPr>
+        <w:t>batch</w:t>
+      </w:r>
+      <w:r>
+        <w:rPr>
+          <w:b w:val="0"/>
+        </w:rPr>
+        <w:t xml:space="preserve"> an </w:t>
+      </w:r>
+      <w:r>
+        <w:rPr>
+          <w:b/>
+        </w:rPr>
+        <w:t>update</w:t>
+      </w:r>
+      <w:r>
+        <w:rPr>
+          <w:b w:val="0"/>
+        </w:rPr>
+        <w:t xml:space="preserve"> and an </w:t>
+      </w:r>
+      <w:r>
+        <w:rPr>
+          <w:b/>
+        </w:rPr>
+        <w:t>epoch</w:t>
+      </w:r>
+    </w:p>
+    <w:p>
+      <w:pPr>
+        <w:spacing w:line="336" w:lineRule="auto" w:after="180"/>
+      </w:pPr>
+      <w:r>
+        <w:rPr>
+          <w:b w:val="0"/>
+        </w:rPr>
+        <w:t xml:space="preserve">Trace parameter changes across successive </w:t>
+      </w:r>
+      <w:r>
+        <w:rPr>
+          <w:b/>
+        </w:rPr>
+        <w:t>batch</w:t>
+      </w:r>
+      <w:r>
+        <w:rPr>
+          <w:b w:val="0"/>
+        </w:rPr>
+        <w:t>es</w:t>
+      </w:r>
+    </w:p>
+    <w:p>
+      <w:pPr>
+        <w:spacing w:line="336" w:lineRule="auto" w:after="180"/>
+      </w:pPr>
+      <w:r>
+        <w:rPr>
+          <w:b w:val="0"/>
+        </w:rPr>
+        <w:t xml:space="preserve">Calculate </w:t>
+      </w:r>
+      <w:r>
+        <w:rPr>
+          <w:b/>
+        </w:rPr>
+        <w:t>update</w:t>
+      </w:r>
+      <w:r>
+        <w:rPr>
+          <w:b w:val="0"/>
+        </w:rPr>
+        <w:t xml:space="preserve"> counts and aggregate unequal </w:t>
+      </w:r>
+      <w:r>
+        <w:rPr>
+          <w:b/>
+        </w:rPr>
+        <w:t>batch</w:t>
+      </w:r>
+      <w:r>
+        <w:rPr>
+          <w:b w:val="0"/>
+        </w:rPr>
+        <w:t xml:space="preserve"> losses correctly</w:t>
       </w:r>
     </w:p>
     <w:p>
@@ -126,8 +365,27 @@
       </w:r>
     </w:p>
     <w:p>
-      <w:r>
-        <w:t>Week 12 printed states numbered 0 to 4. How many parameter updates occurred?</w:t>
+      <w:pPr>
+        <w:spacing w:line="336" w:lineRule="auto" w:after="180"/>
+        <w:shd w:fill="F5F1FB"/>
+      </w:pPr>
+      <w:r>
+        <w:rPr>
+          <w:b w:val="0"/>
+        </w:rPr>
+        <w:t xml:space="preserve">Week 12 printed states numbered 0 to 4. How many parameter </w:t>
+      </w:r>
+      <w:r>
+        <w:rPr>
+          <w:b/>
+        </w:rPr>
+        <w:t>update</w:t>
+      </w:r>
+      <w:r>
+        <w:rPr>
+          <w:b w:val="0"/>
+        </w:rPr>
+        <w:t>s occurred?</w:t>
       </w:r>
     </w:p>
     <w:p>
@@ -162,8 +420,38 @@
       </w:r>
     </w:p>
     <w:p>
-      <w:r>
-        <w:t>By the end, I can explain batching and epochs using a traced example and a stated limitation.</w:t>
+      <w:pPr>
+        <w:spacing w:line="336" w:lineRule="auto" w:after="180"/>
+      </w:pPr>
+      <w:r>
+        <w:rPr>
+          <w:b w:val="0"/>
+        </w:rPr>
+        <w:t xml:space="preserve">By the end, I can explain </w:t>
+      </w:r>
+      <w:r>
+        <w:rPr>
+          <w:b/>
+        </w:rPr>
+        <w:t>batch</w:t>
+      </w:r>
+      <w:r>
+        <w:rPr>
+          <w:b w:val="0"/>
+        </w:rPr>
+        <w:t xml:space="preserve">ing and </w:t>
+      </w:r>
+      <w:r>
+        <w:rPr>
+          <w:b/>
+        </w:rPr>
+        <w:t>epoch</w:t>
+      </w:r>
+      <w:r>
+        <w:rPr>
+          <w:b w:val="0"/>
+        </w:rPr>
+        <w:t>s using a traced example and a stated limitation.</w:t>
       </w:r>
     </w:p>
     <w:p>
@@ -176,12 +464,219 @@
     </w:p>
     <w:p>
       <w:r>
-        <w:t>In Week 12 every update used both training examples. We now keep the same network h = ReLU(x), y = vh, with only v trained, and divide the data into batches. In this lesson each nonempty batch produces exactly one update. An epoch visits every training example exactly once, without replacement. These rules make the counts unambiguous.</w:t>
-      </w:r>
-    </w:p>
-    <w:p>
-      <w:r>
-        <w:t>Imagine five fictional records A through E in fixed order. With batch size 2, the groups are [A, B], [C, D] and [E]. Keep the smaller last batch. One epoch has three batches and three updates; two epochs have six updates and ten example visits.</w:t>
+        <w:t>Investigate the supplied Batching and epochs case. Separate observations, given facts and assumptions before choosing an explanation.</w:t>
+      </w:r>
+    </w:p>
+    <w:p>
+      <w:pPr>
+        <w:spacing w:line="336" w:lineRule="auto" w:after="180"/>
+      </w:pPr>
+      <w:r>
+        <w:rPr>
+          <w:b w:val="0"/>
+        </w:rPr>
+        <w:t xml:space="preserve">In Week 12 every </w:t>
+      </w:r>
+      <w:r>
+        <w:rPr>
+          <w:b/>
+        </w:rPr>
+        <w:t>update</w:t>
+      </w:r>
+      <w:r>
+        <w:rPr>
+          <w:b w:val="0"/>
+        </w:rPr>
+        <w:t xml:space="preserve"> used both </w:t>
+      </w:r>
+      <w:r>
+        <w:rPr>
+          <w:b/>
+        </w:rPr>
+        <w:t>training</w:t>
+      </w:r>
+      <w:r>
+        <w:rPr>
+          <w:b w:val="0"/>
+        </w:rPr>
+        <w:t xml:space="preserve"> examples. We now keep the same network h = ReLU(x), y = vh, with only v trained, and divide the data into </w:t>
+      </w:r>
+      <w:r>
+        <w:rPr>
+          <w:b/>
+        </w:rPr>
+        <w:t>batch</w:t>
+      </w:r>
+      <w:r>
+        <w:rPr>
+          <w:b w:val="0"/>
+        </w:rPr>
+        <w:t xml:space="preserve">es. In this lesson each nonempty </w:t>
+      </w:r>
+      <w:r>
+        <w:rPr>
+          <w:b/>
+        </w:rPr>
+        <w:t>batch</w:t>
+      </w:r>
+      <w:r>
+        <w:rPr>
+          <w:b w:val="0"/>
+        </w:rPr>
+        <w:t xml:space="preserve"> produces exactly one </w:t>
+      </w:r>
+      <w:r>
+        <w:rPr>
+          <w:b/>
+        </w:rPr>
+        <w:t>update</w:t>
+      </w:r>
+      <w:r>
+        <w:rPr>
+          <w:b w:val="0"/>
+        </w:rPr>
+        <w:t>.</w:t>
+      </w:r>
+    </w:p>
+    <w:p>
+      <w:pPr>
+        <w:spacing w:line="336" w:lineRule="auto" w:after="180"/>
+      </w:pPr>
+      <w:r>
+        <w:rPr>
+          <w:b w:val="0"/>
+        </w:rPr>
+        <w:t xml:space="preserve">An </w:t>
+      </w:r>
+      <w:r>
+        <w:rPr>
+          <w:b/>
+        </w:rPr>
+        <w:t>epoch</w:t>
+      </w:r>
+      <w:r>
+        <w:rPr>
+          <w:b w:val="0"/>
+        </w:rPr>
+        <w:t xml:space="preserve"> visits every </w:t>
+      </w:r>
+      <w:r>
+        <w:rPr>
+          <w:b/>
+        </w:rPr>
+        <w:t>training</w:t>
+      </w:r>
+      <w:r>
+        <w:rPr>
+          <w:b w:val="0"/>
+        </w:rPr>
+        <w:t xml:space="preserve"> example exactly once, without replacement. These rules make the counts unambiguous.</w:t>
+      </w:r>
+    </w:p>
+    <w:p>
+      <w:pPr>
+        <w:spacing w:line="336" w:lineRule="auto" w:after="180"/>
+      </w:pPr>
+      <w:r>
+        <w:rPr>
+          <w:b w:val="0"/>
+        </w:rPr>
+        <w:t xml:space="preserve">Imagine five fictional records A through E in fixed order. With </w:t>
+      </w:r>
+      <w:r>
+        <w:rPr>
+          <w:b/>
+        </w:rPr>
+        <w:t>batch size</w:t>
+      </w:r>
+      <w:r>
+        <w:rPr>
+          <w:b w:val="0"/>
+        </w:rPr>
+        <w:t xml:space="preserve"> 2, the groups are [A, B], [C, D] and [E]. Keep the smaller last </w:t>
+      </w:r>
+      <w:r>
+        <w:rPr>
+          <w:b/>
+        </w:rPr>
+        <w:t>batch</w:t>
+      </w:r>
+      <w:r>
+        <w:rPr>
+          <w:b w:val="0"/>
+        </w:rPr>
+        <w:t>.</w:t>
+      </w:r>
+    </w:p>
+    <w:p>
+      <w:pPr>
+        <w:spacing w:line="336" w:lineRule="auto" w:after="180"/>
+      </w:pPr>
+      <w:r>
+        <w:rPr>
+          <w:b w:val="0"/>
+        </w:rPr>
+        <w:t xml:space="preserve">One </w:t>
+      </w:r>
+      <w:r>
+        <w:rPr>
+          <w:b/>
+        </w:rPr>
+        <w:t>epoch</w:t>
+      </w:r>
+      <w:r>
+        <w:rPr>
+          <w:b w:val="0"/>
+        </w:rPr>
+        <w:t xml:space="preserve"> has three </w:t>
+      </w:r>
+      <w:r>
+        <w:rPr>
+          <w:b/>
+        </w:rPr>
+        <w:t>batch</w:t>
+      </w:r>
+      <w:r>
+        <w:rPr>
+          <w:b w:val="0"/>
+        </w:rPr>
+        <w:t xml:space="preserve">es and three </w:t>
+      </w:r>
+      <w:r>
+        <w:rPr>
+          <w:b/>
+        </w:rPr>
+        <w:t>update</w:t>
+      </w:r>
+      <w:r>
+        <w:rPr>
+          <w:b w:val="0"/>
+        </w:rPr>
+        <w:t xml:space="preserve">s; two </w:t>
+      </w:r>
+      <w:r>
+        <w:rPr>
+          <w:b/>
+        </w:rPr>
+        <w:t>epoch</w:t>
+      </w:r>
+      <w:r>
+        <w:rPr>
+          <w:b w:val="0"/>
+        </w:rPr>
+        <w:t xml:space="preserve">s have six </w:t>
+      </w:r>
+      <w:r>
+        <w:rPr>
+          <w:b/>
+        </w:rPr>
+        <w:t>update</w:t>
+      </w:r>
+      <w:r>
+        <w:rPr>
+          <w:b w:val="0"/>
+        </w:rPr>
+        <w:t>s and ten example visits.</w:t>
       </w:r>
     </w:p>
     <w:tbl>
@@ -369,8 +864,85 @@
       </w:tr>
     </w:tbl>
     <w:p>
-      <w:r>
-        <w:t>When the last batch is retained, updates per epoch equal the row count divided by batch size rounded up. A program that drops the final incomplete batch follows a different rule and omits examples in that pass. Record the rule instead of silently changing the denominator.</w:t>
+      <w:pPr>
+        <w:spacing w:line="336" w:lineRule="auto" w:after="180"/>
+      </w:pPr>
+      <w:r>
+        <w:rPr>
+          <w:b w:val="0"/>
+        </w:rPr>
+        <w:t xml:space="preserve">When the last </w:t>
+      </w:r>
+      <w:r>
+        <w:rPr>
+          <w:b/>
+        </w:rPr>
+        <w:t>batch</w:t>
+      </w:r>
+      <w:r>
+        <w:rPr>
+          <w:b w:val="0"/>
+        </w:rPr>
+        <w:t xml:space="preserve"> is retained, </w:t>
+      </w:r>
+      <w:r>
+        <w:rPr>
+          <w:b/>
+        </w:rPr>
+        <w:t>update</w:t>
+      </w:r>
+      <w:r>
+        <w:rPr>
+          <w:b w:val="0"/>
+        </w:rPr>
+        <w:t xml:space="preserve">s per </w:t>
+      </w:r>
+      <w:r>
+        <w:rPr>
+          <w:b/>
+        </w:rPr>
+        <w:t>epoch</w:t>
+      </w:r>
+      <w:r>
+        <w:rPr>
+          <w:b w:val="0"/>
+        </w:rPr>
+        <w:t xml:space="preserve"> equal the row count divided by </w:t>
+      </w:r>
+      <w:r>
+        <w:rPr>
+          <w:b/>
+        </w:rPr>
+        <w:t>batch size</w:t>
+      </w:r>
+      <w:r>
+        <w:rPr>
+          <w:b w:val="0"/>
+        </w:rPr>
+        <w:t xml:space="preserve"> rounded up. A program that drops the final incomplete </w:t>
+      </w:r>
+      <w:r>
+        <w:rPr>
+          <w:b/>
+        </w:rPr>
+        <w:t>batch</w:t>
+      </w:r>
+      <w:r>
+        <w:rPr>
+          <w:b w:val="0"/>
+        </w:rPr>
+        <w:t xml:space="preserve"> follows a different rule and omits examples in that pass.</w:t>
+      </w:r>
+    </w:p>
+    <w:p>
+      <w:pPr>
+        <w:spacing w:line="336" w:lineRule="auto" w:after="180"/>
+      </w:pPr>
+      <w:r>
+        <w:rPr>
+          <w:b w:val="0"/>
+        </w:rPr>
+        <w:t>Record the rule instead of silently changing the denominator.</w:t>
       </w:r>
     </w:p>
     <w:p>
@@ -406,7 +978,65 @@
     </w:p>
     <w:p>
       <w:r>
-        <w:t>Use the two fictional pairs A = (1, 2) and B = (2, 4), start v = 0 and rate 0.1. For one pair with hidden value h, squared-error gradient is 2 times (vh - target) times h. For a batch, average these gradients at the same current v. Apply one update, then recompute for the next batch.</w:t>
+        <w:t>Follow the mechanism for Batching and epochs. Connect each labelled input, deciding step and result.</w:t>
+      </w:r>
+    </w:p>
+    <w:p>
+      <w:pPr>
+        <w:spacing w:line="336" w:lineRule="auto" w:after="180"/>
+      </w:pPr>
+      <w:r>
+        <w:rPr>
+          <w:b w:val="0"/>
+        </w:rPr>
+        <w:t>Use the two fictional pairs A = (1, 2) and B = (2, 4), start v = 0 and rate 0.1. For one pair with hidden value h, squared-error gradient is 2 times (vh - target) times h.</w:t>
+      </w:r>
+    </w:p>
+    <w:p>
+      <w:pPr>
+        <w:spacing w:line="336" w:lineRule="auto" w:after="180"/>
+      </w:pPr>
+      <w:r>
+        <w:rPr>
+          <w:b w:val="0"/>
+        </w:rPr>
+        <w:t xml:space="preserve">For a </w:t>
+      </w:r>
+      <w:r>
+        <w:rPr>
+          <w:b/>
+        </w:rPr>
+        <w:t>batch</w:t>
+      </w:r>
+      <w:r>
+        <w:rPr>
+          <w:b w:val="0"/>
+        </w:rPr>
+        <w:t xml:space="preserve">, average these gradients at the same current v. Apply one </w:t>
+      </w:r>
+      <w:r>
+        <w:rPr>
+          <w:b/>
+        </w:rPr>
+        <w:t>update</w:t>
+      </w:r>
+      <w:r>
+        <w:rPr>
+          <w:b w:val="0"/>
+        </w:rPr>
+        <w:t xml:space="preserve">, then recompute for the next </w:t>
+      </w:r>
+      <w:r>
+        <w:rPr>
+          <w:b/>
+        </w:rPr>
+        <w:t>batch</w:t>
+      </w:r>
+      <w:r>
+        <w:rPr>
+          <w:b w:val="0"/>
+        </w:rPr>
+        <w:t>.</w:t>
       </w:r>
     </w:p>
     <w:p>
@@ -448,8 +1078,37 @@
       </w:r>
     </w:p>
     <w:p>
-      <w:r>
-        <w:t>Assume finite numeric pairs, integer size and finite rate. With size 1, A gives gradient -4 and new v = 0.4. B then uses 0.4, giving prediction 0.8, residual -3.2 and gradient -12.8, so v becomes 1.68. With size 2, both gradients are evaluated at v = 0; their mean is -10, producing v = 1.</w:t>
+      <w:pPr>
+        <w:spacing w:line="336" w:lineRule="auto" w:after="180"/>
+      </w:pPr>
+      <w:r>
+        <w:rPr>
+          <w:b w:val="0"/>
+        </w:rPr>
+        <w:t xml:space="preserve">Assume finite numeric pairs, integer size and finite rate. With size 1, A gives gradient -4 and new v = 0.4. B then uses 0.4, giving </w:t>
+      </w:r>
+      <w:r>
+        <w:rPr>
+          <w:b/>
+        </w:rPr>
+        <w:t>prediction</w:t>
+      </w:r>
+      <w:r>
+        <w:rPr>
+          <w:b w:val="0"/>
+        </w:rPr>
+        <w:t xml:space="preserve"> 0.8, residual -3.2 and gradient -12.8, so v becomes 1.68.</w:t>
+      </w:r>
+    </w:p>
+    <w:p>
+      <w:pPr>
+        <w:spacing w:line="336" w:lineRule="auto" w:after="180"/>
+      </w:pPr>
+      <w:r>
+        <w:rPr>
+          <w:b w:val="0"/>
+        </w:rPr>
+        <w:t>With size 2, both gradients are evaluated at v = 0; their mean is -10, producing v = 1.</w:t>
       </w:r>
     </w:p>
     <w:p>
@@ -461,8 +1120,26 @@
       </w:r>
     </w:p>
     <w:p>
-      <w:r>
-        <w:t>Point to the input, the deciding step and the result in this week’s visual. Explain the same step in ordinary words. A picture helps when you can say what each part represents.</w:t>
+      <w:pPr>
+        <w:spacing w:line="336" w:lineRule="auto" w:after="180"/>
+      </w:pPr>
+      <w:r>
+        <w:rPr>
+          <w:b w:val="0"/>
+        </w:rPr>
+        <w:t xml:space="preserve">Point to the </w:t>
+      </w:r>
+      <w:r>
+        <w:rPr>
+          <w:b/>
+        </w:rPr>
+        <w:t>input</w:t>
+      </w:r>
+      <w:r>
+        <w:rPr>
+          <w:b w:val="0"/>
+        </w:rPr>
+        <w:t>, the deciding step and the result in this week’s visual. Explain the same step in ordinary words. A picture helps when you can say what each part represents.</w:t>
       </w:r>
     </w:p>
     <w:p>
@@ -474,6 +1151,11 @@
       </w:r>
     </w:p>
     <w:p>
+      <w:r>
+        <w:t>Compare the supplied cases for Batching and epochs. Identify the detail that changes the conclusion.</w:t>
+      </w:r>
+    </w:p>
+    <w:p>
       <w:pPr>
         <w:pStyle w:val="Heading3"/>
       </w:pPr>
@@ -482,7 +1164,13 @@
       </w:r>
     </w:p>
     <w:p>
-      <w:r>
+      <w:pPr>
+        <w:spacing w:line="336" w:lineRule="auto" w:after="180"/>
+      </w:pPr>
+      <w:r>
+        <w:rPr>
+          <w:b w:val="0"/>
+        </w:rPr>
         <w:t>For A then B separately in the lesson, a learner computes both gradients at v = 0, then applies them to get v = 2. Explain the error and give the correct final value.</w:t>
       </w:r>
     </w:p>
@@ -528,17 +1216,104 @@
       </w:r>
     </w:p>
     <w:p>
-      <w:r>
-        <w:t>Change: Use only one full-batch update after reversing record order.</w:t>
-      </w:r>
-    </w:p>
-    <w:p>
-      <w:r>
-        <w:t>Prediction: The updated weight remains 0.2.</w:t>
-      </w:r>
-    </w:p>
-    <w:p>
-      <w:r>
+      <w:pPr>
+        <w:pStyle w:val="Heading3"/>
+      </w:pPr>
+      <w:r>
+        <w:t>Change one thing</w:t>
+      </w:r>
+    </w:p>
+    <w:p>
+      <w:pPr>
+        <w:spacing w:line="336" w:lineRule="auto" w:after="180"/>
+        <w:shd w:fill="F5F1FB"/>
+      </w:pPr>
+      <w:r>
+        <w:rPr>
+          <w:b w:val="0"/>
+        </w:rPr>
+        <w:t>Change: Use only one full-</w:t>
+      </w:r>
+      <w:r>
+        <w:rPr>
+          <w:b/>
+        </w:rPr>
+        <w:t>batch</w:t>
+      </w:r>
+      <w:r>
+        <w:rPr>
+          <w:b w:val="0"/>
+        </w:rPr>
+        <w:t xml:space="preserve"> </w:t>
+      </w:r>
+      <w:r>
+        <w:rPr>
+          <w:b/>
+        </w:rPr>
+        <w:t>update</w:t>
+      </w:r>
+      <w:r>
+        <w:rPr>
+          <w:b w:val="0"/>
+        </w:rPr>
+        <w:t xml:space="preserve"> after reversing record order.</w:t>
+      </w:r>
+    </w:p>
+    <w:p>
+      <w:pPr>
+        <w:pStyle w:val="Heading3"/>
+      </w:pPr>
+      <w:r>
+        <w:t>Predicted result</w:t>
+      </w:r>
+    </w:p>
+    <w:p>
+      <w:pPr>
+        <w:spacing w:line="336" w:lineRule="auto" w:after="180"/>
+        <w:shd w:fill="F1F6FC"/>
+      </w:pPr>
+      <w:r>
+        <w:rPr>
+          <w:b/>
+        </w:rPr>
+        <w:t>Prediction</w:t>
+      </w:r>
+      <w:r>
+        <w:rPr>
+          <w:b w:val="0"/>
+        </w:rPr>
+        <w:t xml:space="preserve">: The </w:t>
+      </w:r>
+      <w:r>
+        <w:rPr>
+          <w:b/>
+        </w:rPr>
+        <w:t>update</w:t>
+      </w:r>
+      <w:r>
+        <w:rPr>
+          <w:b w:val="0"/>
+        </w:rPr>
+        <w:t>d weight remains 0.2.</w:t>
+      </w:r>
+    </w:p>
+    <w:p>
+      <w:pPr>
+        <w:pStyle w:val="Heading3"/>
+      </w:pPr>
+      <w:r>
+        <w:t>Why the result follows</w:t>
+      </w:r>
+    </w:p>
+    <w:p>
+      <w:pPr>
+        <w:spacing w:line="336" w:lineRule="auto" w:after="180"/>
+        <w:shd w:fill="F1F6FC"/>
+      </w:pPr>
+      <w:r>
+        <w:rPr>
+          <w:b w:val="0"/>
+        </w:rPr>
         <w:t>Reason: The same mean of the two starting gradients is unchanged by their order.</w:t>
       </w:r>
     </w:p>
@@ -548,6 +1323,11 @@
       </w:pPr>
       <w:r>
         <w:t>05. Words that unlock the idea</w:t>
+      </w:r>
+    </w:p>
+    <w:p>
+      <w:r>
+        <w:t>Use the vocabulary of Batching and epochs to explain a concrete decision, rather than only memorising definitions.</w:t>
       </w:r>
     </w:p>
     <w:tbl>
@@ -703,6 +1483,11 @@
       </w:pPr>
       <w:r>
         <w:t>06. Follow a worked example</w:t>
+      </w:r>
+    </w:p>
+    <w:p>
+      <w:r>
+        <w:t>Follow the worked trace for Batching and epochs, predict a step, then compare with its explanation.</w:t>
       </w:r>
     </w:p>
     <w:p>
@@ -898,7 +1683,13 @@
       </w:r>
     </w:p>
     <w:p>
-      <w:r>
+      <w:pPr>
+        <w:spacing w:line="336" w:lineRule="auto" w:after="180"/>
+      </w:pPr>
+      <w:r>
+        <w:rPr>
+          <w:b w:val="0"/>
+        </w:rPr>
         <w:t>Cover the result before checking it. Say what is given, choose the procedure, and follow one step at a time. Then uncover the result and explain your first mismatch. Ask why a step is allowed, not only what number it produces.</w:t>
       </w:r>
     </w:p>
@@ -911,8 +1702,38 @@
       </w:r>
     </w:p>
     <w:p>
-      <w:r>
-        <w:t>Show why an epoch’s example order can matter for single-example updates.</w:t>
+      <w:pPr>
+        <w:spacing w:line="336" w:lineRule="auto" w:after="180"/>
+      </w:pPr>
+      <w:r>
+        <w:rPr>
+          <w:b w:val="0"/>
+        </w:rPr>
+        <w:t xml:space="preserve">Show why an </w:t>
+      </w:r>
+      <w:r>
+        <w:rPr>
+          <w:b/>
+        </w:rPr>
+        <w:t>epoch</w:t>
+      </w:r>
+      <w:r>
+        <w:rPr>
+          <w:b w:val="0"/>
+        </w:rPr>
+        <w:t xml:space="preserve">’s example order can matter for single-example </w:t>
+      </w:r>
+      <w:r>
+        <w:rPr>
+          <w:b/>
+        </w:rPr>
+        <w:t>update</w:t>
+      </w:r>
+      <w:r>
+        <w:rPr>
+          <w:b w:val="0"/>
+        </w:rPr>
+        <w:t>s.</w:t>
       </w:r>
     </w:p>
     <w:p>
@@ -924,13 +1745,67 @@
       </w:r>
     </w:p>
     <w:p>
-      <w:r>
-        <w:t>Toy y=wx, rate 0.1, squared loss, start w = 0. Training A=(x = 1, target 2), B=(x = 2, target 0).</w:t>
-      </w:r>
-    </w:p>
-    <w:p>
-      <w:r>
-        <w:t>All inputs and outcomes in this worked example are invented classroom data; no real model run is claimed.</w:t>
+      <w:pPr>
+        <w:pStyle w:val="Heading3"/>
+      </w:pPr>
+      <w:r>
+        <w:t>Supplied facts</w:t>
+      </w:r>
+    </w:p>
+    <w:p>
+      <w:pPr>
+        <w:spacing w:line="336" w:lineRule="auto" w:after="180"/>
+        <w:shd w:fill="F1F6FC"/>
+      </w:pPr>
+      <w:r>
+        <w:rPr>
+          <w:b w:val="0"/>
+        </w:rPr>
+        <w:t xml:space="preserve">Toy y=wx, rate 0.1, squared loss, start w = 0. </w:t>
+      </w:r>
+      <w:r>
+        <w:rPr>
+          <w:b/>
+        </w:rPr>
+        <w:t>Training</w:t>
+      </w:r>
+      <w:r>
+        <w:rPr>
+          <w:b w:val="0"/>
+        </w:rPr>
+        <w:t xml:space="preserve"> A=(x = 1, target 2), B=(x = 2, target 0).</w:t>
+      </w:r>
+    </w:p>
+    <w:p>
+      <w:pPr>
+        <w:pStyle w:val="Heading3"/>
+      </w:pPr>
+      <w:r>
+        <w:t>Supplied facts</w:t>
+      </w:r>
+    </w:p>
+    <w:p>
+      <w:pPr>
+        <w:spacing w:line="336" w:lineRule="auto" w:after="180"/>
+        <w:shd w:fill="F1F6FC"/>
+      </w:pPr>
+      <w:r>
+        <w:rPr>
+          <w:b w:val="0"/>
+        </w:rPr>
+        <w:t xml:space="preserve">All </w:t>
+      </w:r>
+      <w:r>
+        <w:rPr>
+          <w:b/>
+        </w:rPr>
+        <w:t>input</w:t>
+      </w:r>
+      <w:r>
+        <w:rPr>
+          <w:b w:val="0"/>
+        </w:rPr>
+        <w:t>s and outcomes in this worked example are invented classroom data; no real model run is claimed.</w:t>
       </w:r>
     </w:p>
     <w:p>
@@ -1093,31 +1968,199 @@
       </w:r>
     </w:p>
     <w:p>
-      <w:r>
-        <w:t>A single-example update changes the weight before the next example’s gradient is calculated. Reversing the example order can therefore change the path. A full-batch update computes both gradients at the same starting weight and averages them before changing that weight. The distinction is when the update occurs, not whether the examples have different labels.</w:t>
-      </w:r>
-    </w:p>
-    <w:p>
       <w:pPr>
         <w:pStyle w:val="Heading3"/>
       </w:pPr>
       <w:r>
+        <w:t>Why the result follows</w:t>
+      </w:r>
+    </w:p>
+    <w:p>
+      <w:pPr>
+        <w:spacing w:line="336" w:lineRule="auto" w:after="180"/>
+        <w:shd w:fill="F1F6FC"/>
+      </w:pPr>
+      <w:r>
+        <w:rPr>
+          <w:b w:val="0"/>
+        </w:rPr>
+        <w:t xml:space="preserve">A single-example </w:t>
+      </w:r>
+      <w:r>
+        <w:rPr>
+          <w:b/>
+        </w:rPr>
+        <w:t>update</w:t>
+      </w:r>
+      <w:r>
+        <w:rPr>
+          <w:b w:val="0"/>
+        </w:rPr>
+        <w:t xml:space="preserve"> changes the weight before the next example’s gradient is calculated. Reversing the example order can therefore change the path.</w:t>
+      </w:r>
+    </w:p>
+    <w:p>
+      <w:pPr>
+        <w:spacing w:line="336" w:lineRule="auto" w:after="180"/>
+        <w:shd w:fill="F1F6FC"/>
+      </w:pPr>
+      <w:r>
+        <w:rPr>
+          <w:b w:val="0"/>
+        </w:rPr>
+        <w:t>A full-</w:t>
+      </w:r>
+      <w:r>
+        <w:rPr>
+          <w:b/>
+        </w:rPr>
+        <w:t>batch</w:t>
+      </w:r>
+      <w:r>
+        <w:rPr>
+          <w:b w:val="0"/>
+        </w:rPr>
+        <w:t xml:space="preserve"> </w:t>
+      </w:r>
+      <w:r>
+        <w:rPr>
+          <w:b/>
+        </w:rPr>
+        <w:t>update</w:t>
+      </w:r>
+      <w:r>
+        <w:rPr>
+          <w:b w:val="0"/>
+        </w:rPr>
+        <w:t xml:space="preserve"> computes both gradients at the same starting weight and averages them before changing that weight. The distinction is when the </w:t>
+      </w:r>
+      <w:r>
+        <w:rPr>
+          <w:b/>
+        </w:rPr>
+        <w:t>update</w:t>
+      </w:r>
+      <w:r>
+        <w:rPr>
+          <w:b w:val="0"/>
+        </w:rPr>
+        <w:t xml:space="preserve"> occurs, not whether the examples have different labels.</w:t>
+      </w:r>
+    </w:p>
+    <w:p>
+      <w:pPr>
+        <w:pStyle w:val="Heading3"/>
+      </w:pPr>
+      <w:r>
         <w:t>What this example does not establish</w:t>
       </w:r>
     </w:p>
     <w:p>
-      <w:r>
-        <w:t>Different order effects do not mean a universally better batching strategy; compare declared schedules and budgets fairly.</w:t>
-      </w:r>
-    </w:p>
-    <w:p>
-      <w:r>
-        <w:t>Read the labelled picture: Why do the single-example orders finish at different weights? Point to the relevant step in the picture, then write the changed result and the rule or evidence that supports it.</w:t>
-      </w:r>
-    </w:p>
-    <w:p>
-      <w:r>
-        <w:t>Change one thing: Use only one full-batch update after reversing record order. Predict the result before checking the explanation. What remains the same?</w:t>
+      <w:pPr>
+        <w:pStyle w:val="Heading3"/>
+      </w:pPr>
+      <w:r>
+        <w:t>Keep the stated limit</w:t>
+      </w:r>
+    </w:p>
+    <w:p>
+      <w:pPr>
+        <w:spacing w:line="336" w:lineRule="auto" w:after="180"/>
+        <w:shd w:fill="FFF5E6"/>
+      </w:pPr>
+      <w:r>
+        <w:rPr>
+          <w:b w:val="0"/>
+        </w:rPr>
+        <w:t xml:space="preserve">Different order effects do not mean a universally better </w:t>
+      </w:r>
+      <w:r>
+        <w:rPr>
+          <w:b/>
+        </w:rPr>
+        <w:t>batch</w:t>
+      </w:r>
+      <w:r>
+        <w:rPr>
+          <w:b w:val="0"/>
+        </w:rPr>
+        <w:t>ing strategy; compare declared schedules and budgets fairly.</w:t>
+      </w:r>
+    </w:p>
+    <w:p>
+      <w:pPr>
+        <w:pStyle w:val="Heading3"/>
+      </w:pPr>
+      <w:r>
+        <w:t>Keep the stated limit</w:t>
+      </w:r>
+    </w:p>
+    <w:p>
+      <w:pPr>
+        <w:spacing w:line="336" w:lineRule="auto" w:after="180"/>
+        <w:shd w:fill="FFF5E6"/>
+      </w:pPr>
+      <w:r>
+        <w:rPr>
+          <w:b w:val="0"/>
+        </w:rPr>
+        <w:t xml:space="preserve">Read the labelled picture: Why do the single-example orders finish at different weights? Point to the relevant step in the picture, then write the changed result and the rule or </w:t>
+      </w:r>
+      <w:r>
+        <w:rPr>
+          <w:b/>
+        </w:rPr>
+        <w:t>evidence</w:t>
+      </w:r>
+      <w:r>
+        <w:rPr>
+          <w:b w:val="0"/>
+        </w:rPr>
+        <w:t xml:space="preserve"> that supports it.</w:t>
+      </w:r>
+    </w:p>
+    <w:p>
+      <w:pPr>
+        <w:pStyle w:val="Heading3"/>
+      </w:pPr>
+      <w:r>
+        <w:t>Keep the stated limit</w:t>
+      </w:r>
+    </w:p>
+    <w:p>
+      <w:pPr>
+        <w:spacing w:line="336" w:lineRule="auto" w:after="180"/>
+        <w:shd w:fill="FFF5E6"/>
+      </w:pPr>
+      <w:r>
+        <w:rPr>
+          <w:b w:val="0"/>
+        </w:rPr>
+        <w:t>Change one thing: Use only one full-</w:t>
+      </w:r>
+      <w:r>
+        <w:rPr>
+          <w:b/>
+        </w:rPr>
+        <w:t>batch</w:t>
+      </w:r>
+      <w:r>
+        <w:rPr>
+          <w:b w:val="0"/>
+        </w:rPr>
+        <w:t xml:space="preserve"> </w:t>
+      </w:r>
+      <w:r>
+        <w:rPr>
+          <w:b/>
+        </w:rPr>
+        <w:t>update</w:t>
+      </w:r>
+      <w:r>
+        <w:rPr>
+          <w:b w:val="0"/>
+        </w:rPr>
+        <w:t xml:space="preserve"> after reversing record order. Predict the result before checking the explanation. What remains the same?</w:t>
       </w:r>
     </w:p>
     <w:p>
@@ -1130,12 +2173,7 @@
     </w:p>
     <w:p>
       <w:r>
-        <w:t>Batch losses observed during training can refer to different parameter values and different examples. They are not automatically the full training loss of the final model. To compare final models, freeze each one and evaluate every training example again. Here full training MSE is 2.5 times (v - 2) squared: at v = 1 it is 2.5, and at v = 1.68 it is 0.256. These are training results only.</w:t>
-      </w:r>
-    </w:p>
-    <w:p>
-      <w:r>
-        <w:t>Even at one fixed model, averaging batch means without their sizes gives the wrong dataset mean when batches have different lengths. Suppose the squared errors on A to E are [1, 1, 4, 4, 9]. Batch means for lengths 2, 2, 1 are [1, 4, 9]. Full MSE is (2 times 1 + 2 times 4 + 1 times 9) / 5 = 3.8, not (1 + 4 + 9) / 3. Use example counts as weights.</w:t>
+        <w:t>Find the unsupported step in the Batching and epochs claim and explain a repair using the supplied evidence.</w:t>
       </w:r>
     </w:p>
     <w:p>
@@ -1143,12 +2181,190 @@
         <w:pStyle w:val="Heading3"/>
       </w:pPr>
       <w:r>
+        <w:t>Check the claim against the facts</w:t>
+      </w:r>
+    </w:p>
+    <w:p>
+      <w:pPr>
+        <w:spacing w:line="336" w:lineRule="auto" w:after="180"/>
+        <w:shd w:fill="FFF5E6"/>
+      </w:pPr>
+      <w:r>
+        <w:rPr>
+          <w:b/>
+        </w:rPr>
+        <w:t>Batch</w:t>
+      </w:r>
+      <w:r>
+        <w:rPr>
+          <w:b w:val="0"/>
+        </w:rPr>
+        <w:t xml:space="preserve"> losses observed during </w:t>
+      </w:r>
+      <w:r>
+        <w:rPr>
+          <w:b/>
+        </w:rPr>
+        <w:t>training</w:t>
+      </w:r>
+      <w:r>
+        <w:rPr>
+          <w:b w:val="0"/>
+        </w:rPr>
+        <w:t xml:space="preserve"> can refer to different parameter values and different examples. They are not automatically the full </w:t>
+      </w:r>
+      <w:r>
+        <w:rPr>
+          <w:b/>
+        </w:rPr>
+        <w:t>training</w:t>
+      </w:r>
+      <w:r>
+        <w:rPr>
+          <w:b w:val="0"/>
+        </w:rPr>
+        <w:t xml:space="preserve"> loss of the final model.</w:t>
+      </w:r>
+    </w:p>
+    <w:p>
+      <w:pPr>
+        <w:spacing w:line="336" w:lineRule="auto" w:after="180"/>
+        <w:shd w:fill="FFF5E6"/>
+      </w:pPr>
+      <w:r>
+        <w:rPr>
+          <w:b w:val="0"/>
+        </w:rPr>
+        <w:t xml:space="preserve">To compare final models, freeze each one and evaluate every </w:t>
+      </w:r>
+      <w:r>
+        <w:rPr>
+          <w:b/>
+        </w:rPr>
+        <w:t>training</w:t>
+      </w:r>
+      <w:r>
+        <w:rPr>
+          <w:b w:val="0"/>
+        </w:rPr>
+        <w:t xml:space="preserve"> example again. Here full </w:t>
+      </w:r>
+      <w:r>
+        <w:rPr>
+          <w:b/>
+        </w:rPr>
+        <w:t>training</w:t>
+      </w:r>
+      <w:r>
+        <w:rPr>
+          <w:b w:val="0"/>
+        </w:rPr>
+        <w:t xml:space="preserve"> MSE is 2.5 times (v - 2) squared: at v = 1 it is 2.5, and at v = 1.68 it is 0.256. These are </w:t>
+      </w:r>
+      <w:r>
+        <w:rPr>
+          <w:b/>
+        </w:rPr>
+        <w:t>training</w:t>
+      </w:r>
+      <w:r>
+        <w:rPr>
+          <w:b w:val="0"/>
+        </w:rPr>
+        <w:t xml:space="preserve"> results only.</w:t>
+      </w:r>
+    </w:p>
+    <w:p>
+      <w:pPr>
+        <w:pStyle w:val="Heading3"/>
+      </w:pPr>
+      <w:r>
+        <w:t>Check the claim against the facts</w:t>
+      </w:r>
+    </w:p>
+    <w:p>
+      <w:pPr>
+        <w:spacing w:line="336" w:lineRule="auto" w:after="180"/>
+        <w:shd w:fill="FFF5E6"/>
+      </w:pPr>
+      <w:r>
+        <w:rPr>
+          <w:b w:val="0"/>
+        </w:rPr>
+        <w:t xml:space="preserve">Even at one fixed model, averaging </w:t>
+      </w:r>
+      <w:r>
+        <w:rPr>
+          <w:b/>
+        </w:rPr>
+        <w:t>batch</w:t>
+      </w:r>
+      <w:r>
+        <w:rPr>
+          <w:b w:val="0"/>
+        </w:rPr>
+        <w:t xml:space="preserve"> means without their sizes gives the wrong dataset mean when </w:t>
+      </w:r>
+      <w:r>
+        <w:rPr>
+          <w:b/>
+        </w:rPr>
+        <w:t>batch</w:t>
+      </w:r>
+      <w:r>
+        <w:rPr>
+          <w:b w:val="0"/>
+        </w:rPr>
+        <w:t>es have different lengths. Suppose the squared errors on A to E are [1, 1, 4, 4, 9].</w:t>
+      </w:r>
+    </w:p>
+    <w:p>
+      <w:pPr>
+        <w:spacing w:line="336" w:lineRule="auto" w:after="180"/>
+        <w:shd w:fill="FFF5E6"/>
+      </w:pPr>
+      <w:r>
+        <w:rPr>
+          <w:b/>
+        </w:rPr>
+        <w:t>Batch</w:t>
+      </w:r>
+      <w:r>
+        <w:rPr>
+          <w:b w:val="0"/>
+        </w:rPr>
+        <w:t xml:space="preserve"> means for lengths 2, 2, 1 are [1, 4, 9]. Full MSE is (2 times 1 + 2 times 4 + 1 times 9) / 5 = 3.8, not (1 + 4 + 9) / 3. Use example counts as weights.</w:t>
+      </w:r>
+    </w:p>
+    <w:p>
+      <w:pPr>
+        <w:pStyle w:val="Heading3"/>
+      </w:pPr>
+      <w:r>
         <w:t>Locate the earliest unsupported step</w:t>
       </w:r>
     </w:p>
     <w:p>
-      <w:r>
-        <w:t>At one frozen model, batches of sizes 3 and 1 have mean squared errors 2 and 10. Find the full MSE and explain why the average of 2 and 10 is wrong.</w:t>
+      <w:pPr>
+        <w:spacing w:line="336" w:lineRule="auto" w:after="180"/>
+      </w:pPr>
+      <w:r>
+        <w:rPr>
+          <w:b w:val="0"/>
+        </w:rPr>
+        <w:t xml:space="preserve">At one frozen model, </w:t>
+      </w:r>
+      <w:r>
+        <w:rPr>
+          <w:b/>
+        </w:rPr>
+        <w:t>batch</w:t>
+      </w:r>
+      <w:r>
+        <w:rPr>
+          <w:b w:val="0"/>
+        </w:rPr>
+        <w:t>es of sizes 3 and 1 have mean squared errors 2 and 10. Find the full MSE and explain why the average of 2 and 10 is wrong.</w:t>
       </w:r>
     </w:p>
     <w:p>
@@ -1199,7 +2415,78 @@
     </w:p>
     <w:p>
       <w:r>
-        <w:t>For 10 rows, batch size 4 and three epochs, retaining the final batch, list batch lengths and count total updates and example visits.</w:t>
+        <w:t>Practise Batching and epochs with support, then explain the deciding step in your own words.</w:t>
+      </w:r>
+    </w:p>
+    <w:p>
+      <w:pPr>
+        <w:spacing w:line="336" w:lineRule="auto" w:after="180"/>
+      </w:pPr>
+      <w:r>
+        <w:rPr>
+          <w:b w:val="0"/>
+        </w:rPr>
+        <w:t xml:space="preserve">For 10 rows, </w:t>
+      </w:r>
+      <w:r>
+        <w:rPr>
+          <w:b/>
+        </w:rPr>
+        <w:t>batch size</w:t>
+      </w:r>
+      <w:r>
+        <w:rPr>
+          <w:b w:val="0"/>
+        </w:rPr>
+        <w:t xml:space="preserve"> 4 and three </w:t>
+      </w:r>
+      <w:r>
+        <w:rPr>
+          <w:b/>
+        </w:rPr>
+        <w:t>epoch</w:t>
+      </w:r>
+      <w:r>
+        <w:rPr>
+          <w:b w:val="0"/>
+        </w:rPr>
+        <w:t xml:space="preserve">s, retaining the final </w:t>
+      </w:r>
+      <w:r>
+        <w:rPr>
+          <w:b/>
+        </w:rPr>
+        <w:t>batch</w:t>
+      </w:r>
+      <w:r>
+        <w:rPr>
+          <w:b w:val="0"/>
+        </w:rPr>
+        <w:t xml:space="preserve">, list </w:t>
+      </w:r>
+      <w:r>
+        <w:rPr>
+          <w:b/>
+        </w:rPr>
+        <w:t>batch</w:t>
+      </w:r>
+      <w:r>
+        <w:rPr>
+          <w:b w:val="0"/>
+        </w:rPr>
+        <w:t xml:space="preserve"> lengths and count total </w:t>
+      </w:r>
+      <w:r>
+        <w:rPr>
+          <w:b/>
+        </w:rPr>
+        <w:t>update</w:t>
+      </w:r>
+      <w:r>
+        <w:rPr>
+          <w:b w:val="0"/>
+        </w:rPr>
+        <w:t>s and example visits.</w:t>
       </w:r>
     </w:p>
     <w:p>
@@ -1267,8 +2554,50 @@
       </w:r>
     </w:p>
     <w:p>
-      <w:r>
-        <w:t>Use workbook W2 for the connected example “Batching and epochs”. First fill the input and rule boxes. Try the middle steps before asking for a hint. After a hint, try the next step yourself.</w:t>
+      <w:pPr>
+        <w:spacing w:line="336" w:lineRule="auto" w:after="180"/>
+      </w:pPr>
+      <w:r>
+        <w:rPr>
+          <w:b w:val="0"/>
+        </w:rPr>
+        <w:t>Use workbook W2 for the connected example “</w:t>
+      </w:r>
+      <w:r>
+        <w:rPr>
+          <w:b/>
+        </w:rPr>
+        <w:t>Batch</w:t>
+      </w:r>
+      <w:r>
+        <w:rPr>
+          <w:b w:val="0"/>
+        </w:rPr>
+        <w:t xml:space="preserve">ing and </w:t>
+      </w:r>
+      <w:r>
+        <w:rPr>
+          <w:b/>
+        </w:rPr>
+        <w:t>epoch</w:t>
+      </w:r>
+      <w:r>
+        <w:rPr>
+          <w:b w:val="0"/>
+        </w:rPr>
+        <w:t xml:space="preserve">s”. First fill the </w:t>
+      </w:r>
+      <w:r>
+        <w:rPr>
+          <w:b/>
+        </w:rPr>
+        <w:t>input</w:t>
+      </w:r>
+      <w:r>
+        <w:rPr>
+          <w:b w:val="0"/>
+        </w:rPr>
+        <w:t xml:space="preserve"> and rule boxes. Try the middle steps before asking for a hint. After a hint, try the next step yourself.</w:t>
       </w:r>
     </w:p>
     <w:tbl>
@@ -1351,7 +2680,13 @@
       </w:tr>
     </w:tbl>
     <w:p>
-      <w:r>
+      <w:pPr>
+        <w:spacing w:line="336" w:lineRule="auto" w:after="180"/>
+      </w:pPr>
+      <w:r>
+        <w:rPr>
+          <w:b w:val="0"/>
+        </w:rPr>
         <w:t>Explain your trace to a partner. Your partner points to one step to check. Swap roles on the next case. Each person writes their own explanation.</w:t>
       </w:r>
     </w:p>
@@ -1364,12 +2699,83 @@
       </w:r>
     </w:p>
     <w:p>
-      <w:r>
-        <w:t>Use the worked case for Batching and epochs. Proposed explanation: “One epoch always means one update”. Decide whether this explanation is supported. Point to the step or supplied fact that decides; explain your repair if needed.</w:t>
-      </w:r>
-    </w:p>
-    <w:p>
-      <w:r>
+      <w:pPr>
+        <w:spacing w:line="336" w:lineRule="auto" w:after="180"/>
+      </w:pPr>
+      <w:r>
+        <w:rPr>
+          <w:b w:val="0"/>
+        </w:rPr>
+        <w:t xml:space="preserve">Use the worked case for </w:t>
+      </w:r>
+      <w:r>
+        <w:rPr>
+          <w:b/>
+        </w:rPr>
+        <w:t>Batch</w:t>
+      </w:r>
+      <w:r>
+        <w:rPr>
+          <w:b w:val="0"/>
+        </w:rPr>
+        <w:t xml:space="preserve">ing and </w:t>
+      </w:r>
+      <w:r>
+        <w:rPr>
+          <w:b/>
+        </w:rPr>
+        <w:t>epoch</w:t>
+      </w:r>
+      <w:r>
+        <w:rPr>
+          <w:b w:val="0"/>
+        </w:rPr>
+        <w:t xml:space="preserve">s. Proposed explanation: “One </w:t>
+      </w:r>
+      <w:r>
+        <w:rPr>
+          <w:b/>
+        </w:rPr>
+        <w:t>epoch</w:t>
+      </w:r>
+      <w:r>
+        <w:rPr>
+          <w:b w:val="0"/>
+        </w:rPr>
+        <w:t xml:space="preserve"> always means one </w:t>
+      </w:r>
+      <w:r>
+        <w:rPr>
+          <w:b/>
+        </w:rPr>
+        <w:t>update</w:t>
+      </w:r>
+      <w:r>
+        <w:rPr>
+          <w:b w:val="0"/>
+        </w:rPr>
+        <w:t>”. Decide whether this explanation is supported.</w:t>
+      </w:r>
+    </w:p>
+    <w:p>
+      <w:pPr>
+        <w:spacing w:line="336" w:lineRule="auto" w:after="180"/>
+      </w:pPr>
+      <w:r>
+        <w:rPr>
+          <w:b w:val="0"/>
+        </w:rPr>
+        <w:t>Point to the step or supplied fact that decides; explain your repair if needed.</w:t>
+      </w:r>
+    </w:p>
+    <w:p>
+      <w:pPr>
+        <w:spacing w:line="336" w:lineRule="auto" w:after="180"/>
+      </w:pPr>
+      <w:r>
+        <w:rPr>
+          <w:b w:val="0"/>
+        </w:rPr>
         <w:t>Answer on your own before discussion. If you are unsure, say which step you need help with.</w:t>
       </w:r>
     </w:p>
@@ -1382,8 +2788,26 @@
       </w:r>
     </w:p>
     <w:p>
-      <w:r>
-        <w:t>Why do the single-example orders finish at different weights? Point to the relevant step in the picture, then write the changed result and the rule or evidence that supports it.</w:t>
+      <w:pPr>
+        <w:spacing w:line="336" w:lineRule="auto" w:after="180"/>
+      </w:pPr>
+      <w:r>
+        <w:rPr>
+          <w:b w:val="0"/>
+        </w:rPr>
+        <w:t xml:space="preserve">Why do the single-example orders finish at different weights? Point to the relevant step in the picture, then write the changed result and the rule or </w:t>
+      </w:r>
+      <w:r>
+        <w:rPr>
+          <w:b/>
+        </w:rPr>
+        <w:t>evidence</w:t>
+      </w:r>
+      <w:r>
+        <w:rPr>
+          <w:b w:val="0"/>
+        </w:rPr>
+        <w:t xml:space="preserve"> that supports it.</w:t>
       </w:r>
     </w:p>
     <w:p>
@@ -1415,7 +2839,13 @@
       </w:r>
     </w:p>
     <w:p>
-      <w:r>
+      <w:pPr>
+        <w:spacing w:line="336" w:lineRule="auto" w:after="180"/>
+      </w:pPr>
+      <w:r>
+        <w:rPr>
+          <w:b w:val="0"/>
+        </w:rPr>
         <w:t>This is supported practice. Keep the separately named independent case for an attempt before feedback.</w:t>
       </w:r>
     </w:p>
@@ -1428,6 +2858,11 @@
       </w:r>
     </w:p>
     <w:p>
+      <w:r>
+        <w:t>Investigate Batching and epochs. Record the prediction, actual observation or labelled paper trace, explanation and next test separately.</w:t>
+      </w:r>
+    </w:p>
+    <w:p>
       <w:pPr>
         <w:pStyle w:val="Heading3"/>
       </w:pPr>
@@ -1436,7 +2871,13 @@
       </w:r>
     </w:p>
     <w:p>
-      <w:r>
+      <w:pPr>
+        <w:spacing w:line="336" w:lineRule="auto" w:after="180"/>
+      </w:pPr>
+      <w:r>
+        <w:rPr>
+          <w:b w:val="0"/>
+        </w:rPr>
         <w:t>For A then B separately in the lesson, a learner computes both gradients at v = 0, then applies them to get v = 2. Explain the error and give the correct final value.</w:t>
       </w:r>
     </w:p>
@@ -1615,7 +3056,13 @@
       </w:tr>
     </w:tbl>
     <w:p>
-      <w:r>
+      <w:pPr>
+        <w:spacing w:line="336" w:lineRule="auto" w:after="180"/>
+      </w:pPr>
+      <w:r>
+        <w:rPr>
+          <w:b w:val="0"/>
+        </w:rPr>
         <w:t>On paper, trace the supplied procedure. If code is provided, predict before running it in a local practice file. Never write an expected answer as though it were an observed run.</w:t>
       </w:r>
     </w:p>
@@ -1628,7 +3075,13 @@
       </w:r>
     </w:p>
     <w:p>
-      <w:r>
+      <w:pPr>
+        <w:spacing w:line="336" w:lineRule="auto" w:after="180"/>
+      </w:pPr>
+      <w:r>
+        <w:rPr>
+          <w:b w:val="0"/>
+        </w:rPr>
         <w:t>Before trying: what do I expect, and why? While trying: which step could first go wrong? Afterwards: what did I actually observe, and what should change? Keep “not run” if you only traced the procedure.</w:t>
       </w:r>
     </w:p>
@@ -1641,6 +3094,11 @@
       </w:r>
     </w:p>
     <w:p>
+      <w:r>
+        <w:t>Move from recall to tracing, diagnosis and transfer in Batching and epochs. Explain why each step is justified.</w:t>
+      </w:r>
+    </w:p>
+    <w:p>
       <w:pPr>
         <w:pStyle w:val="Heading3"/>
       </w:pPr>
@@ -1649,18 +3107,145 @@
       </w:r>
     </w:p>
     <w:p>
-      <w:r>
-        <w:t>For 10 rows, batch size 4 and three epochs, retaining the final batch, list batch lengths and count total updates and example visits.</w:t>
-      </w:r>
-    </w:p>
-    <w:p>
-      <w:r>
-        <w:t>At one frozen model, batches of sizes 3 and 1 have mean squared errors 2 and 10. Find the full MSE and explain why the average of 2 and 10 is wrong.</w:t>
-      </w:r>
-    </w:p>
-    <w:p>
-      <w:r>
-        <w:t>A program processes 11 rows using size 4 and drops the last incomplete batch. How many examples did it visit and how many updates occurred? What must its report disclose?</w:t>
+      <w:pPr>
+        <w:spacing w:line="336" w:lineRule="auto" w:after="180"/>
+      </w:pPr>
+      <w:r>
+        <w:rPr>
+          <w:b w:val="0"/>
+        </w:rPr>
+        <w:t xml:space="preserve">For 10 rows, </w:t>
+      </w:r>
+      <w:r>
+        <w:rPr>
+          <w:b/>
+        </w:rPr>
+        <w:t>batch size</w:t>
+      </w:r>
+      <w:r>
+        <w:rPr>
+          <w:b w:val="0"/>
+        </w:rPr>
+        <w:t xml:space="preserve"> 4 and three </w:t>
+      </w:r>
+      <w:r>
+        <w:rPr>
+          <w:b/>
+        </w:rPr>
+        <w:t>epoch</w:t>
+      </w:r>
+      <w:r>
+        <w:rPr>
+          <w:b w:val="0"/>
+        </w:rPr>
+        <w:t xml:space="preserve">s, retaining the final </w:t>
+      </w:r>
+      <w:r>
+        <w:rPr>
+          <w:b/>
+        </w:rPr>
+        <w:t>batch</w:t>
+      </w:r>
+      <w:r>
+        <w:rPr>
+          <w:b w:val="0"/>
+        </w:rPr>
+        <w:t xml:space="preserve">, list </w:t>
+      </w:r>
+      <w:r>
+        <w:rPr>
+          <w:b/>
+        </w:rPr>
+        <w:t>batch</w:t>
+      </w:r>
+      <w:r>
+        <w:rPr>
+          <w:b w:val="0"/>
+        </w:rPr>
+        <w:t xml:space="preserve"> lengths and count total </w:t>
+      </w:r>
+      <w:r>
+        <w:rPr>
+          <w:b/>
+        </w:rPr>
+        <w:t>update</w:t>
+      </w:r>
+      <w:r>
+        <w:rPr>
+          <w:b w:val="0"/>
+        </w:rPr>
+        <w:t>s and example visits.</w:t>
+      </w:r>
+    </w:p>
+    <w:p>
+      <w:pPr>
+        <w:spacing w:line="336" w:lineRule="auto" w:after="180"/>
+      </w:pPr>
+      <w:r>
+        <w:rPr>
+          <w:b w:val="0"/>
+        </w:rPr>
+        <w:t xml:space="preserve">At one frozen model, </w:t>
+      </w:r>
+      <w:r>
+        <w:rPr>
+          <w:b/>
+        </w:rPr>
+        <w:t>batch</w:t>
+      </w:r>
+      <w:r>
+        <w:rPr>
+          <w:b w:val="0"/>
+        </w:rPr>
+        <w:t>es of sizes 3 and 1 have mean squared errors 2 and 10. Find the full MSE and explain why the average of 2 and 10 is wrong.</w:t>
+      </w:r>
+    </w:p>
+    <w:p>
+      <w:pPr>
+        <w:spacing w:line="336" w:lineRule="auto" w:after="180"/>
+        <w:shd w:fill="F5F1FB"/>
+      </w:pPr>
+      <w:r>
+        <w:rPr>
+          <w:b w:val="0"/>
+        </w:rPr>
+        <w:t xml:space="preserve">A program </w:t>
+      </w:r>
+      <w:r>
+        <w:rPr>
+          <w:b/>
+        </w:rPr>
+        <w:t>process</w:t>
+      </w:r>
+      <w:r>
+        <w:rPr>
+          <w:b w:val="0"/>
+        </w:rPr>
+        <w:t xml:space="preserve">es 11 rows using size 4 and drops the last incomplete </w:t>
+      </w:r>
+      <w:r>
+        <w:rPr>
+          <w:b/>
+        </w:rPr>
+        <w:t>batch</w:t>
+      </w:r>
+      <w:r>
+        <w:rPr>
+          <w:b w:val="0"/>
+        </w:rPr>
+        <w:t xml:space="preserve">. How many examples did it visit and how many </w:t>
+      </w:r>
+      <w:r>
+        <w:rPr>
+          <w:b/>
+        </w:rPr>
+        <w:t>update</w:t>
+      </w:r>
+      <w:r>
+        <w:rPr>
+          <w:b w:val="0"/>
+        </w:rPr>
+        <w:t>s occurred? What must its report disclose?</w:t>
       </w:r>
     </w:p>
     <w:p>
@@ -1706,7 +3291,125 @@
     </w:p>
     <w:p>
       <w:r>
-        <w:t>Add a labelled batching and epochs evidence sheet to Image-pattern Network Investigation. Show how you can distinguish an example a batch an update and an epoch. Use the supplied fictional case and keep its inputs, intermediate steps, calculation or prediction, and limitation. Connect this record to last week’s record; a matching answer without a trace is insufficient.</w:t>
+        <w:t>Apply this week’s idea to Image-pattern Network Investigation. Keep an annotated decision and the evidence supporting it.</w:t>
+      </w:r>
+    </w:p>
+    <w:p>
+      <w:pPr>
+        <w:spacing w:line="336" w:lineRule="auto" w:after="180"/>
+      </w:pPr>
+      <w:r>
+        <w:rPr>
+          <w:b w:val="0"/>
+        </w:rPr>
+        <w:t xml:space="preserve">Add a labelled </w:t>
+      </w:r>
+      <w:r>
+        <w:rPr>
+          <w:b/>
+        </w:rPr>
+        <w:t>batch</w:t>
+      </w:r>
+      <w:r>
+        <w:rPr>
+          <w:b w:val="0"/>
+        </w:rPr>
+        <w:t xml:space="preserve">ing and </w:t>
+      </w:r>
+      <w:r>
+        <w:rPr>
+          <w:b/>
+        </w:rPr>
+        <w:t>epoch</w:t>
+      </w:r>
+      <w:r>
+        <w:rPr>
+          <w:b w:val="0"/>
+        </w:rPr>
+        <w:t xml:space="preserve">s </w:t>
+      </w:r>
+      <w:r>
+        <w:rPr>
+          <w:b/>
+        </w:rPr>
+        <w:t>evidence</w:t>
+      </w:r>
+      <w:r>
+        <w:rPr>
+          <w:b w:val="0"/>
+        </w:rPr>
+        <w:t xml:space="preserve"> sheet to Image-pattern Network Investigation. Show how you can distinguish an example a </w:t>
+      </w:r>
+      <w:r>
+        <w:rPr>
+          <w:b/>
+        </w:rPr>
+        <w:t>batch</w:t>
+      </w:r>
+      <w:r>
+        <w:rPr>
+          <w:b w:val="0"/>
+        </w:rPr>
+        <w:t xml:space="preserve"> an </w:t>
+      </w:r>
+      <w:r>
+        <w:rPr>
+          <w:b/>
+        </w:rPr>
+        <w:t>update</w:t>
+      </w:r>
+      <w:r>
+        <w:rPr>
+          <w:b w:val="0"/>
+        </w:rPr>
+        <w:t xml:space="preserve"> and an </w:t>
+      </w:r>
+      <w:r>
+        <w:rPr>
+          <w:b/>
+        </w:rPr>
+        <w:t>epoch</w:t>
+      </w:r>
+      <w:r>
+        <w:rPr>
+          <w:b w:val="0"/>
+        </w:rPr>
+        <w:t>.</w:t>
+      </w:r>
+    </w:p>
+    <w:p>
+      <w:pPr>
+        <w:spacing w:line="336" w:lineRule="auto" w:after="180"/>
+      </w:pPr>
+      <w:r>
+        <w:rPr>
+          <w:b w:val="0"/>
+        </w:rPr>
+        <w:t xml:space="preserve">Use the supplied fictional case and keep its </w:t>
+      </w:r>
+      <w:r>
+        <w:rPr>
+          <w:b/>
+        </w:rPr>
+        <w:t>input</w:t>
+      </w:r>
+      <w:r>
+        <w:rPr>
+          <w:b w:val="0"/>
+        </w:rPr>
+        <w:t xml:space="preserve">s, intermediate steps, calculation or </w:t>
+      </w:r>
+      <w:r>
+        <w:rPr>
+          <w:b/>
+        </w:rPr>
+        <w:t>prediction</w:t>
+      </w:r>
+      <w:r>
+        <w:rPr>
+          <w:b w:val="0"/>
+        </w:rPr>
+        <w:t>, and limitation. Connect this record to last week’s record; a matching answer without a trace is insufficient.</w:t>
       </w:r>
     </w:p>
     <w:tbl>
@@ -1834,8 +3537,37 @@
       </w:r>
     </w:p>
     <w:p>
-      <w:r>
-        <w:t>For your Image-pattern Network Investigation, save the input, procedure, observed result and limitation of this check. Label this worked example as practice; use a different, previously unreviewed case when checking independent understanding.</w:t>
+      <w:pPr>
+        <w:spacing w:line="336" w:lineRule="auto" w:after="180"/>
+      </w:pPr>
+      <w:r>
+        <w:rPr>
+          <w:b w:val="0"/>
+        </w:rPr>
+        <w:t xml:space="preserve">For your Image-pattern Network Investigation, save the </w:t>
+      </w:r>
+      <w:r>
+        <w:rPr>
+          <w:b/>
+        </w:rPr>
+        <w:t>input</w:t>
+      </w:r>
+      <w:r>
+        <w:rPr>
+          <w:b w:val="0"/>
+        </w:rPr>
+        <w:t>, procedure, observed result and limitation of this check.</w:t>
+      </w:r>
+    </w:p>
+    <w:p>
+      <w:pPr>
+        <w:spacing w:line="336" w:lineRule="auto" w:after="180"/>
+      </w:pPr>
+      <w:r>
+        <w:rPr>
+          <w:b w:val="0"/>
+        </w:rPr>
+        <w:t>Label this worked example as practice; use a different, previously unreviewed case when checking independent understanding.</w:t>
       </w:r>
     </w:p>
     <w:p>
@@ -1848,7 +3580,101 @@
     </w:p>
     <w:p>
       <w:r>
-        <w:t>Equal epochs mean equal example visits under our rule, but changing batch size changes the number of updates. A comparison should report both counts, starting values, order, learning rate and the rule for the last batch. Neither smaller batches nor more updates guarantee better independent performance.</w:t>
+        <w:t>Use a genuinely new case for independent evidence. Previously discussed examples remain practice; use the separately named independent case before feedback.</w:t>
+      </w:r>
+    </w:p>
+    <w:p>
+      <w:pPr>
+        <w:spacing w:line="336" w:lineRule="auto" w:after="180"/>
+      </w:pPr>
+      <w:r>
+        <w:rPr>
+          <w:b w:val="0"/>
+        </w:rPr>
+        <w:t xml:space="preserve">Equal </w:t>
+      </w:r>
+      <w:r>
+        <w:rPr>
+          <w:b/>
+        </w:rPr>
+        <w:t>epoch</w:t>
+      </w:r>
+      <w:r>
+        <w:rPr>
+          <w:b w:val="0"/>
+        </w:rPr>
+        <w:t xml:space="preserve">s mean equal example visits under our rule, but changing </w:t>
+      </w:r>
+      <w:r>
+        <w:rPr>
+          <w:b/>
+        </w:rPr>
+        <w:t>batch size</w:t>
+      </w:r>
+      <w:r>
+        <w:rPr>
+          <w:b w:val="0"/>
+        </w:rPr>
+        <w:t xml:space="preserve"> changes the number of </w:t>
+      </w:r>
+      <w:r>
+        <w:rPr>
+          <w:b/>
+        </w:rPr>
+        <w:t>update</w:t>
+      </w:r>
+      <w:r>
+        <w:rPr>
+          <w:b w:val="0"/>
+        </w:rPr>
+        <w:t xml:space="preserve">s. A comparison should report both counts, starting values, order, learning rate and the rule for the last </w:t>
+      </w:r>
+      <w:r>
+        <w:rPr>
+          <w:b/>
+        </w:rPr>
+        <w:t>batch</w:t>
+      </w:r>
+      <w:r>
+        <w:rPr>
+          <w:b w:val="0"/>
+        </w:rPr>
+        <w:t>.</w:t>
+      </w:r>
+    </w:p>
+    <w:p>
+      <w:pPr>
+        <w:spacing w:line="336" w:lineRule="auto" w:after="180"/>
+      </w:pPr>
+      <w:r>
+        <w:rPr>
+          <w:b w:val="0"/>
+        </w:rPr>
+        <w:t xml:space="preserve">Neither smaller </w:t>
+      </w:r>
+      <w:r>
+        <w:rPr>
+          <w:b/>
+        </w:rPr>
+        <w:t>batch</w:t>
+      </w:r>
+      <w:r>
+        <w:rPr>
+          <w:b w:val="0"/>
+        </w:rPr>
+        <w:t xml:space="preserve">es nor more </w:t>
+      </w:r>
+      <w:r>
+        <w:rPr>
+          <w:b/>
+        </w:rPr>
+        <w:t>update</w:t>
+      </w:r>
+      <w:r>
+        <w:rPr>
+          <w:b w:val="0"/>
+        </w:rPr>
+        <w:t>s guarantee better independent performance.</w:t>
       </w:r>
     </w:p>
     <w:p>
@@ -1880,13 +3706,74 @@
       </w:r>
     </w:p>
     <w:p>
-      <w:r>
-        <w:t>Next week holds the batch rule fixed while comparing learning rates.</w:t>
-      </w:r>
-    </w:p>
-    <w:p>
-      <w:r>
-        <w:t>A program processes 11 rows using size 4 and drops the last incomplete batch. How many examples did it visit and how many updates occurred? What must its report disclose?</w:t>
+      <w:pPr>
+        <w:spacing w:line="336" w:lineRule="auto" w:after="180"/>
+      </w:pPr>
+      <w:r>
+        <w:rPr>
+          <w:b w:val="0"/>
+        </w:rPr>
+        <w:t xml:space="preserve">Next week holds the </w:t>
+      </w:r>
+      <w:r>
+        <w:rPr>
+          <w:b/>
+        </w:rPr>
+        <w:t>batch</w:t>
+      </w:r>
+      <w:r>
+        <w:rPr>
+          <w:b w:val="0"/>
+        </w:rPr>
+        <w:t xml:space="preserve"> rule fixed while comparing learning rates.</w:t>
+      </w:r>
+    </w:p>
+    <w:p>
+      <w:pPr>
+        <w:spacing w:line="336" w:lineRule="auto" w:after="180"/>
+        <w:shd w:fill="F5F1FB"/>
+      </w:pPr>
+      <w:r>
+        <w:rPr>
+          <w:b w:val="0"/>
+        </w:rPr>
+        <w:t xml:space="preserve">A program </w:t>
+      </w:r>
+      <w:r>
+        <w:rPr>
+          <w:b/>
+        </w:rPr>
+        <w:t>process</w:t>
+      </w:r>
+      <w:r>
+        <w:rPr>
+          <w:b w:val="0"/>
+        </w:rPr>
+        <w:t xml:space="preserve">es 11 rows using size 4 and drops the last incomplete </w:t>
+      </w:r>
+      <w:r>
+        <w:rPr>
+          <w:b/>
+        </w:rPr>
+        <w:t>batch</w:t>
+      </w:r>
+      <w:r>
+        <w:rPr>
+          <w:b w:val="0"/>
+        </w:rPr>
+        <w:t xml:space="preserve">. How many examples did it visit and how many </w:t>
+      </w:r>
+      <w:r>
+        <w:rPr>
+          <w:b/>
+        </w:rPr>
+        <w:t>update</w:t>
+      </w:r>
+      <w:r>
+        <w:rPr>
+          <w:b w:val="0"/>
+        </w:rPr>
+        <w:t>s occurred? What must its report disclose?</w:t>
       </w:r>
     </w:p>
     <w:p>
@@ -1923,6 +3810,11 @@
       </w:pPr>
       <w:r>
         <w:t>13. Study a complete case</w:t>
+      </w:r>
+    </w:p>
+    <w:p>
+      <w:r>
+        <w:t>Revisit the complete Batching and epochs case for supported practice. Repeated examples do not become fresh assessments.</w:t>
       </w:r>
     </w:p>
     <w:p>
@@ -2090,8 +3982,26 @@
       </w:r>
     </w:p>
     <w:p>
-      <w:r>
-        <w:t>Follow the input through the stated procedure to its result. Cover the result first, predict it, then explain every intermediate step. The text/table accompanies the figure so the example can be read without colour.</w:t>
+      <w:pPr>
+        <w:spacing w:line="336" w:lineRule="auto" w:after="180"/>
+      </w:pPr>
+      <w:r>
+        <w:rPr>
+          <w:b w:val="0"/>
+        </w:rPr>
+        <w:t xml:space="preserve">Follow the </w:t>
+      </w:r>
+      <w:r>
+        <w:rPr>
+          <w:b/>
+        </w:rPr>
+        <w:t>input</w:t>
+      </w:r>
+      <w:r>
+        <w:rPr>
+          <w:b w:val="0"/>
+        </w:rPr>
+        <w:t xml:space="preserve"> through the stated procedure to its result. Cover the result first, predict it, then explain every intermediate step. The text/table accompanies the figure so the example can be read without colour.</w:t>
       </w:r>
     </w:p>
     <w:p>
@@ -2141,6 +4051,11 @@
       </w:r>
     </w:p>
     <w:p>
+      <w:r>
+        <w:t>Attempt the reserved new case before feedback. Record support; the earlier examples below remain additional practice.</w:t>
+      </w:r>
+    </w:p>
+    <w:p>
       <w:pPr>
         <w:pStyle w:val="Heading3"/>
       </w:pPr>
@@ -2149,8 +4064,26 @@
       </w:r>
     </w:p>
     <w:p>
-      <w:r>
-        <w:t>Use A = (1, 1), B = (2, 0), h = ReLU(x), y = vh, v = 0 and rate 0.1. Train with size 1 for one epoch in A then B order, then restart at 0 and reverse the order. Show gradients and parameter values. Compare the final values.</w:t>
+      <w:pPr>
+        <w:spacing w:line="336" w:lineRule="auto" w:after="180"/>
+      </w:pPr>
+      <w:r>
+        <w:rPr>
+          <w:b w:val="0"/>
+        </w:rPr>
+        <w:t xml:space="preserve">Use A = (1, 1), B = (2, 0), h = ReLU(x), y = vh, v = 0 and rate 0.1. Train with size 1 for one </w:t>
+      </w:r>
+      <w:r>
+        <w:rPr>
+          <w:b/>
+        </w:rPr>
+        <w:t>epoch</w:t>
+      </w:r>
+      <w:r>
+        <w:rPr>
+          <w:b w:val="0"/>
+        </w:rPr>
+        <w:t xml:space="preserve"> in A then B order, then restart at 0 and reverse the order. Show gradients and parameter values. Compare the final values.</w:t>
       </w:r>
     </w:p>
     <w:p>
@@ -2197,7 +4130,13 @@
       </w:r>
     </w:p>
     <w:p>
-      <w:r>
+      <w:pPr>
+        <w:spacing w:line="336" w:lineRule="auto" w:after="180"/>
+      </w:pPr>
+      <w:r>
+        <w:rPr>
+          <w:b w:val="0"/>
+        </w:rPr>
         <w:t>Attempt this case before feedback. Record any help. Earlier examples below are further practice; a case already practised with feedback cannot establish fresh transfer.</w:t>
       </w:r>
     </w:p>
@@ -2210,8 +4149,26 @@
       </w:r>
     </w:p>
     <w:p>
-      <w:r>
-        <w:t>Use A = (1, 1), B = (2, 0), h = ReLU(x), y = vh, v = 0 and rate 0.1. Train with size 1 for one epoch in A then B order, then restart at 0 and reverse the order. Show gradients and parameter values. Compare the final values.</w:t>
+      <w:pPr>
+        <w:spacing w:line="336" w:lineRule="auto" w:after="180"/>
+      </w:pPr>
+      <w:r>
+        <w:rPr>
+          <w:b w:val="0"/>
+        </w:rPr>
+        <w:t xml:space="preserve">Use A = (1, 1), B = (2, 0), h = ReLU(x), y = vh, v = 0 and rate 0.1. Train with size 1 for one </w:t>
+      </w:r>
+      <w:r>
+        <w:rPr>
+          <w:b/>
+        </w:rPr>
+        <w:t>epoch</w:t>
+      </w:r>
+      <w:r>
+        <w:rPr>
+          <w:b w:val="0"/>
+        </w:rPr>
+        <w:t xml:space="preserve"> in A then B order, then restart at 0 and reverse the order. Show gradients and parameter values. Compare the final values.</w:t>
       </w:r>
     </w:p>
     <w:p>
@@ -2263,7 +4220,13 @@
       </w:r>
     </w:p>
     <w:p>
-      <w:r>
+      <w:pPr>
+        <w:spacing w:line="336" w:lineRule="auto" w:after="180"/>
+      </w:pPr>
+      <w:r>
+        <w:rPr>
+          <w:b w:val="0"/>
+        </w:rPr>
         <w:t>Record support used: none, hint or teacher explanation. After feedback, a different case is needed to demonstrate independence.</w:t>
       </w:r>
     </w:p>
@@ -2276,8 +4239,25 @@
       </w:r>
     </w:p>
     <w:p>
-      <w:r>
-        <w:t>Attempt the independent case before hints. Record whether you worked alone, used a hint or followed a model. After feedback, fix the first unsupported step and explain why it changed. A later check uses a changed case, not a copied answer.</w:t>
+      <w:pPr>
+        <w:spacing w:line="336" w:lineRule="auto" w:after="180"/>
+      </w:pPr>
+      <w:r>
+        <w:rPr>
+          <w:b w:val="0"/>
+        </w:rPr>
+        <w:t>Attempt the independent case before hints. Record whether you worked alone, used a hint or followed a model. After feedback, fix the first unsupported step and explain why it changed.</w:t>
+      </w:r>
+    </w:p>
+    <w:p>
+      <w:pPr>
+        <w:spacing w:line="336" w:lineRule="auto" w:after="180"/>
+      </w:pPr>
+      <w:r>
+        <w:rPr>
+          <w:b w:val="0"/>
+        </w:rPr>
+        <w:t>A later check uses a changed case, not a copied answer.</w:t>
       </w:r>
     </w:p>
     <w:p>
@@ -2290,7 +4270,42 @@
     </w:p>
     <w:p>
       <w:r>
-        <w:t>Start with this question: Show why an epoch’s example order can matter for single-example updates.</w:t>
+        <w:t>Use this map to navigate Batching and epochs, connect the goals to tasks and keep one evidence record for each attempt.</w:t>
+      </w:r>
+    </w:p>
+    <w:p>
+      <w:pPr>
+        <w:spacing w:line="336" w:lineRule="auto" w:after="180"/>
+      </w:pPr>
+      <w:r>
+        <w:rPr>
+          <w:b w:val="0"/>
+        </w:rPr>
+        <w:t xml:space="preserve">Start with this question: Show why an </w:t>
+      </w:r>
+      <w:r>
+        <w:rPr>
+          <w:b/>
+        </w:rPr>
+        <w:t>epoch</w:t>
+      </w:r>
+      <w:r>
+        <w:rPr>
+          <w:b w:val="0"/>
+        </w:rPr>
+        <w:t xml:space="preserve">’s example order can matter for single-example </w:t>
+      </w:r>
+      <w:r>
+        <w:rPr>
+          <w:b/>
+        </w:rPr>
+        <w:t>update</w:t>
+      </w:r>
+      <w:r>
+        <w:rPr>
+          <w:b w:val="0"/>
+        </w:rPr>
+        <w:t>s.</w:t>
       </w:r>
     </w:p>
     <w:tbl>
@@ -2396,13 +4411,61 @@
       </w:tr>
     </w:tbl>
     <w:p>
-      <w:r>
-        <w:t>Remember → watch and explain → try with help → investigate → try independently → keep project evidence. Your teacher may spread this lesson across several classes.</w:t>
-      </w:r>
-    </w:p>
-    <w:p>
-      <w:r>
-        <w:t>Keep your first prediction. Compare it with what the evidence shows and explain any change.</w:t>
+      <w:pPr>
+        <w:spacing w:line="336" w:lineRule="auto" w:after="180"/>
+      </w:pPr>
+      <w:r>
+        <w:rPr>
+          <w:b w:val="0"/>
+        </w:rPr>
+        <w:t xml:space="preserve">Remember → watch and explain → try with help → investigate → try independently → keep project </w:t>
+      </w:r>
+      <w:r>
+        <w:rPr>
+          <w:b/>
+        </w:rPr>
+        <w:t>evidence</w:t>
+      </w:r>
+      <w:r>
+        <w:rPr>
+          <w:b w:val="0"/>
+        </w:rPr>
+        <w:t>. Your teacher may spread this lesson across several classes.</w:t>
+      </w:r>
+    </w:p>
+    <w:p>
+      <w:pPr>
+        <w:spacing w:line="336" w:lineRule="auto" w:after="180"/>
+      </w:pPr>
+      <w:r>
+        <w:rPr>
+          <w:b w:val="0"/>
+        </w:rPr>
+        <w:t xml:space="preserve">Keep your first </w:t>
+      </w:r>
+      <w:r>
+        <w:rPr>
+          <w:b/>
+        </w:rPr>
+        <w:t>prediction</w:t>
+      </w:r>
+      <w:r>
+        <w:rPr>
+          <w:b w:val="0"/>
+        </w:rPr>
+        <w:t xml:space="preserve">. Compare it with what the </w:t>
+      </w:r>
+      <w:r>
+        <w:rPr>
+          <w:b/>
+        </w:rPr>
+        <w:t>evidence</w:t>
+      </w:r>
+      <w:r>
+        <w:rPr>
+          <w:b w:val="0"/>
+        </w:rPr>
+        <w:t xml:space="preserve"> shows and explain any change.</w:t>
       </w:r>
     </w:p>
     <w:p>
@@ -2415,7 +4478,48 @@
     </w:p>
     <w:p>
       <w:r>
-        <w:t>Close your notes. Explain this goal in your own words: Distinguish an example a batch an update and an epoch</w:t>
+        <w:t>Explain Batching and epochs without notes, identify a remaining question and plan a later check with a changed case.</w:t>
+      </w:r>
+    </w:p>
+    <w:p>
+      <w:pPr>
+        <w:spacing w:line="336" w:lineRule="auto" w:after="180"/>
+      </w:pPr>
+      <w:r>
+        <w:rPr>
+          <w:b w:val="0"/>
+        </w:rPr>
+        <w:t xml:space="preserve">Close your notes. Explain this goal in your own words: Distinguish an example a </w:t>
+      </w:r>
+      <w:r>
+        <w:rPr>
+          <w:b/>
+        </w:rPr>
+        <w:t>batch</w:t>
+      </w:r>
+      <w:r>
+        <w:rPr>
+          <w:b w:val="0"/>
+        </w:rPr>
+        <w:t xml:space="preserve"> an </w:t>
+      </w:r>
+      <w:r>
+        <w:rPr>
+          <w:b/>
+        </w:rPr>
+        <w:t>update</w:t>
+      </w:r>
+      <w:r>
+        <w:rPr>
+          <w:b w:val="0"/>
+        </w:rPr>
+        <w:t xml:space="preserve"> and an </w:t>
+      </w:r>
+      <w:r>
+        <w:rPr>
+          <w:b/>
+        </w:rPr>
+        <w:t>epoch</w:t>
       </w:r>
     </w:p>
     <w:p>
@@ -2452,13 +4556,61 @@
       </w:r>
     </w:p>
     <w:p>
-      <w:r>
-        <w:t>If you are unsure, return to the worked picture and explain one arrow. If you are ready, change an input or assumption and justify your prediction.</w:t>
-      </w:r>
-    </w:p>
-    <w:p>
-      <w:r>
-        <w:t>Save your workbook evidence. At the next review, try a different case before opening your old answer.</w:t>
+      <w:pPr>
+        <w:spacing w:line="336" w:lineRule="auto" w:after="180"/>
+      </w:pPr>
+      <w:r>
+        <w:rPr>
+          <w:b w:val="0"/>
+        </w:rPr>
+        <w:t xml:space="preserve">If you are unsure, return to the worked picture and explain one arrow. If you are ready, change an </w:t>
+      </w:r>
+      <w:r>
+        <w:rPr>
+          <w:b/>
+        </w:rPr>
+        <w:t>input</w:t>
+      </w:r>
+      <w:r>
+        <w:rPr>
+          <w:b w:val="0"/>
+        </w:rPr>
+        <w:t xml:space="preserve"> or assumption and justify your </w:t>
+      </w:r>
+      <w:r>
+        <w:rPr>
+          <w:b/>
+        </w:rPr>
+        <w:t>prediction</w:t>
+      </w:r>
+      <w:r>
+        <w:rPr>
+          <w:b w:val="0"/>
+        </w:rPr>
+        <w:t>.</w:t>
+      </w:r>
+    </w:p>
+    <w:p>
+      <w:pPr>
+        <w:spacing w:line="336" w:lineRule="auto" w:after="180"/>
+      </w:pPr>
+      <w:r>
+        <w:rPr>
+          <w:b w:val="0"/>
+        </w:rPr>
+        <w:t xml:space="preserve">Save your workbook </w:t>
+      </w:r>
+      <w:r>
+        <w:rPr>
+          <w:b/>
+        </w:rPr>
+        <w:t>evidence</w:t>
+      </w:r>
+      <w:r>
+        <w:rPr>
+          <w:b w:val="0"/>
+        </w:rPr>
+        <w:t>. At the next review, try a different case before opening your old answer.</w:t>
       </w:r>
     </w:p>
     <w:p>
@@ -2471,12 +4623,53 @@
     </w:p>
     <w:p>
       <w:r>
+        <w:t>Attempt supported questions before using hints or feedback. Review a missing building block, then keep the completed work.</w:t>
+      </w:r>
+    </w:p>
+    <w:p>
+      <w:pPr>
+        <w:spacing w:line="336" w:lineRule="auto" w:after="180"/>
+      </w:pPr>
+      <w:r>
+        <w:rPr>
+          <w:b w:val="0"/>
+        </w:rPr>
         <w:t>Use this supported practice once, in the browser or on paper. Keep the reserved independent assessment for a separate first attempt before teacher feedback.</w:t>
       </w:r>
     </w:p>
     <w:p>
-      <w:r>
-        <w:t>Show why an epoch’s example order can matter for single-example updates.</w:t>
+      <w:pPr>
+        <w:spacing w:line="336" w:lineRule="auto" w:after="180"/>
+      </w:pPr>
+      <w:r>
+        <w:rPr>
+          <w:b w:val="0"/>
+        </w:rPr>
+        <w:t xml:space="preserve">Show why an </w:t>
+      </w:r>
+      <w:r>
+        <w:rPr>
+          <w:b/>
+        </w:rPr>
+        <w:t>epoch</w:t>
+      </w:r>
+      <w:r>
+        <w:rPr>
+          <w:b w:val="0"/>
+        </w:rPr>
+        <w:t xml:space="preserve">’s example order can matter for single-example </w:t>
+      </w:r>
+      <w:r>
+        <w:rPr>
+          <w:b/>
+        </w:rPr>
+        <w:t>update</w:t>
+      </w:r>
+      <w:r>
+        <w:rPr>
+          <w:b w:val="0"/>
+        </w:rPr>
+        <w:t>s.</w:t>
       </w:r>
     </w:p>
     <w:p>
@@ -2488,23 +4681,80 @@
       </w:r>
     </w:p>
     <w:p>
-      <w:r>
-        <w:t>Which labelled step matches this detail? At w = 0 mean gradient=(-4+0)/2=-2; one full-batch update gives w = 0.2.</w:t>
-      </w:r>
-    </w:p>
-    <w:p>
-      <w:r>
+      <w:pPr>
+        <w:spacing w:line="336" w:lineRule="auto" w:after="180"/>
+      </w:pPr>
+      <w:r>
+        <w:rPr>
+          <w:b w:val="0"/>
+        </w:rPr>
+        <w:t>Which labelled step matches this detail? At w = 0 mean gradient=(-4+0)/2=-2; one full-</w:t>
+      </w:r>
+      <w:r>
+        <w:rPr>
+          <w:b/>
+        </w:rPr>
+        <w:t>batch</w:t>
+      </w:r>
+      <w:r>
+        <w:rPr>
+          <w:b w:val="0"/>
+        </w:rPr>
+        <w:t xml:space="preserve"> </w:t>
+      </w:r>
+      <w:r>
+        <w:rPr>
+          <w:b/>
+        </w:rPr>
+        <w:t>update</w:t>
+      </w:r>
+      <w:r>
+        <w:rPr>
+          <w:b w:val="0"/>
+        </w:rPr>
+        <w:t xml:space="preserve"> gives w = 0.2.</w:t>
+      </w:r>
+    </w:p>
+    <w:p>
+      <w:pPr>
+        <w:spacing w:line="336" w:lineRule="auto" w:after="180"/>
+        <w:shd w:fill="F4F9FC"/>
+      </w:pPr>
+      <w:r>
+        <w:rPr>
+          <w:b w:val="0"/>
+        </w:rPr>
         <w:t>1. Restart and reverse</w:t>
       </w:r>
     </w:p>
     <w:p>
-      <w:r>
+      <w:pPr>
+        <w:spacing w:line="336" w:lineRule="auto" w:after="180"/>
+        <w:shd w:fill="F4F9FC"/>
+      </w:pPr>
+      <w:r>
+        <w:rPr>
+          <w:b w:val="0"/>
+        </w:rPr>
         <w:t>2. A then B</w:t>
       </w:r>
     </w:p>
     <w:p>
-      <w:r>
-        <w:t>3. Compare full batch</w:t>
+      <w:pPr>
+        <w:spacing w:line="336" w:lineRule="auto" w:after="180"/>
+        <w:shd w:fill="F4F9FC"/>
+      </w:pPr>
+      <w:r>
+        <w:rPr>
+          <w:b w:val="0"/>
+        </w:rPr>
+        <w:t xml:space="preserve">3. Compare full </w:t>
+      </w:r>
+      <w:r>
+        <w:rPr>
+          <w:b/>
+        </w:rPr>
+        <w:t>batch</w:t>
       </w:r>
     </w:p>
     <w:p>
@@ -2541,48 +4791,282 @@
       </w:r>
     </w:p>
     <w:p>
-      <w:r>
+      <w:pPr>
+        <w:pStyle w:val="Heading3"/>
+      </w:pPr>
+      <w:r>
+        <w:t>Hint · try first</w:t>
+      </w:r>
+    </w:p>
+    <w:p>
+      <w:pPr>
+        <w:spacing w:line="336" w:lineRule="auto" w:after="180"/>
+        <w:shd w:fill="F1F6F8"/>
+      </w:pPr>
+      <w:r>
+        <w:rPr>
+          <w:b w:val="0"/>
+        </w:rPr>
         <w:t>Hint if needed: Read the steps in the pictorial case. Match the supplied detail to the stage that performs or records it.</w:t>
       </w:r>
     </w:p>
     <w:p>
-      <w:r>
-        <w:t>After your attempt, compare with the supported explanation: Compare full batch At w = 0 mean gradient=(-4+0)/2=-2; one full-batch update gives w = 0.2. A single-example update changes the weight before the next example’s gradient is calculated. Reversing the example order can therefore change the path. A full-batch update computes both gradients at the same starting weight and averages them before changing that weight. The distinction is when the update occurs, not whether the examples have different labels.</w:t>
-      </w:r>
-    </w:p>
-    <w:p>
       <w:pPr>
         <w:pStyle w:val="Heading3"/>
       </w:pPr>
       <w:r>
+        <w:t>Feedback · compare after trying</w:t>
+      </w:r>
+    </w:p>
+    <w:p>
+      <w:pPr>
+        <w:spacing w:line="336" w:lineRule="auto" w:after="180"/>
+        <w:shd w:fill="F1F6FC"/>
+      </w:pPr>
+      <w:r>
+        <w:rPr>
+          <w:b w:val="0"/>
+        </w:rPr>
+        <w:t xml:space="preserve">After your attempt, compare with the supported explanation: Compare full </w:t>
+      </w:r>
+      <w:r>
+        <w:rPr>
+          <w:b/>
+        </w:rPr>
+        <w:t>batch</w:t>
+      </w:r>
+      <w:r>
+        <w:rPr>
+          <w:b w:val="0"/>
+        </w:rPr>
+        <w:t xml:space="preserve"> At w = 0 mean gradient=(-4+0)/2=-2; one full-</w:t>
+      </w:r>
+      <w:r>
+        <w:rPr>
+          <w:b/>
+        </w:rPr>
+        <w:t>batch</w:t>
+      </w:r>
+      <w:r>
+        <w:rPr>
+          <w:b w:val="0"/>
+        </w:rPr>
+        <w:t xml:space="preserve"> </w:t>
+      </w:r>
+      <w:r>
+        <w:rPr>
+          <w:b/>
+        </w:rPr>
+        <w:t>update</w:t>
+      </w:r>
+      <w:r>
+        <w:rPr>
+          <w:b w:val="0"/>
+        </w:rPr>
+        <w:t xml:space="preserve"> gives w = 0.2.</w:t>
+      </w:r>
+    </w:p>
+    <w:p>
+      <w:pPr>
+        <w:spacing w:line="336" w:lineRule="auto" w:after="180"/>
+        <w:shd w:fill="F1F6FC"/>
+      </w:pPr>
+      <w:r>
+        <w:rPr>
+          <w:b w:val="0"/>
+        </w:rPr>
+        <w:t xml:space="preserve">A single-example </w:t>
+      </w:r>
+      <w:r>
+        <w:rPr>
+          <w:b/>
+        </w:rPr>
+        <w:t>update</w:t>
+      </w:r>
+      <w:r>
+        <w:rPr>
+          <w:b w:val="0"/>
+        </w:rPr>
+        <w:t xml:space="preserve"> changes the weight before the next example’s gradient is calculated. Reversing the example order can therefore change the path.</w:t>
+      </w:r>
+    </w:p>
+    <w:p>
+      <w:pPr>
+        <w:spacing w:line="336" w:lineRule="auto" w:after="180"/>
+        <w:shd w:fill="F1F6FC"/>
+      </w:pPr>
+      <w:r>
+        <w:rPr>
+          <w:b w:val="0"/>
+        </w:rPr>
+        <w:t>A full-</w:t>
+      </w:r>
+      <w:r>
+        <w:rPr>
+          <w:b/>
+        </w:rPr>
+        <w:t>batch</w:t>
+      </w:r>
+      <w:r>
+        <w:rPr>
+          <w:b w:val="0"/>
+        </w:rPr>
+        <w:t xml:space="preserve"> </w:t>
+      </w:r>
+      <w:r>
+        <w:rPr>
+          <w:b/>
+        </w:rPr>
+        <w:t>update</w:t>
+      </w:r>
+      <w:r>
+        <w:rPr>
+          <w:b w:val="0"/>
+        </w:rPr>
+        <w:t xml:space="preserve"> computes both gradients at the same starting weight and averages them before changing that weight. The distinction is when the </w:t>
+      </w:r>
+      <w:r>
+        <w:rPr>
+          <w:b/>
+        </w:rPr>
+        <w:t>update</w:t>
+      </w:r>
+      <w:r>
+        <w:rPr>
+          <w:b w:val="0"/>
+        </w:rPr>
+        <w:t xml:space="preserve"> occurs, not whether the examples have different labels.</w:t>
+      </w:r>
+    </w:p>
+    <w:p>
+      <w:pPr>
+        <w:pStyle w:val="Heading3"/>
+      </w:pPr>
+      <w:r>
         <w:t>Practice 2: explain the deciding evidence</w:t>
       </w:r>
     </w:p>
     <w:p>
-      <w:r>
-        <w:t>Changed-case practice: Use only one full-batch update after reversing record order. Which conclusion is supported by the supplied facts?</w:t>
-      </w:r>
-    </w:p>
-    <w:p>
-      <w:r>
-        <w:t>1. The updated weight remains 0.2.</w:t>
-      </w:r>
-    </w:p>
-    <w:p>
-      <w:r>
-        <w:t>2. We can decide the result without examining the changed input or the procedure.</w:t>
-      </w:r>
-    </w:p>
-    <w:p>
-      <w:r>
-        <w:t>3. This one example guarantees correct results for every future input.</w:t>
-      </w:r>
-    </w:p>
-    <w:p>
       <w:pPr>
         <w:pStyle w:val="Heading3"/>
       </w:pPr>
       <w:r>
+        <w:t>Changed case · predict first</w:t>
+      </w:r>
+    </w:p>
+    <w:p>
+      <w:pPr>
+        <w:spacing w:line="336" w:lineRule="auto" w:after="180"/>
+        <w:shd w:fill="F5F1FB"/>
+      </w:pPr>
+      <w:r>
+        <w:rPr>
+          <w:b w:val="0"/>
+        </w:rPr>
+        <w:t>Changed-case practice: Use only one full-</w:t>
+      </w:r>
+      <w:r>
+        <w:rPr>
+          <w:b/>
+        </w:rPr>
+        <w:t>batch</w:t>
+      </w:r>
+      <w:r>
+        <w:rPr>
+          <w:b w:val="0"/>
+        </w:rPr>
+        <w:t xml:space="preserve"> </w:t>
+      </w:r>
+      <w:r>
+        <w:rPr>
+          <w:b/>
+        </w:rPr>
+        <w:t>update</w:t>
+      </w:r>
+      <w:r>
+        <w:rPr>
+          <w:b w:val="0"/>
+        </w:rPr>
+        <w:t xml:space="preserve"> after reversing record order. Which conclusion is supported by the supplied facts?</w:t>
+      </w:r>
+    </w:p>
+    <w:p>
+      <w:pPr>
+        <w:spacing w:line="336" w:lineRule="auto" w:after="180"/>
+        <w:shd w:fill="F4F9FC"/>
+      </w:pPr>
+      <w:r>
+        <w:rPr>
+          <w:b w:val="0"/>
+        </w:rPr>
+        <w:t xml:space="preserve">1. The </w:t>
+      </w:r>
+      <w:r>
+        <w:rPr>
+          <w:b/>
+        </w:rPr>
+        <w:t>update</w:t>
+      </w:r>
+      <w:r>
+        <w:rPr>
+          <w:b w:val="0"/>
+        </w:rPr>
+        <w:t>d weight remains 0.2.</w:t>
+      </w:r>
+    </w:p>
+    <w:p>
+      <w:pPr>
+        <w:spacing w:line="336" w:lineRule="auto" w:after="180"/>
+        <w:shd w:fill="F4F9FC"/>
+      </w:pPr>
+      <w:r>
+        <w:rPr>
+          <w:b w:val="0"/>
+        </w:rPr>
+        <w:t xml:space="preserve">2. We can decide the result without examining the changed </w:t>
+      </w:r>
+      <w:r>
+        <w:rPr>
+          <w:b/>
+        </w:rPr>
+        <w:t>input</w:t>
+      </w:r>
+      <w:r>
+        <w:rPr>
+          <w:b w:val="0"/>
+        </w:rPr>
+        <w:t xml:space="preserve"> or the procedure.</w:t>
+      </w:r>
+    </w:p>
+    <w:p>
+      <w:pPr>
+        <w:spacing w:line="336" w:lineRule="auto" w:after="180"/>
+        <w:shd w:fill="F4F9FC"/>
+      </w:pPr>
+      <w:r>
+        <w:rPr>
+          <w:b w:val="0"/>
+        </w:rPr>
+        <w:t xml:space="preserve">3. This one example guarantees correct results for every future </w:t>
+      </w:r>
+      <w:r>
+        <w:rPr>
+          <w:b/>
+        </w:rPr>
+        <w:t>input</w:t>
+      </w:r>
+      <w:r>
+        <w:rPr>
+          <w:b w:val="0"/>
+        </w:rPr>
+        <w:t>.</w:t>
+      </w:r>
+    </w:p>
+    <w:p>
+      <w:pPr>
+        <w:pStyle w:val="Heading3"/>
+      </w:pPr>
+      <w:r>
         <w:t>My selected conclusion, deciding fact and explanation</w:t>
       </w:r>
     </w:p>
@@ -2612,36 +5096,189 @@
       </w:r>
     </w:p>
     <w:p>
-      <w:r>
+      <w:pPr>
+        <w:pStyle w:val="Heading3"/>
+      </w:pPr>
+      <w:r>
+        <w:t>Hint · try first</w:t>
+      </w:r>
+    </w:p>
+    <w:p>
+      <w:pPr>
+        <w:spacing w:line="336" w:lineRule="auto" w:after="180"/>
+        <w:shd w:fill="F1F6F8"/>
+      </w:pPr>
+      <w:r>
+        <w:rPr>
+          <w:b w:val="0"/>
+        </w:rPr>
         <w:t>Hint if needed: Use the changed condition and the deciding step in the pictorial trace. The answer must say what follows from those facts.</w:t>
       </w:r>
     </w:p>
     <w:p>
-      <w:r>
-        <w:t>After your attempt, compare with the supported explanation: The updated weight remains 0.2. The same mean of the two starting gradients is unchanged by their order.</w:t>
-      </w:r>
-    </w:p>
-    <w:p>
       <w:pPr>
         <w:pStyle w:val="Heading3"/>
       </w:pPr>
       <w:r>
+        <w:t>Feedback · compare after trying</w:t>
+      </w:r>
+    </w:p>
+    <w:p>
+      <w:pPr>
+        <w:spacing w:line="336" w:lineRule="auto" w:after="180"/>
+        <w:shd w:fill="F1F6FC"/>
+      </w:pPr>
+      <w:r>
+        <w:rPr>
+          <w:b w:val="0"/>
+        </w:rPr>
+        <w:t xml:space="preserve">After your attempt, compare with the supported explanation: The </w:t>
+      </w:r>
+      <w:r>
+        <w:rPr>
+          <w:b/>
+        </w:rPr>
+        <w:t>update</w:t>
+      </w:r>
+      <w:r>
+        <w:rPr>
+          <w:b w:val="0"/>
+        </w:rPr>
+        <w:t>d weight remains 0.2. The same mean of the two starting gradients is unchanged by their order.</w:t>
+      </w:r>
+    </w:p>
+    <w:p>
+      <w:pPr>
+        <w:pStyle w:val="Heading3"/>
+      </w:pPr>
+      <w:r>
         <w:t>Repair a missing building block</w:t>
       </w:r>
     </w:p>
     <w:p>
-      <w:r>
-        <w:t>Review Training a small network (ai-5/12). Goal: Trace repeated forward loss gradient and update steps. Short practice: Which parameter changed, and which part was not trained? Point to the relevant step in the picture, then write the changed result and the rule or evidence that supports it.. Return to this week and explain what you changed.</w:t>
-      </w:r>
-    </w:p>
-    <w:p>
-      <w:r>
-        <w:t>Review Gradients with a numerical check (ai-5/10). Goal: Estimate one partial derivative while other parameters stay fixed. Short practice: Why should the numerical checks perturb one coordinate at a time? Point to the relevant step in the picture, then write the changed result and the rule or evidence that supports it.. Return to this week and explain what you changed.</w:t>
-      </w:r>
-    </w:p>
-    <w:p>
-      <w:r>
-        <w:t>Review Parameters and architecture (ai-5/7). Goal: Distinguish architectural choices from parameter values. Short practice: How many new parameters did that one hidden unit add? Point to the relevant step in the picture, then write the changed result and the rule or evidence that supports it.. Return to this week and explain what you changed.</w:t>
+      <w:pPr>
+        <w:spacing w:line="336" w:lineRule="auto" w:after="180"/>
+      </w:pPr>
+      <w:r>
+        <w:rPr>
+          <w:b w:val="0"/>
+        </w:rPr>
+        <w:t xml:space="preserve">Review </w:t>
+      </w:r>
+      <w:r>
+        <w:rPr>
+          <w:b/>
+        </w:rPr>
+        <w:t>Training</w:t>
+      </w:r>
+      <w:r>
+        <w:rPr>
+          <w:b w:val="0"/>
+        </w:rPr>
+        <w:t xml:space="preserve"> a small network (ai-5/12). Goal: Trace repeated forward loss gradient and </w:t>
+      </w:r>
+      <w:r>
+        <w:rPr>
+          <w:b/>
+        </w:rPr>
+        <w:t>update</w:t>
+      </w:r>
+      <w:r>
+        <w:rPr>
+          <w:b w:val="0"/>
+        </w:rPr>
+        <w:t xml:space="preserve"> steps. Short practice: Which parameter changed, and which part was not trained?</w:t>
+      </w:r>
+    </w:p>
+    <w:p>
+      <w:pPr>
+        <w:spacing w:line="336" w:lineRule="auto" w:after="180"/>
+      </w:pPr>
+      <w:r>
+        <w:rPr>
+          <w:b w:val="0"/>
+        </w:rPr>
+        <w:t xml:space="preserve">Point to the relevant step in the picture, then write the changed result and the rule or </w:t>
+      </w:r>
+      <w:r>
+        <w:rPr>
+          <w:b/>
+        </w:rPr>
+        <w:t>evidence</w:t>
+      </w:r>
+      <w:r>
+        <w:rPr>
+          <w:b w:val="0"/>
+        </w:rPr>
+        <w:t xml:space="preserve"> that supports it.. Return to this week and explain what you changed.</w:t>
+      </w:r>
+    </w:p>
+    <w:p>
+      <w:pPr>
+        <w:spacing w:line="336" w:lineRule="auto" w:after="180"/>
+      </w:pPr>
+      <w:r>
+        <w:rPr>
+          <w:b w:val="0"/>
+        </w:rPr>
+        <w:t>Review Gradients with a numerical check (ai-5/10). Goal: Estimate one partial derivative while other parameters stay fixed. Short practice: Why should the numerical checks perturb one coordinate at a time?</w:t>
+      </w:r>
+    </w:p>
+    <w:p>
+      <w:pPr>
+        <w:spacing w:line="336" w:lineRule="auto" w:after="180"/>
+      </w:pPr>
+      <w:r>
+        <w:rPr>
+          <w:b w:val="0"/>
+        </w:rPr>
+        <w:t xml:space="preserve">Point to the relevant step in the picture, then write the changed result and the rule or </w:t>
+      </w:r>
+      <w:r>
+        <w:rPr>
+          <w:b/>
+        </w:rPr>
+        <w:t>evidence</w:t>
+      </w:r>
+      <w:r>
+        <w:rPr>
+          <w:b w:val="0"/>
+        </w:rPr>
+        <w:t xml:space="preserve"> that supports it.. Return to this week and explain what you changed.</w:t>
+      </w:r>
+    </w:p>
+    <w:p>
+      <w:pPr>
+        <w:spacing w:line="336" w:lineRule="auto" w:after="180"/>
+      </w:pPr>
+      <w:r>
+        <w:rPr>
+          <w:b w:val="0"/>
+        </w:rPr>
+        <w:t>Review Parameters and architecture (ai-5/7). Goal: Distinguish architectural choices from parameter values. Short practice: How many new parameters did that one hidden unit add?</w:t>
+      </w:r>
+    </w:p>
+    <w:p>
+      <w:pPr>
+        <w:spacing w:line="336" w:lineRule="auto" w:after="180"/>
+      </w:pPr>
+      <w:r>
+        <w:rPr>
+          <w:b w:val="0"/>
+        </w:rPr>
+        <w:t xml:space="preserve">Point to the relevant step in the picture, then write the changed result and the rule or </w:t>
+      </w:r>
+      <w:r>
+        <w:rPr>
+          <w:b/>
+        </w:rPr>
+        <w:t>evidence</w:t>
+      </w:r>
+      <w:r>
+        <w:rPr>
+          <w:b w:val="0"/>
+        </w:rPr>
+        <w:t xml:space="preserve"> that supports it.. Return to this week and explain what you changed.</w:t>
       </w:r>
     </w:p>
     <w:p>
@@ -2653,8 +5290,61 @@
       </w:r>
     </w:p>
     <w:p>
-      <w:r>
-        <w:t>The browser lab lets you edit the supported Python examples already included in this lesson. Predict first, run, inspect the actual output or error, change one input, then run again. Keep code, predictions, actual results and a reasoned revision together. On paper, label your result as a trace rather than an execution.</w:t>
+      <w:pPr>
+        <w:spacing w:line="336" w:lineRule="auto" w:after="180"/>
+      </w:pPr>
+      <w:r>
+        <w:rPr>
+          <w:b w:val="0"/>
+        </w:rPr>
+        <w:t xml:space="preserve">The browser lab lets you edit the supported Python examples already included in this lesson. Predict first, run, inspect the actual </w:t>
+      </w:r>
+      <w:r>
+        <w:rPr>
+          <w:b/>
+        </w:rPr>
+        <w:t>output</w:t>
+      </w:r>
+      <w:r>
+        <w:rPr>
+          <w:b w:val="0"/>
+        </w:rPr>
+        <w:t xml:space="preserve"> or error, change one </w:t>
+      </w:r>
+      <w:r>
+        <w:rPr>
+          <w:b/>
+        </w:rPr>
+        <w:t>input</w:t>
+      </w:r>
+      <w:r>
+        <w:rPr>
+          <w:b w:val="0"/>
+        </w:rPr>
+        <w:t>, then run again.</w:t>
+      </w:r>
+    </w:p>
+    <w:p>
+      <w:pPr>
+        <w:spacing w:line="336" w:lineRule="auto" w:after="180"/>
+      </w:pPr>
+      <w:r>
+        <w:rPr>
+          <w:b w:val="0"/>
+        </w:rPr>
+        <w:t xml:space="preserve">Keep code, </w:t>
+      </w:r>
+      <w:r>
+        <w:rPr>
+          <w:b/>
+        </w:rPr>
+        <w:t>prediction</w:t>
+      </w:r>
+      <w:r>
+        <w:rPr>
+          <w:b w:val="0"/>
+        </w:rPr>
+        <w:t>s, actual results and a reasoned revision together. On paper, label your result as a trace rather than an execution.</w:t>
       </w:r>
     </w:p>
     <w:p>
@@ -2666,8 +5356,794 @@
       </w:r>
     </w:p>
     <w:p>
-      <w:r>
-        <w:t>Use Download completed work in the hosted lesson to export your answers, reflections, practice feedback and code-run evidence. Open the HTML copy to read or print it. Drafts stay in this browser when storage is available; clear drafts on a shared device.</w:t>
+      <w:pPr>
+        <w:spacing w:line="336" w:lineRule="auto" w:after="180"/>
+      </w:pPr>
+      <w:r>
+        <w:rPr>
+          <w:b w:val="0"/>
+        </w:rPr>
+        <w:t xml:space="preserve">Use Download completed work in the hosted lesson to export your answers, reflections, practice feedback and code-run </w:t>
+      </w:r>
+      <w:r>
+        <w:rPr>
+          <w:b/>
+        </w:rPr>
+        <w:t>evidence</w:t>
+      </w:r>
+      <w:r>
+        <w:rPr>
+          <w:b w:val="0"/>
+        </w:rPr>
+        <w:t>. Open the HTML copy to read or print it.</w:t>
+      </w:r>
+    </w:p>
+    <w:p>
+      <w:pPr>
+        <w:spacing w:line="336" w:lineRule="auto" w:after="180"/>
+      </w:pPr>
+      <w:r>
+        <w:rPr>
+          <w:b w:val="0"/>
+        </w:rPr>
+        <w:t>Drafts stay in this browser when storage is available; clear drafts on a shared device.</w:t>
+      </w:r>
+    </w:p>
+    <w:p>
+      <w:pPr>
+        <w:pStyle w:val="Heading1"/>
+      </w:pPr>
+      <w:r>
+        <w:t>18. Visual concept journey</w:t>
+      </w:r>
+    </w:p>
+    <w:p>
+      <w:r>
+        <w:t>Explain each Batching and epochs graphic using its labels, deciding evidence and relevant limitation.</w:t>
+      </w:r>
+    </w:p>
+    <w:p>
+      <w:pPr>
+        <w:pStyle w:val="Heading3"/>
+      </w:pPr>
+      <w:r>
+        <w:t>01. Batching and epochs: the case</w:t>
+      </w:r>
+    </w:p>
+    <w:p>
+      <w:r>
+        <w:drawing>
+          <wp:inline xmlns:a="http://schemas.openxmlformats.org/drawingml/2006/main" xmlns:pic="http://schemas.openxmlformats.org/drawingml/2006/picture">
+            <wp:extent cx="5486400" cy="2990088"/>
+            <wp:docPr id="2" name="Picture 2" descr="Show why an epoch’s example order can matter for single-example updates. Supplied facts: Toy y=wx, rate 0.1, squared loss, start w = 0. Training A=(x = 1, target 2), B=(x = 2, target 0). All inputs and outcomes in this worked example are invented classroom data; no real model run is claimed."/>
+            <wp:cNvGraphicFramePr>
+              <a:graphicFrameLocks noChangeAspect="1"/>
+            </wp:cNvGraphicFramePr>
+            <a:graphic>
+              <a:graphicData uri="http://schemas.openxmlformats.org/drawingml/2006/picture">
+                <pic:pic>
+                  <pic:nvPicPr>
+                    <pic:cNvPr id="0" name="academy-story-ai-5-13-01.png"/>
+                    <pic:cNvPicPr/>
+                  </pic:nvPicPr>
+                  <pic:blipFill>
+                    <a:blip r:embed="rId10"/>
+                    <a:stretch>
+                      <a:fillRect/>
+                    </a:stretch>
+                  </pic:blipFill>
+                  <pic:spPr>
+                    <a:xfrm>
+                      <a:off x="0" y="0"/>
+                      <a:ext cx="5486400" cy="2990088"/>
+                    </a:xfrm>
+                    <a:prstGeom prst="rect"/>
+                  </pic:spPr>
+                </pic:pic>
+              </a:graphicData>
+            </a:graphic>
+          </wp:inline>
+        </w:drawing>
+      </w:r>
+    </w:p>
+    <w:p>
+      <w:pPr>
+        <w:spacing w:line="336" w:lineRule="auto" w:after="180"/>
+      </w:pPr>
+      <w:r>
+        <w:rPr>
+          <w:b w:val="0"/>
+        </w:rPr>
+        <w:t xml:space="preserve">Show why an </w:t>
+      </w:r>
+      <w:r>
+        <w:rPr>
+          <w:b/>
+        </w:rPr>
+        <w:t>epoch</w:t>
+      </w:r>
+      <w:r>
+        <w:rPr>
+          <w:b w:val="0"/>
+        </w:rPr>
+        <w:t xml:space="preserve">’s example order can matter for single-example </w:t>
+      </w:r>
+      <w:r>
+        <w:rPr>
+          <w:b/>
+        </w:rPr>
+        <w:t>update</w:t>
+      </w:r>
+      <w:r>
+        <w:rPr>
+          <w:b w:val="0"/>
+        </w:rPr>
+        <w:t xml:space="preserve">s. Supplied facts: Toy y=wx, rate 0.1, squared loss, start w = 0. </w:t>
+      </w:r>
+      <w:r>
+        <w:rPr>
+          <w:b/>
+        </w:rPr>
+        <w:t>Training</w:t>
+      </w:r>
+      <w:r>
+        <w:rPr>
+          <w:b w:val="0"/>
+        </w:rPr>
+        <w:t xml:space="preserve"> A=(x = 1, target 2), B=(x = 2, target 0).</w:t>
+      </w:r>
+    </w:p>
+    <w:p>
+      <w:pPr>
+        <w:spacing w:line="336" w:lineRule="auto" w:after="180"/>
+      </w:pPr>
+      <w:r>
+        <w:rPr>
+          <w:b w:val="0"/>
+        </w:rPr>
+        <w:t xml:space="preserve">All </w:t>
+      </w:r>
+      <w:r>
+        <w:rPr>
+          <w:b/>
+        </w:rPr>
+        <w:t>input</w:t>
+      </w:r>
+      <w:r>
+        <w:rPr>
+          <w:b w:val="0"/>
+        </w:rPr>
+        <w:t>s and outcomes in this worked example are invented classroom data; no real model run is claimed.</w:t>
+      </w:r>
+    </w:p>
+    <w:p>
+      <w:pPr>
+        <w:spacing w:line="336" w:lineRule="auto" w:after="180"/>
+        <w:shd w:fill="F5F1FB"/>
+      </w:pPr>
+      <w:r>
+        <w:rPr>
+          <w:b w:val="0"/>
+        </w:rPr>
+        <w:t>Point to the given fact that matters most. Explain why it matters.</w:t>
+      </w:r>
+    </w:p>
+    <w:p>
+      <w:pPr>
+        <w:pStyle w:val="Heading3"/>
+      </w:pPr>
+      <w:r>
+        <w:t>02. Follow the deciding steps</w:t>
+      </w:r>
+    </w:p>
+    <w:p>
+      <w:r>
+        <w:drawing>
+          <wp:inline xmlns:a="http://schemas.openxmlformats.org/drawingml/2006/main" xmlns:pic="http://schemas.openxmlformats.org/drawingml/2006/picture">
+            <wp:extent cx="5486400" cy="3182112"/>
+            <wp:docPr id="3" name="Picture 3" descr="A then B: A gradient -4 gives w = 0.4; B gradient 3.2 then gives w = 0.08. → Restart and reverse: B at w=0 has gradient 0; A then gives w = 0.4. → Compare full batch: At w = 0 mean gradient=(-4+0)/2=-2; one full-batch update gives w = 0.2."/>
+            <wp:cNvGraphicFramePr>
+              <a:graphicFrameLocks noChangeAspect="1"/>
+            </wp:cNvGraphicFramePr>
+            <a:graphic>
+              <a:graphicData uri="http://schemas.openxmlformats.org/drawingml/2006/picture">
+                <pic:pic>
+                  <pic:nvPicPr>
+                    <pic:cNvPr id="0" name="academy-story-ai-5-13-02.png"/>
+                    <pic:cNvPicPr/>
+                  </pic:nvPicPr>
+                  <pic:blipFill>
+                    <a:blip r:embed="rId11"/>
+                    <a:stretch>
+                      <a:fillRect/>
+                    </a:stretch>
+                  </pic:blipFill>
+                  <pic:spPr>
+                    <a:xfrm>
+                      <a:off x="0" y="0"/>
+                      <a:ext cx="5486400" cy="3182112"/>
+                    </a:xfrm>
+                    <a:prstGeom prst="rect"/>
+                  </pic:spPr>
+                </pic:pic>
+              </a:graphicData>
+            </a:graphic>
+          </wp:inline>
+        </w:drawing>
+      </w:r>
+    </w:p>
+    <w:p>
+      <w:pPr>
+        <w:spacing w:line="336" w:lineRule="auto" w:after="180"/>
+      </w:pPr>
+      <w:r>
+        <w:rPr>
+          <w:b w:val="0"/>
+        </w:rPr>
+        <w:t xml:space="preserve">A then B: A gradient -4 gives w = 0.4; B gradient 3.2 then gives w = 0.08. → Restart and reverse: B at w=0 has gradient 0; A then gives w = 0.4. → Compare full </w:t>
+      </w:r>
+      <w:r>
+        <w:rPr>
+          <w:b/>
+        </w:rPr>
+        <w:t>batch</w:t>
+      </w:r>
+      <w:r>
+        <w:rPr>
+          <w:b w:val="0"/>
+        </w:rPr>
+        <w:t>: At w = 0 mean gradient=(-4+0)/2=-2; one full-</w:t>
+      </w:r>
+      <w:r>
+        <w:rPr>
+          <w:b/>
+        </w:rPr>
+        <w:t>batch</w:t>
+      </w:r>
+      <w:r>
+        <w:rPr>
+          <w:b w:val="0"/>
+        </w:rPr>
+        <w:t xml:space="preserve"> </w:t>
+      </w:r>
+      <w:r>
+        <w:rPr>
+          <w:b/>
+        </w:rPr>
+        <w:t>update</w:t>
+      </w:r>
+      <w:r>
+        <w:rPr>
+          <w:b w:val="0"/>
+        </w:rPr>
+        <w:t xml:space="preserve"> gives w = 0.2.</w:t>
+      </w:r>
+    </w:p>
+    <w:p>
+      <w:pPr>
+        <w:spacing w:line="336" w:lineRule="auto" w:after="180"/>
+        <w:shd w:fill="F5F1FB"/>
+      </w:pPr>
+      <w:r>
+        <w:rPr>
+          <w:b w:val="0"/>
+        </w:rPr>
+        <w:t xml:space="preserve">Point to each numbered stage and explain which recorded </w:t>
+      </w:r>
+      <w:r>
+        <w:rPr>
+          <w:b/>
+        </w:rPr>
+        <w:t>input</w:t>
+      </w:r>
+      <w:r>
+        <w:rPr>
+          <w:b w:val="0"/>
+        </w:rPr>
+        <w:t xml:space="preserve"> it uses.</w:t>
+      </w:r>
+    </w:p>
+    <w:p>
+      <w:pPr>
+        <w:pStyle w:val="Heading3"/>
+      </w:pPr>
+      <w:r>
+        <w:t>03. One pass can contain different numbers of updates</w:t>
+      </w:r>
+    </w:p>
+    <w:p>
+      <w:r>
+        <w:drawing>
+          <wp:inline xmlns:a="http://schemas.openxmlformats.org/drawingml/2006/main" xmlns:pic="http://schemas.openxmlformats.org/drawingml/2006/picture">
+            <wp:extent cx="5486400" cy="2834640"/>
+            <wp:docPr id="4" name="Picture 4" descr="One pass can contain different numbers of updates. A then B separately | 0 to 0.4 to 1.68 | 2. A and B together | 0 to 1 | 1. B then A separately | 0 to 1.6 to 1.68 | 2"/>
+            <wp:cNvGraphicFramePr>
+              <a:graphicFrameLocks noChangeAspect="1"/>
+            </wp:cNvGraphicFramePr>
+            <a:graphic>
+              <a:graphicData uri="http://schemas.openxmlformats.org/drawingml/2006/picture">
+                <pic:pic>
+                  <pic:nvPicPr>
+                    <pic:cNvPr id="0" name="academy-story-ai-5-13-03.png"/>
+                    <pic:cNvPicPr/>
+                  </pic:nvPicPr>
+                  <pic:blipFill>
+                    <a:blip r:embed="rId12"/>
+                    <a:stretch>
+                      <a:fillRect/>
+                    </a:stretch>
+                  </pic:blipFill>
+                  <pic:spPr>
+                    <a:xfrm>
+                      <a:off x="0" y="0"/>
+                      <a:ext cx="5486400" cy="2834640"/>
+                    </a:xfrm>
+                    <a:prstGeom prst="rect"/>
+                  </pic:spPr>
+                </pic:pic>
+              </a:graphicData>
+            </a:graphic>
+          </wp:inline>
+        </w:drawing>
+      </w:r>
+    </w:p>
+    <w:p>
+      <w:pPr>
+        <w:spacing w:line="336" w:lineRule="auto" w:after="180"/>
+      </w:pPr>
+      <w:r>
+        <w:rPr>
+          <w:b w:val="0"/>
+        </w:rPr>
+        <w:t xml:space="preserve">One pass can contain different numbers of </w:t>
+      </w:r>
+      <w:r>
+        <w:rPr>
+          <w:b/>
+        </w:rPr>
+        <w:t>update</w:t>
+      </w:r>
+      <w:r>
+        <w:rPr>
+          <w:b w:val="0"/>
+        </w:rPr>
+        <w:t>s. A then B separately | 0 to 0.4 to 1.68 | 2. A and B together | 0 to 1 | 1. B then A separately | 0 to 1.6 to 1.68 | 2</w:t>
+      </w:r>
+    </w:p>
+    <w:p>
+      <w:pPr>
+        <w:spacing w:line="336" w:lineRule="auto" w:after="180"/>
+        <w:shd w:fill="F5F1FB"/>
+      </w:pPr>
+      <w:r>
+        <w:rPr>
+          <w:b w:val="0"/>
+        </w:rPr>
+        <w:t>Read the labels and values. Explain the relationship the model shows.</w:t>
+      </w:r>
+    </w:p>
+    <w:p>
+      <w:pPr>
+        <w:pStyle w:val="Heading3"/>
+      </w:pPr>
+      <w:r>
+        <w:t>04. Change one thing. Trace what follows.</w:t>
+      </w:r>
+    </w:p>
+    <w:p>
+      <w:r>
+        <w:drawing>
+          <wp:inline xmlns:a="http://schemas.openxmlformats.org/drawingml/2006/main" xmlns:pic="http://schemas.openxmlformats.org/drawingml/2006/picture">
+            <wp:extent cx="5486400" cy="3026664"/>
+            <wp:docPr id="5" name="Picture 5" descr="Original case: At w = 0 mean gradient=(-4+0)/2=-2; one full-batch update gives w = 0.2. Changed condition: Use only one full-batch update after reversing record order. Expected result: The updated weight remains 0.2. Reason: The same mean of the two starting gradients is unchanged by their order."/>
+            <wp:cNvGraphicFramePr>
+              <a:graphicFrameLocks noChangeAspect="1"/>
+            </wp:cNvGraphicFramePr>
+            <a:graphic>
+              <a:graphicData uri="http://schemas.openxmlformats.org/drawingml/2006/picture">
+                <pic:pic>
+                  <pic:nvPicPr>
+                    <pic:cNvPr id="0" name="academy-story-ai-5-13-04.png"/>
+                    <pic:cNvPicPr/>
+                  </pic:nvPicPr>
+                  <pic:blipFill>
+                    <a:blip r:embed="rId13"/>
+                    <a:stretch>
+                      <a:fillRect/>
+                    </a:stretch>
+                  </pic:blipFill>
+                  <pic:spPr>
+                    <a:xfrm>
+                      <a:off x="0" y="0"/>
+                      <a:ext cx="5486400" cy="3026664"/>
+                    </a:xfrm>
+                    <a:prstGeom prst="rect"/>
+                  </pic:spPr>
+                </pic:pic>
+              </a:graphicData>
+            </a:graphic>
+          </wp:inline>
+        </w:drawing>
+      </w:r>
+    </w:p>
+    <w:p>
+      <w:pPr>
+        <w:spacing w:line="336" w:lineRule="auto" w:after="180"/>
+      </w:pPr>
+      <w:r>
+        <w:rPr>
+          <w:b w:val="0"/>
+        </w:rPr>
+        <w:t>Original case: At w = 0 mean gradient=(-4+0)/2=-2; one full-</w:t>
+      </w:r>
+      <w:r>
+        <w:rPr>
+          <w:b/>
+        </w:rPr>
+        <w:t>batch</w:t>
+      </w:r>
+      <w:r>
+        <w:rPr>
+          <w:b w:val="0"/>
+        </w:rPr>
+        <w:t xml:space="preserve"> </w:t>
+      </w:r>
+      <w:r>
+        <w:rPr>
+          <w:b/>
+        </w:rPr>
+        <w:t>update</w:t>
+      </w:r>
+      <w:r>
+        <w:rPr>
+          <w:b w:val="0"/>
+        </w:rPr>
+        <w:t xml:space="preserve"> gives w = 0.2. Changed condition: Use only one full-</w:t>
+      </w:r>
+      <w:r>
+        <w:rPr>
+          <w:b/>
+        </w:rPr>
+        <w:t>batch</w:t>
+      </w:r>
+      <w:r>
+        <w:rPr>
+          <w:b w:val="0"/>
+        </w:rPr>
+        <w:t xml:space="preserve"> </w:t>
+      </w:r>
+      <w:r>
+        <w:rPr>
+          <w:b/>
+        </w:rPr>
+        <w:t>update</w:t>
+      </w:r>
+      <w:r>
+        <w:rPr>
+          <w:b w:val="0"/>
+        </w:rPr>
+        <w:t xml:space="preserve"> after reversing record order. Expected result: The </w:t>
+      </w:r>
+      <w:r>
+        <w:rPr>
+          <w:b/>
+        </w:rPr>
+        <w:t>update</w:t>
+      </w:r>
+      <w:r>
+        <w:rPr>
+          <w:b w:val="0"/>
+        </w:rPr>
+        <w:t>d weight remains 0.2.</w:t>
+      </w:r>
+    </w:p>
+    <w:p>
+      <w:pPr>
+        <w:spacing w:line="336" w:lineRule="auto" w:after="180"/>
+      </w:pPr>
+      <w:r>
+        <w:rPr>
+          <w:b w:val="0"/>
+        </w:rPr>
+        <w:t>Reason: The same mean of the two starting gradients is unchanged by their order.</w:t>
+      </w:r>
+    </w:p>
+    <w:p>
+      <w:pPr>
+        <w:spacing w:line="336" w:lineRule="auto" w:after="180"/>
+        <w:shd w:fill="F5F1FB"/>
+      </w:pPr>
+      <w:r>
+        <w:rPr>
+          <w:b w:val="0"/>
+        </w:rPr>
+        <w:t>Predict before checking the worked changed-case result. Name what changed and what the supplied facts allow you to conclude.</w:t>
+      </w:r>
+    </w:p>
+    <w:p>
+      <w:pPr>
+        <w:pStyle w:val="Heading3"/>
+      </w:pPr>
+      <w:r>
+        <w:t>05. Connect the explanation to its limit</w:t>
+      </w:r>
+    </w:p>
+    <w:p>
+      <w:r>
+        <w:drawing>
+          <wp:inline xmlns:a="http://schemas.openxmlformats.org/drawingml/2006/main" xmlns:pic="http://schemas.openxmlformats.org/drawingml/2006/picture">
+            <wp:extent cx="5486400" cy="2834640"/>
+            <wp:docPr id="6" name="Picture 6" descr="A single-example update changes the weight before the next example’s gradient is calculated. Reversing the example order can therefore change the path. A full-batch update computes both gradients at the same starting weight and averages them before changing that weight. The distinction is when the update occurs, not whether the examples have different labels. Limit: Different order effects do not mean a universally better batching strategy; compare declared schedules and budgets fairly."/>
+            <wp:cNvGraphicFramePr>
+              <a:graphicFrameLocks noChangeAspect="1"/>
+            </wp:cNvGraphicFramePr>
+            <a:graphic>
+              <a:graphicData uri="http://schemas.openxmlformats.org/drawingml/2006/picture">
+                <pic:pic>
+                  <pic:nvPicPr>
+                    <pic:cNvPr id="0" name="academy-story-ai-5-13-05.png"/>
+                    <pic:cNvPicPr/>
+                  </pic:nvPicPr>
+                  <pic:blipFill>
+                    <a:blip r:embed="rId14"/>
+                    <a:stretch>
+                      <a:fillRect/>
+                    </a:stretch>
+                  </pic:blipFill>
+                  <pic:spPr>
+                    <a:xfrm>
+                      <a:off x="0" y="0"/>
+                      <a:ext cx="5486400" cy="2834640"/>
+                    </a:xfrm>
+                    <a:prstGeom prst="rect"/>
+                  </pic:spPr>
+                </pic:pic>
+              </a:graphicData>
+            </a:graphic>
+          </wp:inline>
+        </w:drawing>
+      </w:r>
+    </w:p>
+    <w:p>
+      <w:pPr>
+        <w:spacing w:line="336" w:lineRule="auto" w:after="180"/>
+      </w:pPr>
+      <w:r>
+        <w:rPr>
+          <w:b w:val="0"/>
+        </w:rPr>
+        <w:t xml:space="preserve">A single-example </w:t>
+      </w:r>
+      <w:r>
+        <w:rPr>
+          <w:b/>
+        </w:rPr>
+        <w:t>update</w:t>
+      </w:r>
+      <w:r>
+        <w:rPr>
+          <w:b w:val="0"/>
+        </w:rPr>
+        <w:t xml:space="preserve"> changes the weight before the next example’s gradient is calculated. Reversing the example order can therefore change the path.</w:t>
+      </w:r>
+    </w:p>
+    <w:p>
+      <w:pPr>
+        <w:spacing w:line="336" w:lineRule="auto" w:after="180"/>
+      </w:pPr>
+      <w:r>
+        <w:rPr>
+          <w:b w:val="0"/>
+        </w:rPr>
+        <w:t>A full-</w:t>
+      </w:r>
+      <w:r>
+        <w:rPr>
+          <w:b/>
+        </w:rPr>
+        <w:t>batch</w:t>
+      </w:r>
+      <w:r>
+        <w:rPr>
+          <w:b w:val="0"/>
+        </w:rPr>
+        <w:t xml:space="preserve"> </w:t>
+      </w:r>
+      <w:r>
+        <w:rPr>
+          <w:b/>
+        </w:rPr>
+        <w:t>update</w:t>
+      </w:r>
+      <w:r>
+        <w:rPr>
+          <w:b w:val="0"/>
+        </w:rPr>
+        <w:t xml:space="preserve"> computes both gradients at the same starting weight and averages them before changing that weight. The distinction is when the </w:t>
+      </w:r>
+      <w:r>
+        <w:rPr>
+          <w:b/>
+        </w:rPr>
+        <w:t>update</w:t>
+      </w:r>
+      <w:r>
+        <w:rPr>
+          <w:b w:val="0"/>
+        </w:rPr>
+        <w:t xml:space="preserve"> occurs, not whether the examples have different labels.</w:t>
+      </w:r>
+    </w:p>
+    <w:p>
+      <w:pPr>
+        <w:spacing w:line="336" w:lineRule="auto" w:after="180"/>
+      </w:pPr>
+      <w:r>
+        <w:rPr>
+          <w:b w:val="0"/>
+        </w:rPr>
+        <w:t xml:space="preserve">Limit: Different order effects do not mean a universally better </w:t>
+      </w:r>
+      <w:r>
+        <w:rPr>
+          <w:b/>
+        </w:rPr>
+        <w:t>batch</w:t>
+      </w:r>
+      <w:r>
+        <w:rPr>
+          <w:b w:val="0"/>
+        </w:rPr>
+        <w:t>ing strategy; compare declared schedules and budgets fairly.</w:t>
+      </w:r>
+    </w:p>
+    <w:p>
+      <w:pPr>
+        <w:spacing w:line="336" w:lineRule="auto" w:after="180"/>
+        <w:shd w:fill="F5F1FB"/>
+      </w:pPr>
+      <w:r>
+        <w:rPr>
+          <w:b w:val="0"/>
+        </w:rPr>
+        <w:t>Explain the case, then point to a limit on the claim.</w:t>
+      </w:r>
+    </w:p>
+    <w:p>
+      <w:pPr>
+        <w:pStyle w:val="Heading3"/>
+      </w:pPr>
+      <w:r>
+        <w:t>06. Make the idea visible in your project</w:t>
+      </w:r>
+    </w:p>
+    <w:p>
+      <w:r>
+        <w:drawing>
+          <wp:inline xmlns:a="http://schemas.openxmlformats.org/drawingml/2006/main" xmlns:pic="http://schemas.openxmlformats.org/drawingml/2006/picture">
+            <wp:extent cx="5486400" cy="3681984"/>
+            <wp:docPr id="7" name="Picture 7" descr="For your Image-pattern Network Investigation, save the input, procedure, observed result and limitation of this check. Label this worked example as practice; use a different, previously unreviewed case when checking independent understanding. Draw your input, deciding step, result and limit. Supported question: Why do the single-example orders finish at different weights? Point to the relevant step in the picture, then write the changed result and the rule or evidence that supports it."/>
+            <wp:cNvGraphicFramePr>
+              <a:graphicFrameLocks noChangeAspect="1"/>
+            </wp:cNvGraphicFramePr>
+            <a:graphic>
+              <a:graphicData uri="http://schemas.openxmlformats.org/drawingml/2006/picture">
+                <pic:pic>
+                  <pic:nvPicPr>
+                    <pic:cNvPr id="0" name="academy-story-ai-5-13-06.png"/>
+                    <pic:cNvPicPr/>
+                  </pic:nvPicPr>
+                  <pic:blipFill>
+                    <a:blip r:embed="rId15"/>
+                    <a:stretch>
+                      <a:fillRect/>
+                    </a:stretch>
+                  </pic:blipFill>
+                  <pic:spPr>
+                    <a:xfrm>
+                      <a:off x="0" y="0"/>
+                      <a:ext cx="5486400" cy="3681984"/>
+                    </a:xfrm>
+                    <a:prstGeom prst="rect"/>
+                  </pic:spPr>
+                </pic:pic>
+              </a:graphicData>
+            </a:graphic>
+          </wp:inline>
+        </w:drawing>
+      </w:r>
+    </w:p>
+    <w:p>
+      <w:pPr>
+        <w:spacing w:line="336" w:lineRule="auto" w:after="180"/>
+      </w:pPr>
+      <w:r>
+        <w:rPr>
+          <w:b w:val="0"/>
+        </w:rPr>
+        <w:t xml:space="preserve">For your Image-pattern Network Investigation, save the </w:t>
+      </w:r>
+      <w:r>
+        <w:rPr>
+          <w:b/>
+        </w:rPr>
+        <w:t>input</w:t>
+      </w:r>
+      <w:r>
+        <w:rPr>
+          <w:b w:val="0"/>
+        </w:rPr>
+        <w:t>, procedure, observed result and limitation of this check.</w:t>
+      </w:r>
+    </w:p>
+    <w:p>
+      <w:pPr>
+        <w:spacing w:line="336" w:lineRule="auto" w:after="180"/>
+      </w:pPr>
+      <w:r>
+        <w:rPr>
+          <w:b w:val="0"/>
+        </w:rPr>
+        <w:t xml:space="preserve">Label this worked example as practice; use a different, previously unreviewed case when checking independent understanding. Draw your </w:t>
+      </w:r>
+      <w:r>
+        <w:rPr>
+          <w:b/>
+        </w:rPr>
+        <w:t>input</w:t>
+      </w:r>
+      <w:r>
+        <w:rPr>
+          <w:b w:val="0"/>
+        </w:rPr>
+        <w:t>, deciding step, result and limit.</w:t>
+      </w:r>
+    </w:p>
+    <w:p>
+      <w:pPr>
+        <w:spacing w:line="336" w:lineRule="auto" w:after="180"/>
+      </w:pPr>
+      <w:r>
+        <w:rPr>
+          <w:b w:val="0"/>
+        </w:rPr>
+        <w:t xml:space="preserve">Supported question: Why do the single-example orders finish at different weights? Point to the relevant step in the picture, then write the changed result and the rule or </w:t>
+      </w:r>
+      <w:r>
+        <w:rPr>
+          <w:b/>
+        </w:rPr>
+        <w:t>evidence</w:t>
+      </w:r>
+      <w:r>
+        <w:rPr>
+          <w:b w:val="0"/>
+        </w:rPr>
+        <w:t xml:space="preserve"> that supports it.</w:t>
+      </w:r>
+    </w:p>
+    <w:p>
+      <w:pPr>
+        <w:spacing w:line="336" w:lineRule="auto" w:after="180"/>
+        <w:shd w:fill="F5F1FB"/>
+      </w:pPr>
+      <w:r>
+        <w:rPr>
+          <w:b w:val="0"/>
+        </w:rPr>
+        <w:t xml:space="preserve">Draw your project trace and justify the deciding step using </w:t>
+      </w:r>
+      <w:r>
+        <w:rPr>
+          <w:b/>
+        </w:rPr>
+        <w:t>evidence</w:t>
+      </w:r>
+      <w:r>
+        <w:rPr>
+          <w:b w:val="0"/>
+        </w:rPr>
+        <w:t>.</w:t>
       </w:r>
     </w:p>
     <w:sectPr>

--- a/downloads/student/ai-5-week-13.docx
+++ b/downloads/student/ai-5-week-13.docx
@@ -25,33 +25,483 @@
         <w:pStyle w:val="Heading1"/>
       </w:pPr>
       <w:r>
-        <w:t>Before you start</w:t>
-      </w:r>
-    </w:p>
-    <w:p>
+        <w:t>Name the batch. Update the current state. Count the full pass.</w:t>
+      </w:r>
+    </w:p>
+    <w:p>
+      <w:r>
+        <w:t>Trace schedule-dependent updates and aggregate losses with correct case weights.</w:t>
+      </w:r>
+    </w:p>
+    <w:p>
+      <w:r>
+        <w:t>Declared epoch rule → complete two-pair traces → pictured order counterexample → weighted frozen errors → independent new order comparison.</w:t>
+      </w:r>
+    </w:p>
+    <w:p>
+      <w:pPr>
+        <w:pStyle w:val="Heading1"/>
+      </w:pPr>
+      <w:r>
+        <w:t>01. When does the model change during a pass through the data?</w:t>
+      </w:r>
+    </w:p>
+    <w:p>
+      <w:r>
+        <w:t>Count examples,batches,updates and epochs separately.</w:t>
+      </w:r>
+    </w:p>
+    <w:p>
+      <w:pPr>
+        <w:pStyle w:val="Heading2"/>
+      </w:pPr>
+      <w:r>
+        <w:t>Learning goals</w:t>
+      </w:r>
+    </w:p>
+    <w:p>
+      <w:pPr>
+        <w:spacing w:line="336" w:lineRule="auto" w:after="180"/>
+      </w:pPr>
+      <w:r>
+        <w:rPr>
+          <w:b w:val="0"/>
+        </w:rPr>
+        <w:t xml:space="preserve">I can distinguish an example a </w:t>
+      </w:r>
+      <w:r>
+        <w:rPr>
+          <w:b/>
+        </w:rPr>
+        <w:t>batch</w:t>
+      </w:r>
+      <w:r>
+        <w:rPr>
+          <w:b w:val="0"/>
+        </w:rPr>
+        <w:t xml:space="preserve"> an </w:t>
+      </w:r>
+      <w:r>
+        <w:rPr>
+          <w:b/>
+        </w:rPr>
+        <w:t>update</w:t>
+      </w:r>
+      <w:r>
+        <w:rPr>
+          <w:b w:val="0"/>
+        </w:rPr>
+        <w:t xml:space="preserve"> and an </w:t>
+      </w:r>
+      <w:r>
+        <w:rPr>
+          <w:b/>
+        </w:rPr>
+        <w:t>epoch</w:t>
+      </w:r>
+      <w:r>
+        <w:rPr>
+          <w:b w:val="0"/>
+        </w:rPr>
+        <w:t>.</w:t>
+      </w:r>
+    </w:p>
+    <w:p>
+      <w:pPr>
+        <w:spacing w:line="336" w:lineRule="auto" w:after="180"/>
+      </w:pPr>
+      <w:r>
+        <w:rPr>
+          <w:b w:val="0"/>
+        </w:rPr>
+        <w:t xml:space="preserve">I can trace parameter changes across successive </w:t>
+      </w:r>
+      <w:r>
+        <w:rPr>
+          <w:b/>
+        </w:rPr>
+        <w:t>batch</w:t>
+      </w:r>
+      <w:r>
+        <w:rPr>
+          <w:b w:val="0"/>
+        </w:rPr>
+        <w:t>es.</w:t>
+      </w:r>
+    </w:p>
+    <w:p>
+      <w:pPr>
+        <w:spacing w:line="336" w:lineRule="auto" w:after="180"/>
+      </w:pPr>
+      <w:r>
+        <w:rPr>
+          <w:b w:val="0"/>
+        </w:rPr>
+        <w:t xml:space="preserve">I can calculate </w:t>
+      </w:r>
+      <w:r>
+        <w:rPr>
+          <w:b/>
+        </w:rPr>
+        <w:t>update</w:t>
+      </w:r>
+      <w:r>
+        <w:rPr>
+          <w:b w:val="0"/>
+        </w:rPr>
+        <w:t xml:space="preserve"> counts and aggregate unequal </w:t>
+      </w:r>
+      <w:r>
+        <w:rPr>
+          <w:b/>
+        </w:rPr>
+        <w:t>batch</w:t>
+      </w:r>
+      <w:r>
+        <w:rPr>
+          <w:b w:val="0"/>
+        </w:rPr>
+        <w:t xml:space="preserve"> losses correctly.</w:t>
+      </w:r>
+    </w:p>
+    <w:p>
+      <w:pPr>
+        <w:pStyle w:val="Heading2"/>
+      </w:pPr>
+      <w:r>
+        <w:t>Retrieve the complete training loop</w:t>
+      </w:r>
+    </w:p>
+    <w:p>
+      <w:pPr>
+        <w:spacing w:line="336" w:lineRule="auto" w:after="180"/>
+      </w:pPr>
+      <w:r>
+        <w:rPr>
+          <w:b w:val="0"/>
+        </w:rPr>
+        <w:t>Close your notes first. A rough first answer helps us choose the right starting point; it is not a score for your ability.</w:t>
+      </w:r>
+    </w:p>
+    <w:p>
+      <w:pPr>
+        <w:spacing w:line="336" w:lineRule="auto" w:after="180"/>
+      </w:pPr>
+      <w:r>
+        <w:rPr>
+          <w:b w:val="0"/>
+        </w:rPr>
+        <w:t xml:space="preserve">Without opening the old lesson, explain one key idea from </w:t>
+      </w:r>
+      <w:r>
+        <w:rPr>
+          <w:b/>
+        </w:rPr>
+        <w:t>Training</w:t>
+      </w:r>
+      <w:r>
+        <w:rPr>
+          <w:b w:val="0"/>
+        </w:rPr>
+        <w:t xml:space="preserve"> a small network. Give an example and a mistake that the idea helps you avoid.</w:t>
+      </w:r>
+    </w:p>
+    <w:p>
+      <w:pPr>
+        <w:spacing w:line="336" w:lineRule="auto" w:after="180"/>
+      </w:pPr>
+      <w:r>
+        <w:rPr>
+          <w:b w:val="0"/>
+        </w:rPr>
+        <w:t>Without opening the old lesson, explain one key idea from Gradients with a numerical check. Give an example and a mistake that the idea helps you avoid.</w:t>
+      </w:r>
+    </w:p>
+    <w:p>
+      <w:pPr>
+        <w:spacing w:line="336" w:lineRule="auto" w:after="180"/>
+      </w:pPr>
+      <w:r>
+        <w:rPr>
+          <w:b w:val="0"/>
+        </w:rPr>
+        <w:t>Without opening the old lesson, explain one key idea from Parameters and architecture. Give an example and a mistake that the idea helps you avoid.</w:t>
+      </w:r>
+    </w:p>
+    <w:p>
+      <w:pPr>
+        <w:spacing w:line="336" w:lineRule="auto" w:after="180"/>
+      </w:pPr>
+      <w:r>
+        <w:rPr>
+          <w:b w:val="0"/>
+        </w:rPr>
+        <w:t xml:space="preserve">After trying, check the relevant lesson or ask your teacher. Change the part of your explanation that the </w:t>
+      </w:r>
+      <w:r>
+        <w:rPr>
+          <w:b/>
+        </w:rPr>
+        <w:t>evidence</w:t>
+      </w:r>
+      <w:r>
+        <w:rPr>
+          <w:b w:val="0"/>
+        </w:rPr>
+        <w:t xml:space="preserve"> shows was wrong.</w:t>
+      </w:r>
+    </w:p>
+    <w:p>
+      <w:pPr>
+        <w:pStyle w:val="Heading2"/>
+      </w:pPr>
+      <w:r>
+        <w:t>Prerequisite and starting response</w:t>
+      </w:r>
+    </w:p>
+    <w:p>
+      <w:pPr>
+        <w:pStyle w:val="ListBullet"/>
+      </w:pPr>
       <w:r>
         <w:t>Week 12 printed states numbered 0 to 4. How many parameter updates occurred?</w:t>
       </w:r>
     </w:p>
     <w:p>
       <w:pPr>
+        <w:pStyle w:val="Heading3"/>
+      </w:pPr>
+      <w:r>
+        <w:t>My starting explanation</w:t>
+      </w:r>
+    </w:p>
+    <w:p>
+      <w:r>
+        <w:t>________________________________________________________________</w:t>
+      </w:r>
+    </w:p>
+    <w:p>
+      <w:r>
+        <w:t>________________________________________________________________</w:t>
+      </w:r>
+    </w:p>
+    <w:p>
+      <w:r>
+        <w:t>________________________________________________________________</w:t>
+      </w:r>
+    </w:p>
+    <w:p>
+      <w:pPr>
+        <w:pStyle w:val="Heading2"/>
+      </w:pPr>
+      <w:r>
+        <w:t>End goal</w:t>
+      </w:r>
+    </w:p>
+    <w:p>
+      <w:pPr>
+        <w:spacing w:line="336" w:lineRule="auto" w:after="180"/>
+      </w:pPr>
+      <w:r>
+        <w:rPr>
+          <w:b w:val="0"/>
+        </w:rPr>
+        <w:t xml:space="preserve">By the end, I can explain </w:t>
+      </w:r>
+      <w:r>
+        <w:rPr>
+          <w:b/>
+        </w:rPr>
+        <w:t>batch</w:t>
+      </w:r>
+      <w:r>
+        <w:rPr>
+          <w:b w:val="0"/>
+        </w:rPr>
+        <w:t xml:space="preserve">ing and </w:t>
+      </w:r>
+      <w:r>
+        <w:rPr>
+          <w:b/>
+        </w:rPr>
+        <w:t>epoch</w:t>
+      </w:r>
+      <w:r>
+        <w:rPr>
+          <w:b w:val="0"/>
+        </w:rPr>
+        <w:t>s using a traced example and a stated limitation.</w:t>
+      </w:r>
+    </w:p>
+    <w:p>
+      <w:pPr>
+        <w:pStyle w:val="Heading2"/>
+      </w:pPr>
+      <w:r>
+        <w:t>Earlier wording, alternatives and picture transcripts · reference / check after trying</w:t>
+      </w:r>
+    </w:p>
+    <w:p>
+      <w:pPr>
+        <w:pStyle w:val="Heading3"/>
+      </w:pPr>
+      <w:r>
+        <w:t>Your learning target</w:t>
+      </w:r>
+    </w:p>
+    <w:p>
+      <w:pPr>
+        <w:pStyle w:val="Heading3"/>
+      </w:pPr>
+      <w:r>
+        <w:t>Remember before reading</w:t>
+      </w:r>
+    </w:p>
+    <w:p>
+      <w:pPr>
+        <w:spacing w:line="336" w:lineRule="auto" w:after="180"/>
+      </w:pPr>
+      <w:r>
+        <w:rPr>
+          <w:b w:val="0"/>
+        </w:rPr>
+        <w:t>This week you will practise:</w:t>
+      </w:r>
+    </w:p>
+    <w:p>
+      <w:pPr>
+        <w:spacing w:line="336" w:lineRule="auto" w:after="180"/>
+      </w:pPr>
+      <w:r>
+        <w:rPr>
+          <w:b w:val="0"/>
+        </w:rPr>
+        <w:t xml:space="preserve">Distinguish an example a </w:t>
+      </w:r>
+      <w:r>
+        <w:rPr>
+          <w:b/>
+        </w:rPr>
+        <w:t>batch</w:t>
+      </w:r>
+      <w:r>
+        <w:rPr>
+          <w:b w:val="0"/>
+        </w:rPr>
+        <w:t xml:space="preserve"> an </w:t>
+      </w:r>
+      <w:r>
+        <w:rPr>
+          <w:b/>
+        </w:rPr>
+        <w:t>update</w:t>
+      </w:r>
+      <w:r>
+        <w:rPr>
+          <w:b w:val="0"/>
+        </w:rPr>
+        <w:t xml:space="preserve"> and an </w:t>
+      </w:r>
+      <w:r>
+        <w:rPr>
+          <w:b/>
+        </w:rPr>
+        <w:t>epoch</w:t>
+      </w:r>
+    </w:p>
+    <w:p>
+      <w:pPr>
+        <w:spacing w:line="336" w:lineRule="auto" w:after="180"/>
+      </w:pPr>
+      <w:r>
+        <w:rPr>
+          <w:b w:val="0"/>
+        </w:rPr>
+        <w:t xml:space="preserve">Trace parameter changes across successive </w:t>
+      </w:r>
+      <w:r>
+        <w:rPr>
+          <w:b/>
+        </w:rPr>
+        <w:t>batch</w:t>
+      </w:r>
+      <w:r>
+        <w:rPr>
+          <w:b w:val="0"/>
+        </w:rPr>
+        <w:t>es</w:t>
+      </w:r>
+    </w:p>
+    <w:p>
+      <w:pPr>
+        <w:spacing w:line="336" w:lineRule="auto" w:after="180"/>
+      </w:pPr>
+      <w:r>
+        <w:rPr>
+          <w:b w:val="0"/>
+        </w:rPr>
+        <w:t xml:space="preserve">Calculate </w:t>
+      </w:r>
+      <w:r>
+        <w:rPr>
+          <w:b/>
+        </w:rPr>
+        <w:t>update</w:t>
+      </w:r>
+      <w:r>
+        <w:rPr>
+          <w:b w:val="0"/>
+        </w:rPr>
+        <w:t xml:space="preserve"> counts and aggregate unequal </w:t>
+      </w:r>
+      <w:r>
+        <w:rPr>
+          <w:b/>
+        </w:rPr>
+        <w:t>batch</w:t>
+      </w:r>
+      <w:r>
+        <w:rPr>
+          <w:b w:val="0"/>
+        </w:rPr>
+        <w:t xml:space="preserve"> losses correctly</w:t>
+      </w:r>
+    </w:p>
+    <w:p>
+      <w:pPr>
+        <w:pStyle w:val="Heading3"/>
+      </w:pPr>
+      <w:r>
+        <w:t>Retrieve what you already know</w:t>
+      </w:r>
+    </w:p>
+    <w:p>
+      <w:pPr>
+        <w:pStyle w:val="Heading3"/>
+      </w:pPr>
+      <w:r>
+        <w:t>This week’s end goal</w:t>
+      </w:r>
+    </w:p>
+    <w:p>
+      <w:pPr>
         <w:pStyle w:val="Heading1"/>
       </w:pPr>
       <w:r>
-        <w:t>01. Your mission</w:t>
-      </w:r>
-    </w:p>
-    <w:p>
-      <w:r>
-        <w:t>Start with the target: Distinguish an example a batch an update and an epoch. Try the recall before opening notes.</w:t>
-      </w:r>
-    </w:p>
-    <w:p>
-      <w:pPr>
-        <w:pStyle w:val="Heading3"/>
-      </w:pPr>
-      <w:r>
-        <w:t>Your learning target</w:t>
+        <w:t>02. Declare one update per nonempty batch and keep the last batch</w:t>
+      </w:r>
+    </w:p>
+    <w:p>
+      <w:r>
+        <w:t>An epoch visits each training row once under this stated sampling rule.</w:t>
+      </w:r>
+    </w:p>
+    <w:p>
+      <w:pPr>
+        <w:pStyle w:val="Heading2"/>
+      </w:pPr>
+      <w:r>
+        <w:t>Complete batch/update/epoch convention</w:t>
       </w:r>
     </w:p>
     <w:p>
@@ -62,31 +512,78 @@
         <w:rPr>
           <w:b w:val="0"/>
         </w:rPr>
-        <w:t xml:space="preserve">I can distinguish an example a </w:t>
+        <w:t xml:space="preserve">In Week 12 every </w:t>
       </w:r>
       <w:r>
         <w:rPr>
           <w:b/>
         </w:rPr>
+        <w:t>update</w:t>
+      </w:r>
+      <w:r>
+        <w:rPr>
+          <w:b w:val="0"/>
+        </w:rPr>
+        <w:t xml:space="preserve"> used both </w:t>
+      </w:r>
+      <w:r>
+        <w:rPr>
+          <w:b/>
+        </w:rPr>
+        <w:t>training</w:t>
+      </w:r>
+      <w:r>
+        <w:rPr>
+          <w:b w:val="0"/>
+        </w:rPr>
+        <w:t xml:space="preserve"> examples. We now keep the same network h = ReLU(x), y = vh, with only v trained, and divide the data into </w:t>
+      </w:r>
+      <w:r>
+        <w:rPr>
+          <w:b/>
+        </w:rPr>
         <w:t>batch</w:t>
       </w:r>
       <w:r>
         <w:rPr>
           <w:b w:val="0"/>
         </w:rPr>
-        <w:t xml:space="preserve"> an </w:t>
+        <w:t xml:space="preserve">es. In this lesson each nonempty </w:t>
       </w:r>
       <w:r>
         <w:rPr>
           <w:b/>
         </w:rPr>
+        <w:t>batch</w:t>
+      </w:r>
+      <w:r>
+        <w:rPr>
+          <w:b w:val="0"/>
+        </w:rPr>
+        <w:t xml:space="preserve"> produces exactly one </w:t>
+      </w:r>
+      <w:r>
+        <w:rPr>
+          <w:b/>
+        </w:rPr>
         <w:t>update</w:t>
       </w:r>
       <w:r>
         <w:rPr>
           <w:b w:val="0"/>
         </w:rPr>
-        <w:t xml:space="preserve"> and an </w:t>
+        <w:t>.</w:t>
+      </w:r>
+    </w:p>
+    <w:p>
+      <w:pPr>
+        <w:spacing w:line="336" w:lineRule="auto" w:after="180"/>
+      </w:pPr>
+      <w:r>
+        <w:rPr>
+          <w:b w:val="0"/>
+        </w:rPr>
+        <w:t xml:space="preserve">An </w:t>
       </w:r>
       <w:r>
         <w:rPr>
@@ -98,6 +595,53 @@
         <w:rPr>
           <w:b w:val="0"/>
         </w:rPr>
+        <w:t xml:space="preserve"> visits every </w:t>
+      </w:r>
+      <w:r>
+        <w:rPr>
+          <w:b/>
+        </w:rPr>
+        <w:t>training</w:t>
+      </w:r>
+      <w:r>
+        <w:rPr>
+          <w:b w:val="0"/>
+        </w:rPr>
+        <w:t xml:space="preserve"> example exactly once, without replacement. These rules make the counts unambiguous.</w:t>
+      </w:r>
+    </w:p>
+    <w:p>
+      <w:pPr>
+        <w:spacing w:line="336" w:lineRule="auto" w:after="180"/>
+      </w:pPr>
+      <w:r>
+        <w:rPr>
+          <w:b w:val="0"/>
+        </w:rPr>
+        <w:t xml:space="preserve">Imagine five fictional records A through E in fixed order. With </w:t>
+      </w:r>
+      <w:r>
+        <w:rPr>
+          <w:b/>
+        </w:rPr>
+        <w:t>batch size</w:t>
+      </w:r>
+      <w:r>
+        <w:rPr>
+          <w:b w:val="0"/>
+        </w:rPr>
+        <w:t xml:space="preserve"> 2, the groups are [A, B], [C, D] and [E]. Keep the smaller last </w:t>
+      </w:r>
+      <w:r>
+        <w:rPr>
+          <w:b/>
+        </w:rPr>
+        <w:t>batch</w:t>
+      </w:r>
+      <w:r>
+        <w:rPr>
+          <w:b w:val="0"/>
+        </w:rPr>
         <w:t>.</w:t>
       </w:r>
     </w:p>
@@ -109,574 +653,75 @@
         <w:rPr>
           <w:b w:val="0"/>
         </w:rPr>
-        <w:t xml:space="preserve">I can trace parameter changes across successive </w:t>
+        <w:t xml:space="preserve">One </w:t>
       </w:r>
       <w:r>
         <w:rPr>
           <w:b/>
         </w:rPr>
+        <w:t>epoch</w:t>
+      </w:r>
+      <w:r>
+        <w:rPr>
+          <w:b w:val="0"/>
+        </w:rPr>
+        <w:t xml:space="preserve"> has three </w:t>
+      </w:r>
+      <w:r>
+        <w:rPr>
+          <w:b/>
+        </w:rPr>
         <w:t>batch</w:t>
       </w:r>
       <w:r>
         <w:rPr>
           <w:b w:val="0"/>
         </w:rPr>
-        <w:t>es.</w:t>
-      </w:r>
-    </w:p>
-    <w:p>
-      <w:pPr>
-        <w:spacing w:line="336" w:lineRule="auto" w:after="180"/>
-      </w:pPr>
+        <w:t xml:space="preserve">es and three </w:t>
+      </w:r>
+      <w:r>
+        <w:rPr>
+          <w:b/>
+        </w:rPr>
+        <w:t>update</w:t>
+      </w:r>
       <w:r>
         <w:rPr>
           <w:b w:val="0"/>
         </w:rPr>
-        <w:t xml:space="preserve">I can calculate </w:t>
+        <w:t xml:space="preserve">s; two </w:t>
       </w:r>
       <w:r>
         <w:rPr>
           <w:b/>
         </w:rPr>
+        <w:t>epoch</w:t>
+      </w:r>
+      <w:r>
+        <w:rPr>
+          <w:b w:val="0"/>
+        </w:rPr>
+        <w:t xml:space="preserve">s have six </w:t>
+      </w:r>
+      <w:r>
+        <w:rPr>
+          <w:b/>
+        </w:rPr>
         <w:t>update</w:t>
       </w:r>
       <w:r>
         <w:rPr>
           <w:b w:val="0"/>
         </w:rPr>
-        <w:t xml:space="preserve"> counts and aggregate unequal </w:t>
-      </w:r>
-      <w:r>
-        <w:rPr>
-          <w:b/>
-        </w:rPr>
-        <w:t>batch</w:t>
-      </w:r>
-      <w:r>
-        <w:rPr>
-          <w:b w:val="0"/>
-        </w:rPr>
-        <w:t xml:space="preserve"> losses correctly.</w:t>
-      </w:r>
-    </w:p>
-    <w:p>
-      <w:pPr>
-        <w:pStyle w:val="Heading3"/>
-      </w:pPr>
-      <w:r>
-        <w:t>Remember before reading</w:t>
-      </w:r>
-    </w:p>
-    <w:p>
-      <w:pPr>
-        <w:spacing w:line="336" w:lineRule="auto" w:after="180"/>
-      </w:pPr>
-      <w:r>
-        <w:rPr>
-          <w:b w:val="0"/>
-        </w:rPr>
-        <w:t>Close your notes first. A rough first answer helps us choose the right starting point; it is not a score for your ability.</w:t>
-      </w:r>
-    </w:p>
-    <w:p>
-      <w:pPr>
-        <w:spacing w:line="336" w:lineRule="auto" w:after="180"/>
-      </w:pPr>
-      <w:r>
-        <w:rPr>
-          <w:b w:val="0"/>
-        </w:rPr>
-        <w:t xml:space="preserve">Without opening the old lesson, explain one key idea from </w:t>
-      </w:r>
-      <w:r>
-        <w:rPr>
-          <w:b/>
-        </w:rPr>
-        <w:t>Training</w:t>
-      </w:r>
-      <w:r>
-        <w:rPr>
-          <w:b w:val="0"/>
-        </w:rPr>
-        <w:t xml:space="preserve"> a small network. Give an example and a mistake that the idea helps you avoid.</w:t>
-      </w:r>
-    </w:p>
-    <w:p>
-      <w:pPr>
-        <w:spacing w:line="336" w:lineRule="auto" w:after="180"/>
-      </w:pPr>
-      <w:r>
-        <w:rPr>
-          <w:b w:val="0"/>
-        </w:rPr>
-        <w:t>Without opening the old lesson, explain one key idea from Gradients with a numerical check. Give an example and a mistake that the idea helps you avoid.</w:t>
-      </w:r>
-    </w:p>
-    <w:p>
-      <w:pPr>
-        <w:spacing w:line="336" w:lineRule="auto" w:after="180"/>
-      </w:pPr>
-      <w:r>
-        <w:rPr>
-          <w:b w:val="0"/>
-        </w:rPr>
-        <w:t>Without opening the old lesson, explain one key idea from Parameters and architecture. Give an example and a mistake that the idea helps you avoid.</w:t>
-      </w:r>
-    </w:p>
-    <w:p>
-      <w:pPr>
-        <w:spacing w:line="336" w:lineRule="auto" w:after="180"/>
-      </w:pPr>
-      <w:r>
-        <w:rPr>
-          <w:b w:val="0"/>
-        </w:rPr>
-        <w:t xml:space="preserve">After trying, check the relevant lesson or ask your teacher. Change the part of your explanation that the </w:t>
-      </w:r>
-      <w:r>
-        <w:rPr>
-          <w:b/>
-        </w:rPr>
-        <w:t>evidence</w:t>
-      </w:r>
-      <w:r>
-        <w:rPr>
-          <w:b w:val="0"/>
-        </w:rPr>
-        <w:t xml:space="preserve"> shows was wrong.</w:t>
-      </w:r>
-    </w:p>
-    <w:p>
-      <w:pPr>
-        <w:spacing w:line="336" w:lineRule="auto" w:after="180"/>
-      </w:pPr>
-      <w:r>
-        <w:rPr>
-          <w:b w:val="0"/>
-        </w:rPr>
-        <w:t>This week you will practise:</w:t>
-      </w:r>
-    </w:p>
-    <w:p>
-      <w:pPr>
-        <w:spacing w:line="336" w:lineRule="auto" w:after="180"/>
-      </w:pPr>
-      <w:r>
-        <w:rPr>
-          <w:b w:val="0"/>
-        </w:rPr>
-        <w:t xml:space="preserve">Distinguish an example a </w:t>
-      </w:r>
-      <w:r>
-        <w:rPr>
-          <w:b/>
-        </w:rPr>
-        <w:t>batch</w:t>
-      </w:r>
-      <w:r>
-        <w:rPr>
-          <w:b w:val="0"/>
-        </w:rPr>
-        <w:t xml:space="preserve"> an </w:t>
-      </w:r>
-      <w:r>
-        <w:rPr>
-          <w:b/>
-        </w:rPr>
-        <w:t>update</w:t>
-      </w:r>
-      <w:r>
-        <w:rPr>
-          <w:b w:val="0"/>
-        </w:rPr>
-        <w:t xml:space="preserve"> and an </w:t>
-      </w:r>
-      <w:r>
-        <w:rPr>
-          <w:b/>
-        </w:rPr>
-        <w:t>epoch</w:t>
-      </w:r>
-    </w:p>
-    <w:p>
-      <w:pPr>
-        <w:spacing w:line="336" w:lineRule="auto" w:after="180"/>
-      </w:pPr>
-      <w:r>
-        <w:rPr>
-          <w:b w:val="0"/>
-        </w:rPr>
-        <w:t xml:space="preserve">Trace parameter changes across successive </w:t>
-      </w:r>
-      <w:r>
-        <w:rPr>
-          <w:b/>
-        </w:rPr>
-        <w:t>batch</w:t>
-      </w:r>
-      <w:r>
-        <w:rPr>
-          <w:b w:val="0"/>
-        </w:rPr>
-        <w:t>es</w:t>
-      </w:r>
-    </w:p>
-    <w:p>
-      <w:pPr>
-        <w:spacing w:line="336" w:lineRule="auto" w:after="180"/>
-      </w:pPr>
-      <w:r>
-        <w:rPr>
-          <w:b w:val="0"/>
-        </w:rPr>
-        <w:t xml:space="preserve">Calculate </w:t>
-      </w:r>
-      <w:r>
-        <w:rPr>
-          <w:b/>
-        </w:rPr>
-        <w:t>update</w:t>
-      </w:r>
-      <w:r>
-        <w:rPr>
-          <w:b w:val="0"/>
-        </w:rPr>
-        <w:t xml:space="preserve"> counts and aggregate unequal </w:t>
-      </w:r>
-      <w:r>
-        <w:rPr>
-          <w:b/>
-        </w:rPr>
-        <w:t>batch</w:t>
-      </w:r>
-      <w:r>
-        <w:rPr>
-          <w:b w:val="0"/>
-        </w:rPr>
-        <w:t xml:space="preserve"> losses correctly</w:t>
-      </w:r>
-    </w:p>
-    <w:p>
-      <w:pPr>
-        <w:pStyle w:val="Heading3"/>
-      </w:pPr>
-      <w:r>
-        <w:t>Retrieve what you already know</w:t>
-      </w:r>
-    </w:p>
-    <w:p>
-      <w:pPr>
-        <w:spacing w:line="336" w:lineRule="auto" w:after="180"/>
-        <w:shd w:fill="F5F1FB"/>
-      </w:pPr>
-      <w:r>
-        <w:rPr>
-          <w:b w:val="0"/>
-        </w:rPr>
-        <w:t xml:space="preserve">Week 12 printed states numbered 0 to 4. How many parameter </w:t>
-      </w:r>
-      <w:r>
-        <w:rPr>
-          <w:b/>
-        </w:rPr>
-        <w:t>update</w:t>
-      </w:r>
-      <w:r>
-        <w:rPr>
-          <w:b w:val="0"/>
-        </w:rPr>
-        <w:t>s occurred?</w:t>
-      </w:r>
-    </w:p>
-    <w:p>
-      <w:pPr>
-        <w:pStyle w:val="Heading3"/>
-      </w:pPr>
-      <w:r>
-        <w:t>My starting explanation</w:t>
-      </w:r>
-    </w:p>
-    <w:p>
-      <w:r>
-        <w:t>________________________________________________________________</w:t>
-      </w:r>
-    </w:p>
-    <w:p>
-      <w:r>
-        <w:t>________________________________________________________________</w:t>
-      </w:r>
-    </w:p>
-    <w:p>
-      <w:r>
-        <w:t>________________________________________________________________</w:t>
-      </w:r>
-    </w:p>
-    <w:p>
-      <w:pPr>
-        <w:pStyle w:val="Heading3"/>
-      </w:pPr>
-      <w:r>
-        <w:t>This week’s end goal</w:t>
-      </w:r>
-    </w:p>
-    <w:p>
-      <w:pPr>
-        <w:spacing w:line="336" w:lineRule="auto" w:after="180"/>
-      </w:pPr>
-      <w:r>
-        <w:rPr>
-          <w:b w:val="0"/>
-        </w:rPr>
-        <w:t xml:space="preserve">By the end, I can explain </w:t>
-      </w:r>
-      <w:r>
-        <w:rPr>
-          <w:b/>
-        </w:rPr>
-        <w:t>batch</w:t>
-      </w:r>
-      <w:r>
-        <w:rPr>
-          <w:b w:val="0"/>
-        </w:rPr>
-        <w:t xml:space="preserve">ing and </w:t>
-      </w:r>
-      <w:r>
-        <w:rPr>
-          <w:b/>
-        </w:rPr>
-        <w:t>epoch</w:t>
-      </w:r>
-      <w:r>
-        <w:rPr>
-          <w:b w:val="0"/>
-        </w:rPr>
-        <w:t>s using a traced example and a stated limitation.</w:t>
-      </w:r>
-    </w:p>
-    <w:p>
-      <w:pPr>
-        <w:pStyle w:val="Heading1"/>
-      </w:pPr>
-      <w:r>
-        <w:t>02. Notice the evidence</w:t>
-      </w:r>
-    </w:p>
-    <w:p>
-      <w:r>
-        <w:t>Investigate the supplied Batching and epochs case. Separate observations, given facts and assumptions before choosing an explanation.</w:t>
-      </w:r>
-    </w:p>
-    <w:p>
-      <w:pPr>
-        <w:spacing w:line="336" w:lineRule="auto" w:after="180"/>
-      </w:pPr>
-      <w:r>
-        <w:rPr>
-          <w:b w:val="0"/>
-        </w:rPr>
-        <w:t xml:space="preserve">In Week 12 every </w:t>
-      </w:r>
-      <w:r>
-        <w:rPr>
-          <w:b/>
-        </w:rPr>
-        <w:t>update</w:t>
-      </w:r>
-      <w:r>
-        <w:rPr>
-          <w:b w:val="0"/>
-        </w:rPr>
-        <w:t xml:space="preserve"> used both </w:t>
-      </w:r>
-      <w:r>
-        <w:rPr>
-          <w:b/>
-        </w:rPr>
-        <w:t>training</w:t>
-      </w:r>
-      <w:r>
-        <w:rPr>
-          <w:b w:val="0"/>
-        </w:rPr>
-        <w:t xml:space="preserve"> examples. We now keep the same network h = ReLU(x), y = vh, with only v trained, and divide the data into </w:t>
-      </w:r>
-      <w:r>
-        <w:rPr>
-          <w:b/>
-        </w:rPr>
-        <w:t>batch</w:t>
-      </w:r>
-      <w:r>
-        <w:rPr>
-          <w:b w:val="0"/>
-        </w:rPr>
-        <w:t xml:space="preserve">es. In this lesson each nonempty </w:t>
-      </w:r>
-      <w:r>
-        <w:rPr>
-          <w:b/>
-        </w:rPr>
-        <w:t>batch</w:t>
-      </w:r>
-      <w:r>
-        <w:rPr>
-          <w:b w:val="0"/>
-        </w:rPr>
-        <w:t xml:space="preserve"> produces exactly one </w:t>
-      </w:r>
-      <w:r>
-        <w:rPr>
-          <w:b/>
-        </w:rPr>
-        <w:t>update</w:t>
-      </w:r>
-      <w:r>
-        <w:rPr>
-          <w:b w:val="0"/>
-        </w:rPr>
-        <w:t>.</w:t>
-      </w:r>
-    </w:p>
-    <w:p>
-      <w:pPr>
-        <w:spacing w:line="336" w:lineRule="auto" w:after="180"/>
-      </w:pPr>
-      <w:r>
-        <w:rPr>
-          <w:b w:val="0"/>
-        </w:rPr>
-        <w:t xml:space="preserve">An </w:t>
-      </w:r>
-      <w:r>
-        <w:rPr>
-          <w:b/>
-        </w:rPr>
-        <w:t>epoch</w:t>
-      </w:r>
-      <w:r>
-        <w:rPr>
-          <w:b w:val="0"/>
-        </w:rPr>
-        <w:t xml:space="preserve"> visits every </w:t>
-      </w:r>
-      <w:r>
-        <w:rPr>
-          <w:b/>
-        </w:rPr>
-        <w:t>training</w:t>
-      </w:r>
-      <w:r>
-        <w:rPr>
-          <w:b w:val="0"/>
-        </w:rPr>
-        <w:t xml:space="preserve"> example exactly once, without replacement. These rules make the counts unambiguous.</w:t>
-      </w:r>
-    </w:p>
-    <w:p>
-      <w:pPr>
-        <w:spacing w:line="336" w:lineRule="auto" w:after="180"/>
-      </w:pPr>
-      <w:r>
-        <w:rPr>
-          <w:b w:val="0"/>
-        </w:rPr>
-        <w:t xml:space="preserve">Imagine five fictional records A through E in fixed order. With </w:t>
-      </w:r>
-      <w:r>
-        <w:rPr>
-          <w:b/>
-        </w:rPr>
-        <w:t>batch size</w:t>
-      </w:r>
-      <w:r>
-        <w:rPr>
-          <w:b w:val="0"/>
-        </w:rPr>
-        <w:t xml:space="preserve"> 2, the groups are [A, B], [C, D] and [E]. Keep the smaller last </w:t>
-      </w:r>
-      <w:r>
-        <w:rPr>
-          <w:b/>
-        </w:rPr>
-        <w:t>batch</w:t>
-      </w:r>
-      <w:r>
-        <w:rPr>
-          <w:b w:val="0"/>
-        </w:rPr>
-        <w:t>.</w:t>
-      </w:r>
-    </w:p>
-    <w:p>
-      <w:pPr>
-        <w:spacing w:line="336" w:lineRule="auto" w:after="180"/>
-      </w:pPr>
-      <w:r>
-        <w:rPr>
-          <w:b w:val="0"/>
-        </w:rPr>
-        <w:t xml:space="preserve">One </w:t>
-      </w:r>
-      <w:r>
-        <w:rPr>
-          <w:b/>
-        </w:rPr>
-        <w:t>epoch</w:t>
-      </w:r>
-      <w:r>
-        <w:rPr>
-          <w:b w:val="0"/>
-        </w:rPr>
-        <w:t xml:space="preserve"> has three </w:t>
-      </w:r>
-      <w:r>
-        <w:rPr>
-          <w:b/>
-        </w:rPr>
-        <w:t>batch</w:t>
-      </w:r>
-      <w:r>
-        <w:rPr>
-          <w:b w:val="0"/>
-        </w:rPr>
-        <w:t xml:space="preserve">es and three </w:t>
-      </w:r>
-      <w:r>
-        <w:rPr>
-          <w:b/>
-        </w:rPr>
-        <w:t>update</w:t>
-      </w:r>
-      <w:r>
-        <w:rPr>
-          <w:b w:val="0"/>
-        </w:rPr>
-        <w:t xml:space="preserve">s; two </w:t>
-      </w:r>
-      <w:r>
-        <w:rPr>
-          <w:b/>
-        </w:rPr>
-        <w:t>epoch</w:t>
-      </w:r>
-      <w:r>
-        <w:rPr>
-          <w:b w:val="0"/>
-        </w:rPr>
-        <w:t xml:space="preserve">s have six </w:t>
-      </w:r>
-      <w:r>
-        <w:rPr>
-          <w:b/>
-        </w:rPr>
-        <w:t>update</w:t>
-      </w:r>
-      <w:r>
-        <w:rPr>
-          <w:b w:val="0"/>
-        </w:rPr>
         <w:t>s and ten example visits.</w:t>
+      </w:r>
+    </w:p>
+    <w:p>
+      <w:pPr>
+        <w:pStyle w:val="Heading2"/>
+      </w:pPr>
+      <w:r>
+        <w:t>Five-record schedule counts</w:t>
       </w:r>
     </w:p>
     <w:tbl>
@@ -865,6 +910,14 @@
     </w:tbl>
     <w:p>
       <w:pPr>
+        <w:pStyle w:val="Heading2"/>
+      </w:pPr>
+      <w:r>
+        <w:t>Retained versus dropped incomplete batch</w:t>
+      </w:r>
+    </w:p>
+    <w:p>
+      <w:pPr>
         <w:spacing w:line="336" w:lineRule="auto" w:after="180"/>
       </w:pPr>
       <w:r>
@@ -947,6 +1000,14 @@
     </w:p>
     <w:p>
       <w:pPr>
+        <w:pStyle w:val="Heading2"/>
+      </w:pPr>
+      <w:r>
+        <w:t>Name supplied and missing facts</w:t>
+      </w:r>
+    </w:p>
+    <w:p>
+      <w:pPr>
         <w:pStyle w:val="Heading3"/>
       </w:pPr>
       <w:r>
@@ -973,12 +1034,20 @@
         <w:pStyle w:val="Heading1"/>
       </w:pPr>
       <w:r>
-        <w:t>03. See how it works</w:t>
-      </w:r>
-    </w:p>
-    <w:p>
-      <w:r>
-        <w:t>Follow the mechanism for Batching and epochs. Connect each labelled input, deciding step and result.</w:t>
+        <w:t>03. Trace a parameter state before and after every batch</w:t>
+      </w:r>
+    </w:p>
+    <w:p>
+      <w:r>
+        <w:t>A full-batch mean and successive single-example updates are different schedules.</w:t>
+      </w:r>
+    </w:p>
+    <w:p>
+      <w:pPr>
+        <w:pStyle w:val="Heading2"/>
+      </w:pPr>
+      <w:r>
+        <w:t>Complete data and batch-gradient definition</w:t>
       </w:r>
     </w:p>
     <w:p>
@@ -1037,6 +1106,354 @@
           <w:b w:val="0"/>
         </w:rPr>
         <w:t>.</w:t>
+      </w:r>
+    </w:p>
+    <w:p>
+      <w:pPr>
+        <w:pStyle w:val="Heading2"/>
+      </w:pPr>
+      <w:r>
+        <w:t>Complete current-state batch traces</w:t>
+      </w:r>
+    </w:p>
+    <w:tbl>
+      <w:tblPr>
+        <w:tblStyle w:val="LightShading-Accent1"/>
+        <w:tblW w:type="auto" w:w="0"/>
+        <w:tblLook w:firstColumn="1" w:firstRow="1" w:lastColumn="0" w:lastRow="0" w:noHBand="0" w:noVBand="1" w:val="04A0"/>
+      </w:tblPr>
+      <w:tblGrid>
+        <w:gridCol w:w="2556"/>
+        <w:gridCol w:w="2556"/>
+        <w:gridCol w:w="2556"/>
+        <w:gridCol w:w="2556"/>
+      </w:tblGrid>
+      <w:tr>
+        <w:trPr>
+          <w:tblHeader/>
+        </w:trPr>
+        <w:tc>
+          <w:tcPr>
+            <w:tcW w:type="dxa" w:w="2556"/>
+          </w:tcPr>
+          <w:p>
+            <w:r>
+              <w:t>Main data A(1, 2), B(2, 4); start v0, rate.1</w:t>
+            </w:r>
+          </w:p>
+        </w:tc>
+        <w:tc>
+          <w:tcPr>
+            <w:tcW w:type="dxa" w:w="2556"/>
+          </w:tcPr>
+          <w:p>
+            <w:r>
+              <w:t>Current v before batch</w:t>
+            </w:r>
+          </w:p>
+        </w:tc>
+        <w:tc>
+          <w:tcPr>
+            <w:tcW w:type="dxa" w:w="2556"/>
+          </w:tcPr>
+          <w:p>
+            <w:r>
+              <w:t>Gradient at this v</w:t>
+            </w:r>
+          </w:p>
+        </w:tc>
+        <w:tc>
+          <w:tcPr>
+            <w:tcW w:type="dxa" w:w="2556"/>
+          </w:tcPr>
+          <w:p>
+            <w:r>
+              <w:t>New v after batch</w:t>
+            </w:r>
+          </w:p>
+        </w:tc>
+      </w:tr>
+      <w:tr>
+        <w:tc>
+          <w:tcPr>
+            <w:tcW w:type="dxa" w:w="2556"/>
+          </w:tcPr>
+          <w:p>
+            <w:r>
+              <w:t>Size1:Afirst</w:t>
+            </w:r>
+          </w:p>
+        </w:tc>
+        <w:tc>
+          <w:tcPr>
+            <w:tcW w:type="dxa" w:w="2556"/>
+          </w:tcPr>
+          <w:p>
+            <w:r>
+              <w:t>0</w:t>
+            </w:r>
+          </w:p>
+        </w:tc>
+        <w:tc>
+          <w:tcPr>
+            <w:tcW w:type="dxa" w:w="2556"/>
+          </w:tcPr>
+          <w:p>
+            <w:r>
+              <w:t>-4</w:t>
+            </w:r>
+          </w:p>
+        </w:tc>
+        <w:tc>
+          <w:tcPr>
+            <w:tcW w:type="dxa" w:w="2556"/>
+          </w:tcPr>
+          <w:p>
+            <w:r>
+              <w:t>0.4</w:t>
+            </w:r>
+          </w:p>
+        </w:tc>
+      </w:tr>
+      <w:tr>
+        <w:tc>
+          <w:tcPr>
+            <w:tcW w:type="dxa" w:w="2556"/>
+          </w:tcPr>
+          <w:p>
+            <w:r>
+              <w:t>Size1:Bnext</w:t>
+            </w:r>
+          </w:p>
+        </w:tc>
+        <w:tc>
+          <w:tcPr>
+            <w:tcW w:type="dxa" w:w="2556"/>
+          </w:tcPr>
+          <w:p>
+            <w:r>
+              <w:t>0.4</w:t>
+            </w:r>
+          </w:p>
+        </w:tc>
+        <w:tc>
+          <w:tcPr>
+            <w:tcW w:type="dxa" w:w="2556"/>
+          </w:tcPr>
+          <w:p>
+            <w:r>
+              <w:t>-12.8</w:t>
+            </w:r>
+          </w:p>
+        </w:tc>
+        <w:tc>
+          <w:tcPr>
+            <w:tcW w:type="dxa" w:w="2556"/>
+          </w:tcPr>
+          <w:p>
+            <w:r>
+              <w:t>1.68</w:t>
+            </w:r>
+          </w:p>
+        </w:tc>
+      </w:tr>
+      <w:tr>
+        <w:tc>
+          <w:tcPr>
+            <w:tcW w:type="dxa" w:w="2556"/>
+          </w:tcPr>
+          <w:p>
+            <w:r>
+              <w:t>Restart size 1:Bfirst</w:t>
+            </w:r>
+          </w:p>
+        </w:tc>
+        <w:tc>
+          <w:tcPr>
+            <w:tcW w:type="dxa" w:w="2556"/>
+          </w:tcPr>
+          <w:p>
+            <w:r>
+              <w:t>0</w:t>
+            </w:r>
+          </w:p>
+        </w:tc>
+        <w:tc>
+          <w:tcPr>
+            <w:tcW w:type="dxa" w:w="2556"/>
+          </w:tcPr>
+          <w:p>
+            <w:r>
+              <w:t>-16</w:t>
+            </w:r>
+          </w:p>
+        </w:tc>
+        <w:tc>
+          <w:tcPr>
+            <w:tcW w:type="dxa" w:w="2556"/>
+          </w:tcPr>
+          <w:p>
+            <w:r>
+              <w:t>1.6</w:t>
+            </w:r>
+          </w:p>
+        </w:tc>
+      </w:tr>
+      <w:tr>
+        <w:tc>
+          <w:tcPr>
+            <w:tcW w:type="dxa" w:w="2556"/>
+          </w:tcPr>
+          <w:p>
+            <w:r>
+              <w:t>Then A</w:t>
+            </w:r>
+          </w:p>
+        </w:tc>
+        <w:tc>
+          <w:tcPr>
+            <w:tcW w:type="dxa" w:w="2556"/>
+          </w:tcPr>
+          <w:p>
+            <w:r>
+              <w:t>1.6</w:t>
+            </w:r>
+          </w:p>
+        </w:tc>
+        <w:tc>
+          <w:tcPr>
+            <w:tcW w:type="dxa" w:w="2556"/>
+          </w:tcPr>
+          <w:p>
+            <w:r>
+              <w:t>-0.8</w:t>
+            </w:r>
+          </w:p>
+        </w:tc>
+        <w:tc>
+          <w:tcPr>
+            <w:tcW w:type="dxa" w:w="2556"/>
+          </w:tcPr>
+          <w:p>
+            <w:r>
+              <w:t>1.68</w:t>
+            </w:r>
+          </w:p>
+        </w:tc>
+      </w:tr>
+      <w:tr>
+        <w:tc>
+          <w:tcPr>
+            <w:tcW w:type="dxa" w:w="2556"/>
+          </w:tcPr>
+          <w:p>
+            <w:r>
+              <w:t>Restart size 2:AandBtogether</w:t>
+            </w:r>
+          </w:p>
+        </w:tc>
+        <w:tc>
+          <w:tcPr>
+            <w:tcW w:type="dxa" w:w="2556"/>
+          </w:tcPr>
+          <w:p>
+            <w:r>
+              <w:t>0</w:t>
+            </w:r>
+          </w:p>
+        </w:tc>
+        <w:tc>
+          <w:tcPr>
+            <w:tcW w:type="dxa" w:w="2556"/>
+          </w:tcPr>
+          <w:p>
+            <w:r>
+              <w:t>Mean(−4, −16)=−10</w:t>
+            </w:r>
+          </w:p>
+        </w:tc>
+        <w:tc>
+          <w:tcPr>
+            <w:tcW w:type="dxa" w:w="2556"/>
+          </w:tcPr>
+          <w:p>
+            <w:r>
+              <w:t>1</w:t>
+            </w:r>
+          </w:p>
+        </w:tc>
+      </w:tr>
+    </w:tbl>
+    <w:p>
+      <w:pPr>
+        <w:pStyle w:val="Heading2"/>
+      </w:pPr>
+      <w:r>
+        <w:t>Two-record versus five-ID fixture and helper contract</w:t>
+      </w:r>
+    </w:p>
+    <w:p>
+      <w:pPr>
+        <w:spacing w:line="336" w:lineRule="auto" w:after="180"/>
+      </w:pPr>
+      <w:r>
+        <w:rPr>
+          <w:b w:val="0"/>
+        </w:rPr>
+        <w:t>The main executable uses exactly the two supplied numeric training pairs, not the five-ID counting example. Each new batch recomputes its gradient at the latest v; within one batch all per-row gradients use the same vbefore its one update. The main A/Borders happen to share final v1.68 but have different paths.</w:t>
+      </w:r>
+    </w:p>
+    <w:p>
+      <w:pPr>
+        <w:spacing w:line="336" w:lineRule="auto" w:after="180"/>
+      </w:pPr>
+      <w:r>
+        <w:rPr>
+          <w:b w:val="0"/>
+        </w:rPr>
+        <w:t>That coincidence does not prove order never matters; the pictured example uses different targets and shows different final weights. The helper requires nonempty rows and size≥1, and assumes integer size and finite numeric pairs/rate.</w:t>
+      </w:r>
+    </w:p>
+    <w:p>
+      <w:pPr>
+        <w:spacing w:line="336" w:lineRule="auto" w:after="180"/>
+      </w:pPr>
+      <w:r>
+        <w:rPr>
+          <w:b w:val="0"/>
+        </w:rPr>
+        <w:t xml:space="preserve">Assume finite numeric pairs, integer size and finite rate. With size 1, A gives gradient -4 and new v = 0.4. B then uses 0.4, giving </w:t>
+      </w:r>
+      <w:r>
+        <w:rPr>
+          <w:b/>
+        </w:rPr>
+        <w:t>prediction</w:t>
+      </w:r>
+      <w:r>
+        <w:rPr>
+          <w:b w:val="0"/>
+        </w:rPr>
+        <w:t xml:space="preserve"> 0.8, residual -3.2 and gradient -12.8, so v becomes 1.68.</w:t>
+      </w:r>
+    </w:p>
+    <w:p>
+      <w:pPr>
+        <w:spacing w:line="336" w:lineRule="auto" w:after="180"/>
+      </w:pPr>
+      <w:r>
+        <w:rPr>
+          <w:b w:val="0"/>
+        </w:rPr>
+        <w:t>With size 2, both gradients are evaluated at v = 0; their mean is -10, producing v = 1.</w:t>
+      </w:r>
+    </w:p>
+    <w:p>
+      <w:pPr>
+        <w:pStyle w:val="Heading2"/>
+      </w:pPr>
+      <w:r>
+        <w:t>Runnable retained-last-batch epoch</w:t>
       </w:r>
     </w:p>
     <w:p>
@@ -1079,25 +1496,135 @@
     </w:p>
     <w:p>
       <w:pPr>
+        <w:pStyle w:val="Heading2"/>
+      </w:pPr>
+      <w:r>
+        <w:t>Connect the diagram to update timing</w:t>
+      </w:r>
+    </w:p>
+    <w:p>
+      <w:pPr>
         <w:spacing w:line="336" w:lineRule="auto" w:after="180"/>
       </w:pPr>
       <w:r>
         <w:rPr>
           <w:b w:val="0"/>
         </w:rPr>
-        <w:t xml:space="preserve">Assume finite numeric pairs, integer size and finite rate. With size 1, A gives gradient -4 and new v = 0.4. B then uses 0.4, giving </w:t>
+        <w:t xml:space="preserve">Point to the </w:t>
       </w:r>
       <w:r>
         <w:rPr>
           <w:b/>
         </w:rPr>
-        <w:t>prediction</w:t>
+        <w:t>input</w:t>
       </w:r>
       <w:r>
         <w:rPr>
           <w:b w:val="0"/>
         </w:rPr>
-        <w:t xml:space="preserve"> 0.8, residual -3.2 and gradient -12.8, so v becomes 1.68.</w:t>
+        <w:t>, the deciding step and the result in this week’s visual. Explain the same step in ordinary words. A picture helps when you can say what each part represents.</w:t>
+      </w:r>
+    </w:p>
+    <w:p>
+      <w:pPr>
+        <w:pStyle w:val="Heading2"/>
+      </w:pPr>
+      <w:r>
+        <w:t>Earlier wording, alternatives and picture transcripts · reference / check after trying</w:t>
+      </w:r>
+    </w:p>
+    <w:p>
+      <w:pPr>
+        <w:pStyle w:val="Heading3"/>
+      </w:pPr>
+      <w:r>
+        <w:t>Connect the picture and the explanation</w:t>
+      </w:r>
+    </w:p>
+    <w:p>
+      <w:pPr>
+        <w:pStyle w:val="Heading1"/>
+      </w:pPr>
+      <w:r>
+        <w:t>04. Change the batching schedule while retaining its full record</w:t>
+      </w:r>
+    </w:p>
+    <w:p>
+      <w:r>
+        <w:t>An update happens after a batch,not automatically after every example.</w:t>
+      </w:r>
+    </w:p>
+    <w:p>
+      <w:pPr>
+        <w:pStyle w:val="Heading2"/>
+      </w:pPr>
+      <w:r>
+        <w:t>Current stale-gradient task</w:t>
+      </w:r>
+    </w:p>
+    <w:p>
+      <w:pPr>
+        <w:pStyle w:val="ListBullet"/>
+      </w:pPr>
+      <w:r>
+        <w:t>For A then B separately in the lesson, a learner computes both gradients at v = 0, then applies them to get v = 2. Explain the error and give the correct final value.</w:t>
+      </w:r>
+    </w:p>
+    <w:p>
+      <w:pPr>
+        <w:pStyle w:val="Heading3"/>
+      </w:pPr>
+      <w:r>
+        <w:t>Keep the procedure fixed. Explain what changed in the inputs and result.</w:t>
+      </w:r>
+    </w:p>
+    <w:p>
+      <w:r>
+        <w:t>________________________________________________________________</w:t>
+      </w:r>
+    </w:p>
+    <w:p>
+      <w:r>
+        <w:t>________________________________________________________________</w:t>
+      </w:r>
+    </w:p>
+    <w:p>
+      <w:r>
+        <w:t>________________________________________________________________</w:t>
+      </w:r>
+    </w:p>
+    <w:p>
+      <w:r>
+        <w:t>________________________________________________________________</w:t>
+      </w:r>
+    </w:p>
+    <w:p>
+      <w:r>
+        <w:t>________________________________________________________________</w:t>
+      </w:r>
+    </w:p>
+    <w:p>
+      <w:pPr>
+        <w:pStyle w:val="Heading2"/>
+      </w:pPr>
+      <w:r>
+        <w:t>Predict the pictured reversed full batch</w:t>
+      </w:r>
+    </w:p>
+    <w:p>
+      <w:pPr>
+        <w:pStyle w:val="ListBullet"/>
+      </w:pPr>
+      <w:r>
+        <w:t>Change: Use only one full-batch update after reversing record order.</w:t>
+      </w:r>
+    </w:p>
+    <w:p>
+      <w:pPr>
+        <w:pStyle w:val="Heading2"/>
+      </w:pPr>
+      <w:r>
+        <w:t>Check after predicting · reference / check after trying</w:t>
       </w:r>
     </w:p>
     <w:p>
@@ -1106,9 +1633,46 @@
       </w:pPr>
       <w:r>
         <w:rPr>
+          <w:b/>
+        </w:rPr>
+        <w:t>Prediction</w:t>
+      </w:r>
+      <w:r>
+        <w:rPr>
           <w:b w:val="0"/>
         </w:rPr>
-        <w:t>With size 2, both gradients are evaluated at v = 0; their mean is -10, producing v = 1.</w:t>
+        <w:t xml:space="preserve">: The </w:t>
+      </w:r>
+      <w:r>
+        <w:rPr>
+          <w:b/>
+        </w:rPr>
+        <w:t>update</w:t>
+      </w:r>
+      <w:r>
+        <w:rPr>
+          <w:b w:val="0"/>
+        </w:rPr>
+        <w:t>d weight remains 0.2.</w:t>
+      </w:r>
+    </w:p>
+    <w:p>
+      <w:pPr>
+        <w:spacing w:line="336" w:lineRule="auto" w:after="180"/>
+      </w:pPr>
+      <w:r>
+        <w:rPr>
+          <w:b w:val="0"/>
+        </w:rPr>
+        <w:t>Reason: The same mean of the two starting gradients is unchanged by their order.</w:t>
+      </w:r>
+    </w:p>
+    <w:p>
+      <w:pPr>
+        <w:pStyle w:val="Heading2"/>
+      </w:pPr>
+      <w:r>
+        <w:t>Earlier wording, alternatives and picture transcripts · reference / check after trying</w:t>
       </w:r>
     </w:p>
     <w:p>
@@ -1116,7 +1680,36 @@
         <w:pStyle w:val="Heading3"/>
       </w:pPr>
       <w:r>
-        <w:t>Connect the picture and the explanation</w:t>
+        <w:t>Compare a familiar case with a changed case</w:t>
+      </w:r>
+    </w:p>
+    <w:p>
+      <w:pPr>
+        <w:pStyle w:val="Heading3"/>
+      </w:pPr>
+      <w:r>
+        <w:t>Change one thing in the pictured case</w:t>
+      </w:r>
+    </w:p>
+    <w:p>
+      <w:pPr>
+        <w:pStyle w:val="Heading1"/>
+      </w:pPr>
+      <w:r>
+        <w:t>06. See why order can matter after single-example updates</w:t>
+      </w:r>
+    </w:p>
+    <w:p>
+      <w:r>
+        <w:t>The next gradient sees the changed weight;the full-batch mean sees one saved state.</w:t>
+      </w:r>
+    </w:p>
+    <w:p>
+      <w:pPr>
+        <w:pStyle w:val="Heading2"/>
+      </w:pPr>
+      <w:r>
+        <w:t>Complete pictured data and distinct scope</w:t>
       </w:r>
     </w:p>
     <w:p>
@@ -1127,32 +1720,132 @@
         <w:rPr>
           <w:b w:val="0"/>
         </w:rPr>
-        <w:t xml:space="preserve">Point to the </w:t>
+        <w:t xml:space="preserve">Show why an </w:t>
       </w:r>
       <w:r>
         <w:rPr>
           <w:b/>
         </w:rPr>
+        <w:t>epoch</w:t>
+      </w:r>
+      <w:r>
+        <w:rPr>
+          <w:b w:val="0"/>
+        </w:rPr>
+        <w:t xml:space="preserve">’s example order can matter for single-example </w:t>
+      </w:r>
+      <w:r>
+        <w:rPr>
+          <w:b/>
+        </w:rPr>
+        <w:t>update</w:t>
+      </w:r>
+      <w:r>
+        <w:rPr>
+          <w:b w:val="0"/>
+        </w:rPr>
+        <w:t>s.</w:t>
+      </w:r>
+    </w:p>
+    <w:p>
+      <w:pPr>
+        <w:spacing w:line="336" w:lineRule="auto" w:after="180"/>
+      </w:pPr>
+      <w:r>
+        <w:rPr>
+          <w:b w:val="0"/>
+        </w:rPr>
+        <w:t xml:space="preserve">Toy y=wx, rate 0.1, squared loss, start w = 0. </w:t>
+      </w:r>
+      <w:r>
+        <w:rPr>
+          <w:b/>
+        </w:rPr>
+        <w:t>Training</w:t>
+      </w:r>
+      <w:r>
+        <w:rPr>
+          <w:b w:val="0"/>
+        </w:rPr>
+        <w:t xml:space="preserve"> A=(x = 1, target 2), B=(x = 2, target 0).</w:t>
+      </w:r>
+    </w:p>
+    <w:p>
+      <w:pPr>
+        <w:spacing w:line="336" w:lineRule="auto" w:after="180"/>
+      </w:pPr>
+      <w:r>
+        <w:rPr>
+          <w:b w:val="0"/>
+        </w:rPr>
+        <w:t xml:space="preserve">All </w:t>
+      </w:r>
+      <w:r>
+        <w:rPr>
+          <w:b/>
+        </w:rPr>
         <w:t>input</w:t>
       </w:r>
       <w:r>
         <w:rPr>
           <w:b w:val="0"/>
         </w:rPr>
-        <w:t>, the deciding step and the result in this week’s visual. Explain the same step in ordinary words. A picture helps when you can say what each part represents.</w:t>
-      </w:r>
-    </w:p>
-    <w:p>
-      <w:pPr>
-        <w:pStyle w:val="Heading1"/>
-      </w:pPr>
-      <w:r>
-        <w:t>04. Compare the cases</w:t>
-      </w:r>
-    </w:p>
-    <w:p>
-      <w:r>
-        <w:t>Compare the supplied cases for Batching and epochs. Identify the detail that changes the conclusion.</w:t>
+        <w:t>s and outcomes in this worked example are invented classroom data; no real model run is claimed.</w:t>
+      </w:r>
+    </w:p>
+    <w:p>
+      <w:pPr>
+        <w:spacing w:line="336" w:lineRule="auto" w:after="180"/>
+      </w:pPr>
+      <w:r>
+        <w:rPr>
+          <w:b w:val="0"/>
+        </w:rPr>
+        <w:t>The picture uses y=wx, start w0, rate.1, A(1, 2), B(2, 0), squared loss. AthenB:size 1 gradients−4 then3.2, give w.4 then.08. Restart BthenA:gradients 0 then−4, give w0 then.4. Full-batch mean at the same old w0is(−4+0)/2=−2, giving w.2; reversing the rows leaves that exact mean unchanged. These targets differ from the main A(1, 2)/B(2, 4)and the independent A(1, 1)/B(2, 0).</w:t>
+      </w:r>
+    </w:p>
+    <w:p>
+      <w:pPr>
+        <w:pStyle w:val="Heading2"/>
+      </w:pPr>
+      <w:r>
+        <w:t>Trace both orders and the full-batch mean</w:t>
+      </w:r>
+    </w:p>
+    <w:p>
+      <w:r>
+        <w:drawing>
+          <wp:inline xmlns:a="http://schemas.openxmlformats.org/drawingml/2006/main" xmlns:pic="http://schemas.openxmlformats.org/drawingml/2006/picture">
+            <wp:extent cx="5486400" cy="3182112"/>
+            <wp:docPr id="1" name="Picture 1" descr="A then B: A gradient -4 gives w = 0.4; B gradient 3.2 then gives w = 0.08. → Restart and reverse: B at w=0 has gradient 0; A then gives w = 0.4. → Compare full batch: At w = 0 mean gradient=(-4+0)/2=-2; one full-batch update gives w = 0.2."/>
+            <wp:cNvGraphicFramePr>
+              <a:graphicFrameLocks noChangeAspect="1"/>
+            </wp:cNvGraphicFramePr>
+            <a:graphic>
+              <a:graphicData uri="http://schemas.openxmlformats.org/drawingml/2006/picture">
+                <pic:pic>
+                  <pic:nvPicPr>
+                    <pic:cNvPr id="0" name="academy-story-ai-5-13-02.png"/>
+                    <pic:cNvPicPr/>
+                  </pic:nvPicPr>
+                  <pic:blipFill>
+                    <a:blip r:embed="rId9"/>
+                    <a:stretch>
+                      <a:fillRect/>
+                    </a:stretch>
+                  </pic:blipFill>
+                  <pic:spPr>
+                    <a:xfrm>
+                      <a:off x="0" y="0"/>
+                      <a:ext cx="5486400" cy="3182112"/>
+                    </a:xfrm>
+                    <a:prstGeom prst="rect"/>
+                  </pic:spPr>
+                </pic:pic>
+              </a:graphicData>
+            </a:graphic>
+          </wp:inline>
+        </w:drawing>
       </w:r>
     </w:p>
     <w:p>
@@ -1160,174 +1853,7 @@
         <w:pStyle w:val="Heading3"/>
       </w:pPr>
       <w:r>
-        <w:t>Compare a familiar case with a changed case</w:t>
-      </w:r>
-    </w:p>
-    <w:p>
-      <w:pPr>
-        <w:spacing w:line="336" w:lineRule="auto" w:after="180"/>
-      </w:pPr>
-      <w:r>
-        <w:rPr>
-          <w:b w:val="0"/>
-        </w:rPr>
-        <w:t>For A then B separately in the lesson, a learner computes both gradients at v = 0, then applies them to get v = 2. Explain the error and give the correct final value.</w:t>
-      </w:r>
-    </w:p>
-    <w:p>
-      <w:pPr>
-        <w:pStyle w:val="Heading3"/>
-      </w:pPr>
-      <w:r>
-        <w:t>Keep the procedure fixed. Explain what changed in the inputs and result.</w:t>
-      </w:r>
-    </w:p>
-    <w:p>
-      <w:r>
-        <w:t>________________________________________________________________</w:t>
-      </w:r>
-    </w:p>
-    <w:p>
-      <w:r>
-        <w:t>________________________________________________________________</w:t>
-      </w:r>
-    </w:p>
-    <w:p>
-      <w:r>
-        <w:t>________________________________________________________________</w:t>
-      </w:r>
-    </w:p>
-    <w:p>
-      <w:r>
-        <w:t>________________________________________________________________</w:t>
-      </w:r>
-    </w:p>
-    <w:p>
-      <w:r>
-        <w:t>________________________________________________________________</w:t>
-      </w:r>
-    </w:p>
-    <w:p>
-      <w:pPr>
-        <w:pStyle w:val="Heading3"/>
-      </w:pPr>
-      <w:r>
-        <w:t>Change one thing in the pictured case</w:t>
-      </w:r>
-    </w:p>
-    <w:p>
-      <w:pPr>
-        <w:pStyle w:val="Heading3"/>
-      </w:pPr>
-      <w:r>
-        <w:t>Change one thing</w:t>
-      </w:r>
-    </w:p>
-    <w:p>
-      <w:pPr>
-        <w:spacing w:line="336" w:lineRule="auto" w:after="180"/>
-        <w:shd w:fill="F5F1FB"/>
-      </w:pPr>
-      <w:r>
-        <w:rPr>
-          <w:b w:val="0"/>
-        </w:rPr>
-        <w:t>Change: Use only one full-</w:t>
-      </w:r>
-      <w:r>
-        <w:rPr>
-          <w:b/>
-        </w:rPr>
-        <w:t>batch</w:t>
-      </w:r>
-      <w:r>
-        <w:rPr>
-          <w:b w:val="0"/>
-        </w:rPr>
-        <w:t xml:space="preserve"> </w:t>
-      </w:r>
-      <w:r>
-        <w:rPr>
-          <w:b/>
-        </w:rPr>
-        <w:t>update</w:t>
-      </w:r>
-      <w:r>
-        <w:rPr>
-          <w:b w:val="0"/>
-        </w:rPr>
-        <w:t xml:space="preserve"> after reversing record order.</w:t>
-      </w:r>
-    </w:p>
-    <w:p>
-      <w:pPr>
-        <w:pStyle w:val="Heading3"/>
-      </w:pPr>
-      <w:r>
-        <w:t>Predicted result</w:t>
-      </w:r>
-    </w:p>
-    <w:p>
-      <w:pPr>
-        <w:spacing w:line="336" w:lineRule="auto" w:after="180"/>
-        <w:shd w:fill="F1F6FC"/>
-      </w:pPr>
-      <w:r>
-        <w:rPr>
-          <w:b/>
-        </w:rPr>
-        <w:t>Prediction</w:t>
-      </w:r>
-      <w:r>
-        <w:rPr>
-          <w:b w:val="0"/>
-        </w:rPr>
-        <w:t xml:space="preserve">: The </w:t>
-      </w:r>
-      <w:r>
-        <w:rPr>
-          <w:b/>
-        </w:rPr>
-        <w:t>update</w:t>
-      </w:r>
-      <w:r>
-        <w:rPr>
-          <w:b w:val="0"/>
-        </w:rPr>
-        <w:t>d weight remains 0.2.</w:t>
-      </w:r>
-    </w:p>
-    <w:p>
-      <w:pPr>
-        <w:pStyle w:val="Heading3"/>
-      </w:pPr>
-      <w:r>
-        <w:t>Why the result follows</w:t>
-      </w:r>
-    </w:p>
-    <w:p>
-      <w:pPr>
-        <w:spacing w:line="336" w:lineRule="auto" w:after="180"/>
-        <w:shd w:fill="F1F6FC"/>
-      </w:pPr>
-      <w:r>
-        <w:rPr>
-          <w:b w:val="0"/>
-        </w:rPr>
-        <w:t>Reason: The same mean of the two starting gradients is unchanged by their order.</w:t>
-      </w:r>
-    </w:p>
-    <w:p>
-      <w:pPr>
-        <w:pStyle w:val="Heading1"/>
-      </w:pPr>
-      <w:r>
-        <w:t>05. Words that unlock the idea</w:t>
-      </w:r>
-    </w:p>
-    <w:p>
-      <w:r>
-        <w:t>Use the vocabulary of Batching and epochs to explain a concrete decision, rather than only memorising definitions.</w:t>
+        <w:t>Read the picture one step at a time</w:t>
       </w:r>
     </w:p>
     <w:tbl>
@@ -1350,7 +1876,7 @@
           </w:tcPr>
           <w:p>
             <w:r>
-              <w:t>Word</w:t>
+              <w:t>Step</w:t>
             </w:r>
           </w:p>
         </w:tc>
@@ -1360,7 +1886,7 @@
           </w:tcPr>
           <w:p>
             <w:r>
-              <w:t>Meaning</w:t>
+              <w:t>What happens and why</w:t>
             </w:r>
           </w:p>
         </w:tc>
@@ -1372,7 +1898,7 @@
           </w:tcPr>
           <w:p>
             <w:r>
-              <w:t>Batch</w:t>
+              <w:t>1. A then B</w:t>
             </w:r>
           </w:p>
         </w:tc>
@@ -1382,7 +1908,7 @@
           </w:tcPr>
           <w:p>
             <w:r>
-              <w:t>A group of training examples used together to calculate one gradient here</w:t>
+              <w:t>A gradient -4 gives w = 0.4; B gradient 3.2 then gives w = 0.08.</w:t>
             </w:r>
           </w:p>
         </w:tc>
@@ -1394,7 +1920,7 @@
           </w:tcPr>
           <w:p>
             <w:r>
-              <w:t>Update</w:t>
+              <w:t>2. Restart and reverse</w:t>
             </w:r>
           </w:p>
         </w:tc>
@@ -1404,7 +1930,7 @@
           </w:tcPr>
           <w:p>
             <w:r>
-              <w:t>One application of the gradient and learning rate to the current parameters</w:t>
+              <w:t>B at w=0 has gradient 0; A then gives w = 0.4.</w:t>
             </w:r>
           </w:p>
         </w:tc>
@@ -1416,7 +1942,7 @@
           </w:tcPr>
           <w:p>
             <w:r>
-              <w:t>Epoch</w:t>
+              <w:t>3. Compare full batch</w:t>
             </w:r>
           </w:p>
         </w:tc>
@@ -1426,68 +1952,177 @@
           </w:tcPr>
           <w:p>
             <w:r>
-              <w:t>One pass through all training examples under the stated sampling rule</w:t>
-            </w:r>
-          </w:p>
-        </w:tc>
-      </w:tr>
-      <w:tr>
-        <w:tc>
-          <w:tcPr>
-            <w:tcW w:type="dxa" w:w="5112"/>
-          </w:tcPr>
-          <w:p>
-            <w:r>
-              <w:t>Batch size</w:t>
-            </w:r>
-          </w:p>
-        </w:tc>
-        <w:tc>
-          <w:tcPr>
-            <w:tcW w:type="dxa" w:w="5112"/>
-          </w:tcPr>
-          <w:p>
-            <w:r>
-              <w:t>The intended number of examples in each batch with a possible smaller final batch</w:t>
+              <w:t>At w = 0 mean gradient=(-4+0)/2=-2; one full-batch update gives w = 0.2.</w:t>
             </w:r>
           </w:p>
         </w:tc>
       </w:tr>
     </w:tbl>
     <w:p>
-      <w:pPr>
-        <w:pStyle w:val="Heading3"/>
-      </w:pPr>
-      <w:r>
-        <w:t>Use two terms to explain a step in this week’s example.</w:t>
-      </w:r>
-    </w:p>
-    <w:p>
-      <w:r>
-        <w:t>________________________________________________________________</w:t>
-      </w:r>
-    </w:p>
-    <w:p>
-      <w:r>
-        <w:t>________________________________________________________________</w:t>
-      </w:r>
-    </w:p>
-    <w:p>
-      <w:r>
-        <w:t>________________________________________________________________</w:t>
-      </w:r>
-    </w:p>
-    <w:p>
-      <w:pPr>
-        <w:pStyle w:val="Heading1"/>
-      </w:pPr>
-      <w:r>
-        <w:t>06. Follow a worked example</w:t>
-      </w:r>
-    </w:p>
-    <w:p>
-      <w:r>
-        <w:t>Follow the worked trace for Batching and epochs, predict a step, then compare with its explanation.</w:t>
+      <w:r>
+        <w:t>Match each pictured step to the supplied facts. This is a worked teaching case, not an independent assessment.</w:t>
+      </w:r>
+    </w:p>
+    <w:p>
+      <w:pPr>
+        <w:spacing w:line="336" w:lineRule="auto" w:after="180"/>
+      </w:pPr>
+      <w:r>
+        <w:rPr>
+          <w:b w:val="0"/>
+        </w:rPr>
+        <w:t xml:space="preserve">A single-example </w:t>
+      </w:r>
+      <w:r>
+        <w:rPr>
+          <w:b/>
+        </w:rPr>
+        <w:t>update</w:t>
+      </w:r>
+      <w:r>
+        <w:rPr>
+          <w:b w:val="0"/>
+        </w:rPr>
+        <w:t xml:space="preserve"> changes the weight before the next example’s gradient is calculated. Reversing the example order can therefore change the path.</w:t>
+      </w:r>
+    </w:p>
+    <w:p>
+      <w:pPr>
+        <w:spacing w:line="336" w:lineRule="auto" w:after="180"/>
+      </w:pPr>
+      <w:r>
+        <w:rPr>
+          <w:b w:val="0"/>
+        </w:rPr>
+        <w:t>A full-</w:t>
+      </w:r>
+      <w:r>
+        <w:rPr>
+          <w:b/>
+        </w:rPr>
+        <w:t>batch</w:t>
+      </w:r>
+      <w:r>
+        <w:rPr>
+          <w:b w:val="0"/>
+        </w:rPr>
+        <w:t xml:space="preserve"> </w:t>
+      </w:r>
+      <w:r>
+        <w:rPr>
+          <w:b/>
+        </w:rPr>
+        <w:t>update</w:t>
+      </w:r>
+      <w:r>
+        <w:rPr>
+          <w:b w:val="0"/>
+        </w:rPr>
+        <w:t xml:space="preserve"> computes both gradients at the same starting weight and averages them before changing that weight. The distinction is when the </w:t>
+      </w:r>
+      <w:r>
+        <w:rPr>
+          <w:b/>
+        </w:rPr>
+        <w:t>update</w:t>
+      </w:r>
+      <w:r>
+        <w:rPr>
+          <w:b w:val="0"/>
+        </w:rPr>
+        <w:t xml:space="preserve"> occurs, not whether the examples have different labels.</w:t>
+      </w:r>
+    </w:p>
+    <w:p>
+      <w:pPr>
+        <w:pStyle w:val="Heading2"/>
+      </w:pPr>
+      <w:r>
+        <w:t>Predict one reversed full-batch update</w:t>
+      </w:r>
+    </w:p>
+    <w:p>
+      <w:pPr>
+        <w:pStyle w:val="ListBullet"/>
+      </w:pPr>
+      <w:r>
+        <w:t>Change one thing: Use only one full-batch update after reversing record order. Predict the result before checking the explanation. What remains the same?</w:t>
+      </w:r>
+    </w:p>
+    <w:p>
+      <w:pPr>
+        <w:pStyle w:val="Heading2"/>
+      </w:pPr>
+      <w:r>
+        <w:t>Check after predicting · reference / check after trying</w:t>
+      </w:r>
+    </w:p>
+    <w:p>
+      <w:r>
+        <w:drawing>
+          <wp:inline xmlns:a="http://schemas.openxmlformats.org/drawingml/2006/main" xmlns:pic="http://schemas.openxmlformats.org/drawingml/2006/picture">
+            <wp:extent cx="5486400" cy="3026664"/>
+            <wp:docPr id="2" name="Picture 2" descr="Original case: At w = 0 mean gradient=(-4+0)/2=-2; one full-batch update gives w = 0.2. Changed condition: Use only one full-batch update after reversing record order. Expected result: The updated weight remains 0.2. Reason: The same mean of the two starting gradients is unchanged by their order."/>
+            <wp:cNvGraphicFramePr>
+              <a:graphicFrameLocks noChangeAspect="1"/>
+            </wp:cNvGraphicFramePr>
+            <a:graphic>
+              <a:graphicData uri="http://schemas.openxmlformats.org/drawingml/2006/picture">
+                <pic:pic>
+                  <pic:nvPicPr>
+                    <pic:cNvPr id="0" name="academy-story-ai-5-13-04.png"/>
+                    <pic:cNvPicPr/>
+                  </pic:nvPicPr>
+                  <pic:blipFill>
+                    <a:blip r:embed="rId10"/>
+                    <a:stretch>
+                      <a:fillRect/>
+                    </a:stretch>
+                  </pic:blipFill>
+                  <pic:spPr>
+                    <a:xfrm>
+                      <a:off x="0" y="0"/>
+                      <a:ext cx="5486400" cy="3026664"/>
+                    </a:xfrm>
+                    <a:prstGeom prst="rect"/>
+                  </pic:spPr>
+                </pic:pic>
+              </a:graphicData>
+            </a:graphic>
+          </wp:inline>
+        </w:drawing>
+      </w:r>
+    </w:p>
+    <w:p>
+      <w:pPr>
+        <w:pStyle w:val="Heading2"/>
+      </w:pPr>
+      <w:r>
+        <w:t>Explain update timing and fair-comparison limits</w:t>
+      </w:r>
+    </w:p>
+    <w:p>
+      <w:pPr>
+        <w:pStyle w:val="ListBullet"/>
+      </w:pPr>
+      <w:r>
+        <w:t>Different order effects do not mean a universally better batching strategy; compare declared schedules and budgets fairly.</w:t>
+      </w:r>
+    </w:p>
+    <w:p>
+      <w:pPr>
+        <w:pStyle w:val="ListBullet"/>
+      </w:pPr>
+      <w:r>
+        <w:t>Read the labelled picture: Why do the single-example orders finish at different weights? Point to the relevant step in the picture, then write the changed result and the rule or evidence that supports it.</w:t>
+      </w:r>
+    </w:p>
+    <w:p>
+      <w:pPr>
+        <w:pStyle w:val="Heading2"/>
+      </w:pPr>
+      <w:r>
+        <w:t>Return to the main reversed-order trace</w:t>
       </w:r>
     </w:p>
     <w:p>
@@ -1676,6 +2311,14 @@
     </w:p>
     <w:p>
       <w:pPr>
+        <w:pStyle w:val="Heading2"/>
+      </w:pPr>
+      <w:r>
+        <w:t>Earlier wording, alternatives and picture transcripts · reference / check after trying</w:t>
+      </w:r>
+    </w:p>
+    <w:p>
+      <w:pPr>
         <w:pStyle w:val="Heading3"/>
       </w:pPr>
       <w:r>
@@ -1703,109 +2346,10 @@
     </w:p>
     <w:p>
       <w:pPr>
-        <w:spacing w:line="336" w:lineRule="auto" w:after="180"/>
-      </w:pPr>
-      <w:r>
-        <w:rPr>
-          <w:b w:val="0"/>
-        </w:rPr>
-        <w:t xml:space="preserve">Show why an </w:t>
-      </w:r>
-      <w:r>
-        <w:rPr>
-          <w:b/>
-        </w:rPr>
-        <w:t>epoch</w:t>
-      </w:r>
-      <w:r>
-        <w:rPr>
-          <w:b w:val="0"/>
-        </w:rPr>
-        <w:t xml:space="preserve">’s example order can matter for single-example </w:t>
-      </w:r>
-      <w:r>
-        <w:rPr>
-          <w:b/>
-        </w:rPr>
-        <w:t>update</w:t>
-      </w:r>
-      <w:r>
-        <w:rPr>
-          <w:b w:val="0"/>
-        </w:rPr>
-        <w:t>s.</w:t>
-      </w:r>
-    </w:p>
-    <w:p>
-      <w:pPr>
         <w:pStyle w:val="Heading3"/>
       </w:pPr>
       <w:r>
         <w:t>The facts we will use</w:t>
-      </w:r>
-    </w:p>
-    <w:p>
-      <w:pPr>
-        <w:pStyle w:val="Heading3"/>
-      </w:pPr>
-      <w:r>
-        <w:t>Supplied facts</w:t>
-      </w:r>
-    </w:p>
-    <w:p>
-      <w:pPr>
-        <w:spacing w:line="336" w:lineRule="auto" w:after="180"/>
-        <w:shd w:fill="F1F6FC"/>
-      </w:pPr>
-      <w:r>
-        <w:rPr>
-          <w:b w:val="0"/>
-        </w:rPr>
-        <w:t xml:space="preserve">Toy y=wx, rate 0.1, squared loss, start w = 0. </w:t>
-      </w:r>
-      <w:r>
-        <w:rPr>
-          <w:b/>
-        </w:rPr>
-        <w:t>Training</w:t>
-      </w:r>
-      <w:r>
-        <w:rPr>
-          <w:b w:val="0"/>
-        </w:rPr>
-        <w:t xml:space="preserve"> A=(x = 1, target 2), B=(x = 2, target 0).</w:t>
-      </w:r>
-    </w:p>
-    <w:p>
-      <w:pPr>
-        <w:pStyle w:val="Heading3"/>
-      </w:pPr>
-      <w:r>
-        <w:t>Supplied facts</w:t>
-      </w:r>
-    </w:p>
-    <w:p>
-      <w:pPr>
-        <w:spacing w:line="336" w:lineRule="auto" w:after="180"/>
-        <w:shd w:fill="F1F6FC"/>
-      </w:pPr>
-      <w:r>
-        <w:rPr>
-          <w:b w:val="0"/>
-        </w:rPr>
-        <w:t xml:space="preserve">All </w:t>
-      </w:r>
-      <w:r>
-        <w:rPr>
-          <w:b/>
-        </w:rPr>
-        <w:t>input</w:t>
-      </w:r>
-      <w:r>
-        <w:rPr>
-          <w:b w:val="0"/>
-        </w:rPr>
-        <w:t>s and outcomes in this worked example are invented classroom data; no real model run is claimed.</w:t>
       </w:r>
     </w:p>
     <w:p>
@@ -1813,7 +2357,7 @@
         <w:drawing>
           <wp:inline xmlns:a="http://schemas.openxmlformats.org/drawingml/2006/main" xmlns:pic="http://schemas.openxmlformats.org/drawingml/2006/picture">
             <wp:extent cx="5486400" cy="5225143"/>
-            <wp:docPr id="1" name="Picture 1" descr="Batching and epochs. A then B: A gradient -4 gives w = 0.4; B gradient 3.2 then gives w = 0.08.. Restart and reverse: B at w=0 has gradient 0; A then gives w = 0.4.. Compare full batch: At w = 0 mean gradient=(-4+0)/2=-2; one full-batch update gives w = 0.2."/>
+            <wp:docPr id="3" name="Picture 3" descr="Batching and epochs. A then B: A gradient -4 gives w = 0.4; B gradient 3.2 then gives w = 0.08.. Restart and reverse: B at w=0 has gradient 0; A then gives w = 0.4.. Compare full batch: At w = 0 mean gradient=(-4+0)/2=-2; one full-batch update gives w = 0.2."/>
             <wp:cNvGraphicFramePr>
               <a:graphicFrameLocks noChangeAspect="1"/>
             </wp:cNvGraphicFramePr>
@@ -1825,7 +2369,7 @@
                     <pic:cNvPicPr/>
                   </pic:nvPicPr>
                   <pic:blipFill>
-                    <a:blip r:embed="rId9"/>
+                    <a:blip r:embed="rId11"/>
                     <a:stretch>
                       <a:fillRect/>
                     </a:stretch>
@@ -1849,7 +2393,184 @@
         <w:pStyle w:val="Heading3"/>
       </w:pPr>
       <w:r>
-        <w:t>Read the picture one step at a time</w:t>
+        <w:t>Why this result follows</w:t>
+      </w:r>
+    </w:p>
+    <w:p>
+      <w:pPr>
+        <w:pStyle w:val="Heading3"/>
+      </w:pPr>
+      <w:r>
+        <w:t>What this example does not establish</w:t>
+      </w:r>
+    </w:p>
+    <w:p>
+      <w:pPr>
+        <w:pStyle w:val="Heading1"/>
+      </w:pPr>
+      <w:r>
+        <w:t>07. Freeze one model before aggregating its loss</w:t>
+      </w:r>
+    </w:p>
+    <w:p>
+      <w:r>
+        <w:t>Weight unequal batch means by the number of cases they represent.</w:t>
+      </w:r>
+    </w:p>
+    <w:p>
+      <w:pPr>
+        <w:pStyle w:val="Heading2"/>
+      </w:pPr>
+      <w:r>
+        <w:t>Training-time state changes and weighted aggregation</w:t>
+      </w:r>
+    </w:p>
+    <w:p>
+      <w:pPr>
+        <w:spacing w:line="336" w:lineRule="auto" w:after="180"/>
+      </w:pPr>
+      <w:r>
+        <w:rPr>
+          <w:b/>
+        </w:rPr>
+        <w:t>Batch</w:t>
+      </w:r>
+      <w:r>
+        <w:rPr>
+          <w:b w:val="0"/>
+        </w:rPr>
+        <w:t xml:space="preserve"> losses observed during </w:t>
+      </w:r>
+      <w:r>
+        <w:rPr>
+          <w:b/>
+        </w:rPr>
+        <w:t>training</w:t>
+      </w:r>
+      <w:r>
+        <w:rPr>
+          <w:b w:val="0"/>
+        </w:rPr>
+        <w:t xml:space="preserve"> can refer to different parameter values and different examples. They are not automatically the full </w:t>
+      </w:r>
+      <w:r>
+        <w:rPr>
+          <w:b/>
+        </w:rPr>
+        <w:t>training</w:t>
+      </w:r>
+      <w:r>
+        <w:rPr>
+          <w:b w:val="0"/>
+        </w:rPr>
+        <w:t xml:space="preserve"> loss of the final model.</w:t>
+      </w:r>
+    </w:p>
+    <w:p>
+      <w:pPr>
+        <w:spacing w:line="336" w:lineRule="auto" w:after="180"/>
+      </w:pPr>
+      <w:r>
+        <w:rPr>
+          <w:b w:val="0"/>
+        </w:rPr>
+        <w:t xml:space="preserve">To compare final models, freeze each one and evaluate every </w:t>
+      </w:r>
+      <w:r>
+        <w:rPr>
+          <w:b/>
+        </w:rPr>
+        <w:t>training</w:t>
+      </w:r>
+      <w:r>
+        <w:rPr>
+          <w:b w:val="0"/>
+        </w:rPr>
+        <w:t xml:space="preserve"> example again. Here full </w:t>
+      </w:r>
+      <w:r>
+        <w:rPr>
+          <w:b/>
+        </w:rPr>
+        <w:t>training</w:t>
+      </w:r>
+      <w:r>
+        <w:rPr>
+          <w:b w:val="0"/>
+        </w:rPr>
+        <w:t xml:space="preserve"> MSE is 2.5 times (v - 2) squared: at v = 1 it is 2.5, and at v = 1.68 it is 0.256. These are </w:t>
+      </w:r>
+      <w:r>
+        <w:rPr>
+          <w:b/>
+        </w:rPr>
+        <w:t>training</w:t>
+      </w:r>
+      <w:r>
+        <w:rPr>
+          <w:b w:val="0"/>
+        </w:rPr>
+        <w:t xml:space="preserve"> results only.</w:t>
+      </w:r>
+    </w:p>
+    <w:p>
+      <w:pPr>
+        <w:spacing w:line="336" w:lineRule="auto" w:after="180"/>
+      </w:pPr>
+      <w:r>
+        <w:rPr>
+          <w:b w:val="0"/>
+        </w:rPr>
+        <w:t xml:space="preserve">Even at one fixed model, averaging </w:t>
+      </w:r>
+      <w:r>
+        <w:rPr>
+          <w:b/>
+        </w:rPr>
+        <w:t>batch</w:t>
+      </w:r>
+      <w:r>
+        <w:rPr>
+          <w:b w:val="0"/>
+        </w:rPr>
+        <w:t xml:space="preserve"> means without their sizes gives the wrong dataset mean when </w:t>
+      </w:r>
+      <w:r>
+        <w:rPr>
+          <w:b/>
+        </w:rPr>
+        <w:t>batch</w:t>
+      </w:r>
+      <w:r>
+        <w:rPr>
+          <w:b w:val="0"/>
+        </w:rPr>
+        <w:t>es have different lengths. Suppose the squared errors on A to E are [1, 1, 4, 4, 9].</w:t>
+      </w:r>
+    </w:p>
+    <w:p>
+      <w:pPr>
+        <w:spacing w:line="336" w:lineRule="auto" w:after="180"/>
+      </w:pPr>
+      <w:r>
+        <w:rPr>
+          <w:b/>
+        </w:rPr>
+        <w:t>Batch</w:t>
+      </w:r>
+      <w:r>
+        <w:rPr>
+          <w:b w:val="0"/>
+        </w:rPr>
+        <w:t xml:space="preserve"> means for lengths 2, 2, 1 are [1, 4, 9]. Full MSE is (2 times 1 + 2 times 4 + 1 times 9) / 5 = 3.8, not (1 + 4 + 9) / 3. Use example counts as weights.</w:t>
+      </w:r>
+    </w:p>
+    <w:p>
+      <w:pPr>
+        <w:pStyle w:val="Heading2"/>
+      </w:pPr>
+      <w:r>
+        <w:t>Complete five-error weighted example</w:t>
       </w:r>
     </w:p>
     <w:tbl>
@@ -1859,8 +2580,10 @@
         <w:tblLook w:firstColumn="1" w:firstRow="1" w:lastColumn="0" w:lastRow="0" w:noHBand="0" w:noVBand="1" w:val="04A0"/>
       </w:tblPr>
       <w:tblGrid>
-        <w:gridCol w:w="5112"/>
-        <w:gridCol w:w="5112"/>
+        <w:gridCol w:w="2556"/>
+        <w:gridCol w:w="2556"/>
+        <w:gridCol w:w="2556"/>
+        <w:gridCol w:w="2556"/>
       </w:tblGrid>
       <w:tr>
         <w:trPr>
@@ -1868,21 +2591,41 @@
         </w:trPr>
         <w:tc>
           <w:tcPr>
-            <w:tcW w:type="dxa" w:w="5112"/>
+            <w:tcW w:type="dxa" w:w="2556"/>
           </w:tcPr>
           <w:p>
             <w:r>
-              <w:t>Step</w:t>
+              <w:t>Separate frozen-model squared-error fixture</w:t>
             </w:r>
           </w:p>
         </w:tc>
         <w:tc>
           <w:tcPr>
-            <w:tcW w:type="dxa" w:w="5112"/>
+            <w:tcW w:type="dxa" w:w="2556"/>
           </w:tcPr>
           <w:p>
             <w:r>
-              <w:t>What happens and why</w:t>
+              <w:t>Batch size</w:t>
+            </w:r>
+          </w:p>
+        </w:tc>
+        <w:tc>
+          <w:tcPr>
+            <w:tcW w:type="dxa" w:w="2556"/>
+          </w:tcPr>
+          <w:p>
+            <w:r>
+              <w:t>Batch MSE</w:t>
+            </w:r>
+          </w:p>
+        </w:tc>
+        <w:tc>
+          <w:tcPr>
+            <w:tcW w:type="dxa" w:w="2556"/>
+          </w:tcPr>
+          <w:p>
+            <w:r>
+              <w:t>Contribution to total squared error</w:t>
             </w:r>
           </w:p>
         </w:tc>
@@ -1890,21 +2633,41 @@
       <w:tr>
         <w:tc>
           <w:tcPr>
-            <w:tcW w:type="dxa" w:w="5112"/>
+            <w:tcW w:type="dxa" w:w="2556"/>
           </w:tcPr>
           <w:p>
             <w:r>
-              <w:t>1. A then B</w:t>
+              <w:t>A/Berrors1/1</w:t>
             </w:r>
           </w:p>
         </w:tc>
         <w:tc>
           <w:tcPr>
-            <w:tcW w:type="dxa" w:w="5112"/>
+            <w:tcW w:type="dxa" w:w="2556"/>
           </w:tcPr>
           <w:p>
             <w:r>
-              <w:t>A gradient -4 gives w = 0.4; B gradient 3.2 then gives w = 0.08.</w:t>
+              <w:t>2</w:t>
+            </w:r>
+          </w:p>
+        </w:tc>
+        <w:tc>
+          <w:tcPr>
+            <w:tcW w:type="dxa" w:w="2556"/>
+          </w:tcPr>
+          <w:p>
+            <w:r>
+              <w:t>1</w:t>
+            </w:r>
+          </w:p>
+        </w:tc>
+        <w:tc>
+          <w:tcPr>
+            <w:tcW w:type="dxa" w:w="2556"/>
+          </w:tcPr>
+          <w:p>
+            <w:r>
+              <w:t>2</w:t>
             </w:r>
           </w:p>
         </w:tc>
@@ -1912,21 +2675,41 @@
       <w:tr>
         <w:tc>
           <w:tcPr>
-            <w:tcW w:type="dxa" w:w="5112"/>
+            <w:tcW w:type="dxa" w:w="2556"/>
           </w:tcPr>
           <w:p>
             <w:r>
-              <w:t>2. Restart and reverse</w:t>
+              <w:t>C/Derrors4/4</w:t>
             </w:r>
           </w:p>
         </w:tc>
         <w:tc>
           <w:tcPr>
-            <w:tcW w:type="dxa" w:w="5112"/>
+            <w:tcW w:type="dxa" w:w="2556"/>
           </w:tcPr>
           <w:p>
             <w:r>
-              <w:t>B at w=0 has gradient 0; A then gives w = 0.4.</w:t>
+              <w:t>2</w:t>
+            </w:r>
+          </w:p>
+        </w:tc>
+        <w:tc>
+          <w:tcPr>
+            <w:tcW w:type="dxa" w:w="2556"/>
+          </w:tcPr>
+          <w:p>
+            <w:r>
+              <w:t>4</w:t>
+            </w:r>
+          </w:p>
+        </w:tc>
+        <w:tc>
+          <w:tcPr>
+            <w:tcW w:type="dxa" w:w="2556"/>
+          </w:tcPr>
+          <w:p>
+            <w:r>
+              <w:t>8</w:t>
             </w:r>
           </w:p>
         </w:tc>
@@ -1934,29 +2717,144 @@
       <w:tr>
         <w:tc>
           <w:tcPr>
-            <w:tcW w:type="dxa" w:w="5112"/>
+            <w:tcW w:type="dxa" w:w="2556"/>
           </w:tcPr>
           <w:p>
             <w:r>
-              <w:t>3. Compare full batch</w:t>
+              <w:t>Eerror9</w:t>
             </w:r>
           </w:p>
         </w:tc>
         <w:tc>
           <w:tcPr>
-            <w:tcW w:type="dxa" w:w="5112"/>
+            <w:tcW w:type="dxa" w:w="2556"/>
           </w:tcPr>
           <w:p>
             <w:r>
-              <w:t>At w = 0 mean gradient=(-4+0)/2=-2; one full-batch update gives w = 0.2.</w:t>
+              <w:t>1</w:t>
+            </w:r>
+          </w:p>
+        </w:tc>
+        <w:tc>
+          <w:tcPr>
+            <w:tcW w:type="dxa" w:w="2556"/>
+          </w:tcPr>
+          <w:p>
+            <w:r>
+              <w:t>9</w:t>
+            </w:r>
+          </w:p>
+        </w:tc>
+        <w:tc>
+          <w:tcPr>
+            <w:tcW w:type="dxa" w:w="2556"/>
+          </w:tcPr>
+          <w:p>
+            <w:r>
+              <w:t>9</w:t>
+            </w:r>
+          </w:p>
+        </w:tc>
+      </w:tr>
+      <w:tr>
+        <w:tc>
+          <w:tcPr>
+            <w:tcW w:type="dxa" w:w="2556"/>
+          </w:tcPr>
+          <w:p>
+            <w:r>
+              <w:t>All five cases</w:t>
+            </w:r>
+          </w:p>
+        </w:tc>
+        <w:tc>
+          <w:tcPr>
+            <w:tcW w:type="dxa" w:w="2556"/>
+          </w:tcPr>
+          <w:p>
+            <w:r>
+              <w:t>5</w:t>
+            </w:r>
+          </w:p>
+        </w:tc>
+        <w:tc>
+          <w:tcPr>
+            <w:tcW w:type="dxa" w:w="2556"/>
+          </w:tcPr>
+          <w:p>
+            <w:r>
+              <w:t>(2+8+9)/5=3.8</w:t>
+            </w:r>
+          </w:p>
+        </w:tc>
+        <w:tc>
+          <w:tcPr>
+            <w:tcW w:type="dxa" w:w="2556"/>
+          </w:tcPr>
+          <w:p>
+            <w:r>
+              <w:t>19</w:t>
+            </w:r>
+          </w:p>
+        </w:tc>
+      </w:tr>
+      <w:tr>
+        <w:tc>
+          <w:tcPr>
+            <w:tcW w:type="dxa" w:w="2556"/>
+          </w:tcPr>
+          <w:p>
+            <w:r>
+              <w:t>Wrong unweighted mean of means</w:t>
+            </w:r>
+          </w:p>
+        </w:tc>
+        <w:tc>
+          <w:tcPr>
+            <w:tcW w:type="dxa" w:w="2556"/>
+          </w:tcPr>
+          <w:p>
+            <w:r>
+              <w:t>Not one five-case average</w:t>
+            </w:r>
+          </w:p>
+        </w:tc>
+        <w:tc>
+          <w:tcPr>
+            <w:tcW w:type="dxa" w:w="2556"/>
+          </w:tcPr>
+          <w:p>
+            <w:r>
+              <w:t>(1+4+9)/3=14/3</w:t>
+            </w:r>
+          </w:p>
+        </w:tc>
+        <w:tc>
+          <w:tcPr>
+            <w:tcW w:type="dxa" w:w="2556"/>
+          </w:tcPr>
+          <w:p>
+            <w:r>
+              <w:t>Overweights the single Ecase</w:t>
             </w:r>
           </w:p>
         </w:tc>
       </w:tr>
     </w:tbl>
     <w:p>
-      <w:r>
-        <w:t>Match each pictured step to the supplied facts. This is a worked teaching case, not an independent assessment.</w:t>
+      <w:pPr>
+        <w:pStyle w:val="Heading2"/>
+      </w:pPr>
+      <w:r>
+        <w:t>Try sizes3and1with different means</w:t>
+      </w:r>
+    </w:p>
+    <w:p>
+      <w:pPr>
+        <w:pStyle w:val="ListBullet"/>
+      </w:pPr>
+      <w:r>
+        <w:t>At one frozen model, batches of sizes 3 and 1 have mean squared errors 2 and 10. Find the full MSE and explain why the average of 2 and 10 is wrong.</w:t>
       </w:r>
     </w:p>
     <w:p>
@@ -1964,7 +2862,45 @@
         <w:pStyle w:val="Heading3"/>
       </w:pPr>
       <w:r>
-        <w:t>Why this result follows</w:t>
+        <w:t>State one repair and the checks you would rerun.</w:t>
+      </w:r>
+    </w:p>
+    <w:p>
+      <w:r>
+        <w:t>________________________________________________________________</w:t>
+      </w:r>
+    </w:p>
+    <w:p>
+      <w:r>
+        <w:t>________________________________________________________________</w:t>
+      </w:r>
+    </w:p>
+    <w:p>
+      <w:r>
+        <w:t>________________________________________________________________</w:t>
+      </w:r>
+    </w:p>
+    <w:p>
+      <w:r>
+        <w:t>________________________________________________________________</w:t>
+      </w:r>
+    </w:p>
+    <w:p>
+      <w:r>
+        <w:t>________________________________________________________________</w:t>
+      </w:r>
+    </w:p>
+    <w:p>
+      <w:r>
+        <w:t>________________________________________________________________</w:t>
+      </w:r>
+    </w:p>
+    <w:p>
+      <w:pPr>
+        <w:pStyle w:val="Heading2"/>
+      </w:pPr>
+      <w:r>
+        <w:t>Earlier wording, alternatives and picture transcripts · reference / check after trying</w:t>
       </w:r>
     </w:p>
     <w:p>
@@ -1972,79 +2908,36 @@
         <w:pStyle w:val="Heading3"/>
       </w:pPr>
       <w:r>
-        <w:t>Why the result follows</w:t>
-      </w:r>
-    </w:p>
-    <w:p>
-      <w:pPr>
-        <w:spacing w:line="336" w:lineRule="auto" w:after="180"/>
-        <w:shd w:fill="F1F6FC"/>
-      </w:pPr>
-      <w:r>
-        <w:rPr>
-          <w:b w:val="0"/>
-        </w:rPr>
-        <w:t xml:space="preserve">A single-example </w:t>
-      </w:r>
-      <w:r>
-        <w:rPr>
-          <w:b/>
-        </w:rPr>
-        <w:t>update</w:t>
-      </w:r>
-      <w:r>
-        <w:rPr>
-          <w:b w:val="0"/>
-        </w:rPr>
-        <w:t xml:space="preserve"> changes the weight before the next example’s gradient is calculated. Reversing the example order can therefore change the path.</w:t>
-      </w:r>
-    </w:p>
-    <w:p>
-      <w:pPr>
-        <w:spacing w:line="336" w:lineRule="auto" w:after="180"/>
-        <w:shd w:fill="F1F6FC"/>
-      </w:pPr>
-      <w:r>
-        <w:rPr>
-          <w:b w:val="0"/>
-        </w:rPr>
-        <w:t>A full-</w:t>
-      </w:r>
-      <w:r>
-        <w:rPr>
-          <w:b/>
-        </w:rPr>
-        <w:t>batch</w:t>
-      </w:r>
-      <w:r>
-        <w:rPr>
-          <w:b w:val="0"/>
-        </w:rPr>
-        <w:t xml:space="preserve"> </w:t>
-      </w:r>
-      <w:r>
-        <w:rPr>
-          <w:b/>
-        </w:rPr>
-        <w:t>update</w:t>
-      </w:r>
-      <w:r>
-        <w:rPr>
-          <w:b w:val="0"/>
-        </w:rPr>
-        <w:t xml:space="preserve"> computes both gradients at the same starting weight and averages them before changing that weight. The distinction is when the </w:t>
-      </w:r>
-      <w:r>
-        <w:rPr>
-          <w:b/>
-        </w:rPr>
-        <w:t>update</w:t>
-      </w:r>
-      <w:r>
-        <w:rPr>
-          <w:b w:val="0"/>
-        </w:rPr>
-        <w:t xml:space="preserve"> occurs, not whether the examples have different labels.</w:t>
+        <w:t>Locate the earliest unsupported step</w:t>
+      </w:r>
+    </w:p>
+    <w:p>
+      <w:pPr>
+        <w:pStyle w:val="Heading1"/>
+      </w:pPr>
+      <w:r>
+        <w:t>08. Practise schedule counts and state timing with less help</w:t>
+      </w:r>
+    </w:p>
+    <w:p>
+      <w:r>
+        <w:t>Keep update counts and example visits beside every reported epoch.</w:t>
+      </w:r>
+    </w:p>
+    <w:p>
+      <w:pPr>
+        <w:pStyle w:val="Heading2"/>
+      </w:pPr>
+      <w:r>
+        <w:t>Current task and response</w:t>
+      </w:r>
+    </w:p>
+    <w:p>
+      <w:pPr>
+        <w:pStyle w:val="ListBullet"/>
+      </w:pPr>
+      <w:r>
+        <w:t>For 10 rows, batch size 4 and three epochs, retaining the final batch, list batch lengths and count total updates and example visits.</w:t>
       </w:r>
     </w:p>
     <w:p>
@@ -2052,7 +2945,27 @@
         <w:pStyle w:val="Heading3"/>
       </w:pPr>
       <w:r>
-        <w:t>What this example does not establish</w:t>
+        <w:t>For B then A separately, show both gradients and new parameter values. Why does one epoch still contain two updates?</w:t>
+      </w:r>
+    </w:p>
+    <w:p>
+      <w:r>
+        <w:t>________________________________________________________________</w:t>
+      </w:r>
+    </w:p>
+    <w:p>
+      <w:r>
+        <w:t>________________________________________________________________</w:t>
+      </w:r>
+    </w:p>
+    <w:p>
+      <w:r>
+        <w:t>________________________________________________________________</w:t>
+      </w:r>
+    </w:p>
+    <w:p>
+      <w:r>
+        <w:t>________________________________________________________________</w:t>
       </w:r>
     </w:p>
     <w:p>
@@ -2060,319 +2973,7 @@
         <w:pStyle w:val="Heading3"/>
       </w:pPr>
       <w:r>
-        <w:t>Keep the stated limit</w:t>
-      </w:r>
-    </w:p>
-    <w:p>
-      <w:pPr>
-        <w:spacing w:line="336" w:lineRule="auto" w:after="180"/>
-        <w:shd w:fill="FFF5E6"/>
-      </w:pPr>
-      <w:r>
-        <w:rPr>
-          <w:b w:val="0"/>
-        </w:rPr>
-        <w:t xml:space="preserve">Different order effects do not mean a universally better </w:t>
-      </w:r>
-      <w:r>
-        <w:rPr>
-          <w:b/>
-        </w:rPr>
-        <w:t>batch</w:t>
-      </w:r>
-      <w:r>
-        <w:rPr>
-          <w:b w:val="0"/>
-        </w:rPr>
-        <w:t>ing strategy; compare declared schedules and budgets fairly.</w:t>
-      </w:r>
-    </w:p>
-    <w:p>
-      <w:pPr>
-        <w:pStyle w:val="Heading3"/>
-      </w:pPr>
-      <w:r>
-        <w:t>Keep the stated limit</w:t>
-      </w:r>
-    </w:p>
-    <w:p>
-      <w:pPr>
-        <w:spacing w:line="336" w:lineRule="auto" w:after="180"/>
-        <w:shd w:fill="FFF5E6"/>
-      </w:pPr>
-      <w:r>
-        <w:rPr>
-          <w:b w:val="0"/>
-        </w:rPr>
-        <w:t xml:space="preserve">Read the labelled picture: Why do the single-example orders finish at different weights? Point to the relevant step in the picture, then write the changed result and the rule or </w:t>
-      </w:r>
-      <w:r>
-        <w:rPr>
-          <w:b/>
-        </w:rPr>
-        <w:t>evidence</w:t>
-      </w:r>
-      <w:r>
-        <w:rPr>
-          <w:b w:val="0"/>
-        </w:rPr>
-        <w:t xml:space="preserve"> that supports it.</w:t>
-      </w:r>
-    </w:p>
-    <w:p>
-      <w:pPr>
-        <w:pStyle w:val="Heading3"/>
-      </w:pPr>
-      <w:r>
-        <w:t>Keep the stated limit</w:t>
-      </w:r>
-    </w:p>
-    <w:p>
-      <w:pPr>
-        <w:spacing w:line="336" w:lineRule="auto" w:after="180"/>
-        <w:shd w:fill="FFF5E6"/>
-      </w:pPr>
-      <w:r>
-        <w:rPr>
-          <w:b w:val="0"/>
-        </w:rPr>
-        <w:t>Change one thing: Use only one full-</w:t>
-      </w:r>
-      <w:r>
-        <w:rPr>
-          <w:b/>
-        </w:rPr>
-        <w:t>batch</w:t>
-      </w:r>
-      <w:r>
-        <w:rPr>
-          <w:b w:val="0"/>
-        </w:rPr>
-        <w:t xml:space="preserve"> </w:t>
-      </w:r>
-      <w:r>
-        <w:rPr>
-          <w:b/>
-        </w:rPr>
-        <w:t>update</w:t>
-      </w:r>
-      <w:r>
-        <w:rPr>
-          <w:b w:val="0"/>
-        </w:rPr>
-        <w:t xml:space="preserve"> after reversing record order. Predict the result before checking the explanation. What remains the same?</w:t>
-      </w:r>
-    </w:p>
-    <w:p>
-      <w:pPr>
-        <w:pStyle w:val="Heading1"/>
-      </w:pPr>
-      <w:r>
-        <w:t>07. Find and repair a mistake</w:t>
-      </w:r>
-    </w:p>
-    <w:p>
-      <w:r>
-        <w:t>Find the unsupported step in the Batching and epochs claim and explain a repair using the supplied evidence.</w:t>
-      </w:r>
-    </w:p>
-    <w:p>
-      <w:pPr>
-        <w:pStyle w:val="Heading3"/>
-      </w:pPr>
-      <w:r>
-        <w:t>Check the claim against the facts</w:t>
-      </w:r>
-    </w:p>
-    <w:p>
-      <w:pPr>
-        <w:spacing w:line="336" w:lineRule="auto" w:after="180"/>
-        <w:shd w:fill="FFF5E6"/>
-      </w:pPr>
-      <w:r>
-        <w:rPr>
-          <w:b/>
-        </w:rPr>
-        <w:t>Batch</w:t>
-      </w:r>
-      <w:r>
-        <w:rPr>
-          <w:b w:val="0"/>
-        </w:rPr>
-        <w:t xml:space="preserve"> losses observed during </w:t>
-      </w:r>
-      <w:r>
-        <w:rPr>
-          <w:b/>
-        </w:rPr>
-        <w:t>training</w:t>
-      </w:r>
-      <w:r>
-        <w:rPr>
-          <w:b w:val="0"/>
-        </w:rPr>
-        <w:t xml:space="preserve"> can refer to different parameter values and different examples. They are not automatically the full </w:t>
-      </w:r>
-      <w:r>
-        <w:rPr>
-          <w:b/>
-        </w:rPr>
-        <w:t>training</w:t>
-      </w:r>
-      <w:r>
-        <w:rPr>
-          <w:b w:val="0"/>
-        </w:rPr>
-        <w:t xml:space="preserve"> loss of the final model.</w:t>
-      </w:r>
-    </w:p>
-    <w:p>
-      <w:pPr>
-        <w:spacing w:line="336" w:lineRule="auto" w:after="180"/>
-        <w:shd w:fill="FFF5E6"/>
-      </w:pPr>
-      <w:r>
-        <w:rPr>
-          <w:b w:val="0"/>
-        </w:rPr>
-        <w:t xml:space="preserve">To compare final models, freeze each one and evaluate every </w:t>
-      </w:r>
-      <w:r>
-        <w:rPr>
-          <w:b/>
-        </w:rPr>
-        <w:t>training</w:t>
-      </w:r>
-      <w:r>
-        <w:rPr>
-          <w:b w:val="0"/>
-        </w:rPr>
-        <w:t xml:space="preserve"> example again. Here full </w:t>
-      </w:r>
-      <w:r>
-        <w:rPr>
-          <w:b/>
-        </w:rPr>
-        <w:t>training</w:t>
-      </w:r>
-      <w:r>
-        <w:rPr>
-          <w:b w:val="0"/>
-        </w:rPr>
-        <w:t xml:space="preserve"> MSE is 2.5 times (v - 2) squared: at v = 1 it is 2.5, and at v = 1.68 it is 0.256. These are </w:t>
-      </w:r>
-      <w:r>
-        <w:rPr>
-          <w:b/>
-        </w:rPr>
-        <w:t>training</w:t>
-      </w:r>
-      <w:r>
-        <w:rPr>
-          <w:b w:val="0"/>
-        </w:rPr>
-        <w:t xml:space="preserve"> results only.</w:t>
-      </w:r>
-    </w:p>
-    <w:p>
-      <w:pPr>
-        <w:pStyle w:val="Heading3"/>
-      </w:pPr>
-      <w:r>
-        <w:t>Check the claim against the facts</w:t>
-      </w:r>
-    </w:p>
-    <w:p>
-      <w:pPr>
-        <w:spacing w:line="336" w:lineRule="auto" w:after="180"/>
-        <w:shd w:fill="FFF5E6"/>
-      </w:pPr>
-      <w:r>
-        <w:rPr>
-          <w:b w:val="0"/>
-        </w:rPr>
-        <w:t xml:space="preserve">Even at one fixed model, averaging </w:t>
-      </w:r>
-      <w:r>
-        <w:rPr>
-          <w:b/>
-        </w:rPr>
-        <w:t>batch</w:t>
-      </w:r>
-      <w:r>
-        <w:rPr>
-          <w:b w:val="0"/>
-        </w:rPr>
-        <w:t xml:space="preserve"> means without their sizes gives the wrong dataset mean when </w:t>
-      </w:r>
-      <w:r>
-        <w:rPr>
-          <w:b/>
-        </w:rPr>
-        <w:t>batch</w:t>
-      </w:r>
-      <w:r>
-        <w:rPr>
-          <w:b w:val="0"/>
-        </w:rPr>
-        <w:t>es have different lengths. Suppose the squared errors on A to E are [1, 1, 4, 4, 9].</w:t>
-      </w:r>
-    </w:p>
-    <w:p>
-      <w:pPr>
-        <w:spacing w:line="336" w:lineRule="auto" w:after="180"/>
-        <w:shd w:fill="FFF5E6"/>
-      </w:pPr>
-      <w:r>
-        <w:rPr>
-          <w:b/>
-        </w:rPr>
-        <w:t>Batch</w:t>
-      </w:r>
-      <w:r>
-        <w:rPr>
-          <w:b w:val="0"/>
-        </w:rPr>
-        <w:t xml:space="preserve"> means for lengths 2, 2, 1 are [1, 4, 9]. Full MSE is (2 times 1 + 2 times 4 + 1 times 9) / 5 = 3.8, not (1 + 4 + 9) / 3. Use example counts as weights.</w:t>
-      </w:r>
-    </w:p>
-    <w:p>
-      <w:pPr>
-        <w:pStyle w:val="Heading3"/>
-      </w:pPr>
-      <w:r>
-        <w:t>Locate the earliest unsupported step</w:t>
-      </w:r>
-    </w:p>
-    <w:p>
-      <w:pPr>
-        <w:spacing w:line="336" w:lineRule="auto" w:after="180"/>
-      </w:pPr>
-      <w:r>
-        <w:rPr>
-          <w:b w:val="0"/>
-        </w:rPr>
-        <w:t xml:space="preserve">At one frozen model, </w:t>
-      </w:r>
-      <w:r>
-        <w:rPr>
-          <w:b/>
-        </w:rPr>
-        <w:t>batch</w:t>
-      </w:r>
-      <w:r>
-        <w:rPr>
-          <w:b w:val="0"/>
-        </w:rPr>
-        <w:t>es of sizes 3 and 1 have mean squared errors 2 and 10. Find the full MSE and explain why the average of 2 and 10 is wrong.</w:t>
-      </w:r>
-    </w:p>
-    <w:p>
-      <w:pPr>
-        <w:pStyle w:val="Heading3"/>
-      </w:pPr>
-      <w:r>
-        <w:t>State one repair and the checks you would rerun.</w:t>
+        <w:t>Explain your prediction to a partner before comparing results.</w:t>
       </w:r>
     </w:p>
     <w:p>
@@ -2396,161 +2997,11 @@
       </w:r>
     </w:p>
     <w:p>
-      <w:r>
-        <w:t>________________________________________________________________</w:t>
-      </w:r>
-    </w:p>
-    <w:p>
-      <w:r>
-        <w:t>________________________________________________________________</w:t>
-      </w:r>
-    </w:p>
-    <w:p>
-      <w:pPr>
-        <w:pStyle w:val="Heading1"/>
-      </w:pPr>
-      <w:r>
-        <w:t>08. Practise together</w:t>
-      </w:r>
-    </w:p>
-    <w:p>
-      <w:r>
-        <w:t>Practise Batching and epochs with support, then explain the deciding step in your own words.</w:t>
-      </w:r>
-    </w:p>
-    <w:p>
-      <w:pPr>
-        <w:spacing w:line="336" w:lineRule="auto" w:after="180"/>
-      </w:pPr>
-      <w:r>
-        <w:rPr>
-          <w:b w:val="0"/>
-        </w:rPr>
-        <w:t xml:space="preserve">For 10 rows, </w:t>
-      </w:r>
-      <w:r>
-        <w:rPr>
-          <w:b/>
-        </w:rPr>
-        <w:t>batch size</w:t>
-      </w:r>
-      <w:r>
-        <w:rPr>
-          <w:b w:val="0"/>
-        </w:rPr>
-        <w:t xml:space="preserve"> 4 and three </w:t>
-      </w:r>
-      <w:r>
-        <w:rPr>
-          <w:b/>
-        </w:rPr>
-        <w:t>epoch</w:t>
-      </w:r>
-      <w:r>
-        <w:rPr>
-          <w:b w:val="0"/>
-        </w:rPr>
-        <w:t xml:space="preserve">s, retaining the final </w:t>
-      </w:r>
-      <w:r>
-        <w:rPr>
-          <w:b/>
-        </w:rPr>
-        <w:t>batch</w:t>
-      </w:r>
-      <w:r>
-        <w:rPr>
-          <w:b w:val="0"/>
-        </w:rPr>
-        <w:t xml:space="preserve">, list </w:t>
-      </w:r>
-      <w:r>
-        <w:rPr>
-          <w:b/>
-        </w:rPr>
-        <w:t>batch</w:t>
-      </w:r>
-      <w:r>
-        <w:rPr>
-          <w:b w:val="0"/>
-        </w:rPr>
-        <w:t xml:space="preserve"> lengths and count total </w:t>
-      </w:r>
-      <w:r>
-        <w:rPr>
-          <w:b/>
-        </w:rPr>
-        <w:t>update</w:t>
-      </w:r>
-      <w:r>
-        <w:rPr>
-          <w:b w:val="0"/>
-        </w:rPr>
-        <w:t>s and example visits.</w:t>
-      </w:r>
-    </w:p>
-    <w:p>
-      <w:pPr>
-        <w:pStyle w:val="Heading3"/>
-      </w:pPr>
-      <w:r>
-        <w:t>For B then A separately, show both gradients and new parameter values. Why does one epoch still contain two updates?</w:t>
-      </w:r>
-    </w:p>
-    <w:p>
-      <w:r>
-        <w:t>________________________________________________________________</w:t>
-      </w:r>
-    </w:p>
-    <w:p>
-      <w:r>
-        <w:t>________________________________________________________________</w:t>
-      </w:r>
-    </w:p>
-    <w:p>
-      <w:r>
-        <w:t>________________________________________________________________</w:t>
-      </w:r>
-    </w:p>
-    <w:p>
-      <w:r>
-        <w:t>________________________________________________________________</w:t>
-      </w:r>
-    </w:p>
-    <w:p>
-      <w:pPr>
-        <w:pStyle w:val="Heading3"/>
-      </w:pPr>
-      <w:r>
-        <w:t>Explain your prediction to a partner before comparing results.</w:t>
-      </w:r>
-    </w:p>
-    <w:p>
-      <w:r>
-        <w:t>________________________________________________________________</w:t>
-      </w:r>
-    </w:p>
-    <w:p>
-      <w:r>
-        <w:t>________________________________________________________________</w:t>
-      </w:r>
-    </w:p>
-    <w:p>
-      <w:r>
-        <w:t>________________________________________________________________</w:t>
-      </w:r>
-    </w:p>
-    <w:p>
-      <w:r>
-        <w:t>________________________________________________________________</w:t>
-      </w:r>
-    </w:p>
-    <w:p>
-      <w:pPr>
-        <w:pStyle w:val="Heading3"/>
-      </w:pPr>
-      <w:r>
-        <w:t>Practise with less help: Repair a stale gradient</w:t>
+      <w:pPr>
+        <w:pStyle w:val="Heading2"/>
+      </w:pPr>
+      <w:r>
+        <w:t>Supported W2record</w:t>
       </w:r>
     </w:p>
     <w:p>
@@ -2692,95 +3143,117 @@
     </w:p>
     <w:p>
       <w:pPr>
+        <w:pStyle w:val="Heading2"/>
+      </w:pPr>
+      <w:r>
+        <w:t>Individual misconception check</w:t>
+      </w:r>
+    </w:p>
+    <w:p>
+      <w:pPr>
+        <w:pStyle w:val="ListBullet"/>
+      </w:pPr>
+      <w:r>
+        <w:t>Use the worked case for Batching and epochs. Proposed explanation: “One epoch always means one update”. Decide whether this explanation is supported. Point to the step or supplied fact that decides; explain your repair if needed.</w:t>
+      </w:r>
+    </w:p>
+    <w:p>
+      <w:pPr>
+        <w:pStyle w:val="ListBullet"/>
+      </w:pPr>
+      <w:r>
+        <w:t>Answer on your own before discussion. If you are unsure, say which step you need help with.</w:t>
+      </w:r>
+    </w:p>
+    <w:p>
+      <w:pPr>
+        <w:pStyle w:val="Heading2"/>
+      </w:pPr>
+      <w:r>
+        <w:t>Pictured order reasoning</w:t>
+      </w:r>
+    </w:p>
+    <w:p>
+      <w:pPr>
+        <w:pStyle w:val="ListBullet"/>
+      </w:pPr>
+      <w:r>
+        <w:t>Why do the single-example orders finish at different weights? Point to the relevant step in the picture, then write the changed result and the rule or evidence that supports it.</w:t>
+      </w:r>
+    </w:p>
+    <w:p>
+      <w:pPr>
         <w:pStyle w:val="Heading3"/>
       </w:pPr>
       <w:r>
+        <w:t>My explanation using a pictured step and the given facts</w:t>
+      </w:r>
+    </w:p>
+    <w:p>
+      <w:r>
+        <w:t>________________________________________________________________</w:t>
+      </w:r>
+    </w:p>
+    <w:p>
+      <w:r>
+        <w:t>________________________________________________________________</w:t>
+      </w:r>
+    </w:p>
+    <w:p>
+      <w:r>
+        <w:t>________________________________________________________________</w:t>
+      </w:r>
+    </w:p>
+    <w:p>
+      <w:r>
+        <w:t>________________________________________________________________</w:t>
+      </w:r>
+    </w:p>
+    <w:p>
+      <w:pPr>
+        <w:pStyle w:val="Heading2"/>
+      </w:pPr>
+      <w:r>
+        <w:t>Reserve the independent new data</w:t>
+      </w:r>
+    </w:p>
+    <w:p>
+      <w:pPr>
+        <w:spacing w:line="336" w:lineRule="auto" w:after="180"/>
+      </w:pPr>
+      <w:r>
+        <w:rPr>
+          <w:b w:val="0"/>
+        </w:rPr>
+        <w:t>This is supported practice. Keep the separately named independent case for an attempt before feedback.</w:t>
+      </w:r>
+    </w:p>
+    <w:p>
+      <w:pPr>
+        <w:pStyle w:val="Heading2"/>
+      </w:pPr>
+      <w:r>
+        <w:t>Earlier wording, alternatives and picture transcripts · reference / check after trying</w:t>
+      </w:r>
+    </w:p>
+    <w:p>
+      <w:pPr>
+        <w:pStyle w:val="Heading3"/>
+      </w:pPr>
+      <w:r>
+        <w:t>Practise with less help: Repair a stale gradient</w:t>
+      </w:r>
+    </w:p>
+    <w:p>
+      <w:pPr>
+        <w:pStyle w:val="Heading3"/>
+      </w:pPr>
+      <w:r>
         <w:t>Check your reasoning</w:t>
       </w:r>
     </w:p>
     <w:p>
       <w:pPr>
-        <w:spacing w:line="336" w:lineRule="auto" w:after="180"/>
-      </w:pPr>
-      <w:r>
-        <w:rPr>
-          <w:b w:val="0"/>
-        </w:rPr>
-        <w:t xml:space="preserve">Use the worked case for </w:t>
-      </w:r>
-      <w:r>
-        <w:rPr>
-          <w:b/>
-        </w:rPr>
-        <w:t>Batch</w:t>
-      </w:r>
-      <w:r>
-        <w:rPr>
-          <w:b w:val="0"/>
-        </w:rPr>
-        <w:t xml:space="preserve">ing and </w:t>
-      </w:r>
-      <w:r>
-        <w:rPr>
-          <w:b/>
-        </w:rPr>
-        <w:t>epoch</w:t>
-      </w:r>
-      <w:r>
-        <w:rPr>
-          <w:b w:val="0"/>
-        </w:rPr>
-        <w:t xml:space="preserve">s. Proposed explanation: “One </w:t>
-      </w:r>
-      <w:r>
-        <w:rPr>
-          <w:b/>
-        </w:rPr>
-        <w:t>epoch</w:t>
-      </w:r>
-      <w:r>
-        <w:rPr>
-          <w:b w:val="0"/>
-        </w:rPr>
-        <w:t xml:space="preserve"> always means one </w:t>
-      </w:r>
-      <w:r>
-        <w:rPr>
-          <w:b/>
-        </w:rPr>
-        <w:t>update</w:t>
-      </w:r>
-      <w:r>
-        <w:rPr>
-          <w:b w:val="0"/>
-        </w:rPr>
-        <w:t>”. Decide whether this explanation is supported.</w:t>
-      </w:r>
-    </w:p>
-    <w:p>
-      <w:pPr>
-        <w:spacing w:line="336" w:lineRule="auto" w:after="180"/>
-      </w:pPr>
-      <w:r>
-        <w:rPr>
-          <w:b w:val="0"/>
-        </w:rPr>
-        <w:t>Point to the step or supplied fact that decides; explain your repair if needed.</w:t>
-      </w:r>
-    </w:p>
-    <w:p>
-      <w:pPr>
-        <w:spacing w:line="336" w:lineRule="auto" w:after="180"/>
-      </w:pPr>
-      <w:r>
-        <w:rPr>
-          <w:b w:val="0"/>
-        </w:rPr>
-        <w:t>Answer on your own before discussion. If you are unsure, say which step you need help with.</w:t>
-      </w:r>
-    </w:p>
-    <w:p>
-      <w:pPr>
         <w:pStyle w:val="Heading3"/>
       </w:pPr>
       <w:r>
@@ -2789,85 +3262,23 @@
     </w:p>
     <w:p>
       <w:pPr>
-        <w:spacing w:line="336" w:lineRule="auto" w:after="180"/>
-      </w:pPr>
-      <w:r>
-        <w:rPr>
-          <w:b w:val="0"/>
-        </w:rPr>
-        <w:t xml:space="preserve">Why do the single-example orders finish at different weights? Point to the relevant step in the picture, then write the changed result and the rule or </w:t>
-      </w:r>
-      <w:r>
-        <w:rPr>
-          <w:b/>
-        </w:rPr>
-        <w:t>evidence</w:t>
-      </w:r>
-      <w:r>
-        <w:rPr>
-          <w:b w:val="0"/>
-        </w:rPr>
-        <w:t xml:space="preserve"> that supports it.</w:t>
-      </w:r>
-    </w:p>
-    <w:p>
-      <w:pPr>
-        <w:pStyle w:val="Heading3"/>
-      </w:pPr>
-      <w:r>
-        <w:t>My explanation using a pictured step and the given facts</w:t>
-      </w:r>
-    </w:p>
-    <w:p>
-      <w:r>
-        <w:t>________________________________________________________________</w:t>
-      </w:r>
-    </w:p>
-    <w:p>
-      <w:r>
-        <w:t>________________________________________________________________</w:t>
-      </w:r>
-    </w:p>
-    <w:p>
-      <w:r>
-        <w:t>________________________________________________________________</w:t>
-      </w:r>
-    </w:p>
-    <w:p>
-      <w:r>
-        <w:t>________________________________________________________________</w:t>
-      </w:r>
-    </w:p>
-    <w:p>
-      <w:pPr>
-        <w:spacing w:line="336" w:lineRule="auto" w:after="180"/>
-      </w:pPr>
-      <w:r>
-        <w:rPr>
-          <w:b w:val="0"/>
-        </w:rPr>
-        <w:t>This is supported practice. Keep the separately named independent case for an attempt before feedback.</w:t>
-      </w:r>
-    </w:p>
-    <w:p>
-      <w:pPr>
         <w:pStyle w:val="Heading1"/>
       </w:pPr>
       <w:r>
-        <w:t>09. Run the investigation</w:t>
-      </w:r>
-    </w:p>
-    <w:p>
-      <w:r>
-        <w:t>Investigate Batching and epochs. Record the prediction, actual observation or labelled paper trace, explanation and next test separately.</w:t>
-      </w:r>
-    </w:p>
-    <w:p>
-      <w:pPr>
-        <w:pStyle w:val="Heading3"/>
-      </w:pPr>
-      <w:r>
-        <w:t>Predict, investigate and preserve the evidence</w:t>
+        <w:t>09. Run a complete schedule,state and aggregation audit</w:t>
+      </w:r>
+    </w:p>
+    <w:p>
+      <w:r>
+        <w:t>Each fixture declares whether it supplies numeric training pairs,IDs for counting or frozen errors.</w:t>
+      </w:r>
+    </w:p>
+    <w:p>
+      <w:pPr>
+        <w:pStyle w:val="Heading2"/>
+      </w:pPr>
+      <w:r>
+        <w:t>Current stale-gradient task and runnable epoch</w:t>
       </w:r>
     </w:p>
     <w:p>
@@ -2917,6 +3328,280 @@
         <w:t>print([round(v, 6) for v in epoch(0.0, rows, 1, 0.1)])  # [0.4, 1.68]</w:t>
         <w:br/>
         <w:t>print([round(v, 6) for v in epoch(0.0, rows, 2, 0.1)])  # [1.0]</w:t>
+      </w:r>
+    </w:p>
+    <w:p>
+      <w:pPr>
+        <w:pStyle w:val="Heading2"/>
+      </w:pPr>
+      <w:r>
+        <w:t>Complete schedule,invalid,missing and weighted-loss probes</w:t>
+      </w:r>
+    </w:p>
+    <w:tbl>
+      <w:tblPr>
+        <w:tblStyle w:val="LightShading-Accent1"/>
+        <w:tblW w:type="auto" w:w="0"/>
+        <w:tblLook w:firstColumn="1" w:firstRow="1" w:lastColumn="0" w:lastRow="0" w:noHBand="0" w:noVBand="1" w:val="04A0"/>
+      </w:tblPr>
+      <w:tblGrid>
+        <w:gridCol w:w="5112"/>
+        <w:gridCol w:w="5112"/>
+      </w:tblGrid>
+      <w:tr>
+        <w:trPr>
+          <w:tblHeader/>
+        </w:trPr>
+        <w:tc>
+          <w:tcPr>
+            <w:tcW w:type="dxa" w:w="5112"/>
+          </w:tcPr>
+          <w:p>
+            <w:r>
+              <w:t>Complete batching probe</w:t>
+            </w:r>
+          </w:p>
+        </w:tc>
+        <w:tc>
+          <w:tcPr>
+            <w:tcW w:type="dxa" w:w="5112"/>
+          </w:tcPr>
+          <w:p>
+            <w:r>
+              <w:t>Expected result / action</w:t>
+            </w:r>
+          </w:p>
+        </w:tc>
+      </w:tr>
+      <w:tr>
+        <w:tc>
+          <w:tcPr>
+            <w:tcW w:type="dxa" w:w="5112"/>
+          </w:tcPr>
+          <w:p>
+            <w:r>
+              <w:t>Normal two rows, size 1, AthenB</w:t>
+            </w:r>
+          </w:p>
+        </w:tc>
+        <w:tc>
+          <w:tcPr>
+            <w:tcW w:type="dxa" w:w="5112"/>
+          </w:tcPr>
+          <w:p>
+            <w:r>
+              <w:t>Two updates:v0→.4→1.68</w:t>
+            </w:r>
+          </w:p>
+        </w:tc>
+      </w:tr>
+      <w:tr>
+        <w:tc>
+          <w:tcPr>
+            <w:tcW w:type="dxa" w:w="5112"/>
+          </w:tcPr>
+          <w:p>
+            <w:r>
+              <w:t>Same two rows, size 2</w:t>
+            </w:r>
+          </w:p>
+        </w:tc>
+        <w:tc>
+          <w:tcPr>
+            <w:tcW w:type="dxa" w:w="5112"/>
+          </w:tcPr>
+          <w:p>
+            <w:r>
+              <w:t>One mean-gradient update:v0→1</w:t>
+            </w:r>
+          </w:p>
+        </w:tc>
+      </w:tr>
+      <w:tr>
+        <w:tc>
+          <w:tcPr>
+            <w:tcW w:type="dxa" w:w="5112"/>
+          </w:tcPr>
+          <w:p>
+            <w:r>
+              <w:t>Five ID-only rows, size 2, retain last</w:t>
+            </w:r>
+          </w:p>
+        </w:tc>
+        <w:tc>
+          <w:tcPr>
+            <w:tcW w:type="dxa" w:w="5112"/>
+          </w:tcPr>
+          <w:p>
+            <w:r>
+              <w:t>Batch lengths 2/2/1; 3 updates per epoch; 2 epochs=6 updates/10 visits</w:t>
+            </w:r>
+          </w:p>
+        </w:tc>
+      </w:tr>
+      <w:tr>
+        <w:tc>
+          <w:tcPr>
+            <w:tcW w:type="dxa" w:w="5112"/>
+          </w:tcPr>
+          <w:p>
+            <w:r>
+              <w:t>Five rows, size 5, 2 epochs</w:t>
+            </w:r>
+          </w:p>
+        </w:tc>
+        <w:tc>
+          <w:tcPr>
+            <w:tcW w:type="dxa" w:w="5112"/>
+          </w:tcPr>
+          <w:p>
+            <w:r>
+              <w:t>2 updates/10 visits; same visits, different update budget</w:t>
+            </w:r>
+          </w:p>
+        </w:tc>
+      </w:tr>
+      <w:tr>
+        <w:tc>
+          <w:tcPr>
+            <w:tcW w:type="dxa" w:w="5112"/>
+          </w:tcPr>
+          <w:p>
+            <w:r>
+              <w:t>Empty rows or size 0</w:t>
+            </w:r>
+          </w:p>
+        </w:tc>
+        <w:tc>
+          <w:tcPr>
+            <w:tcW w:type="dxa" w:w="5112"/>
+          </w:tcPr>
+          <w:p>
+            <w:r>
+              <w:t>ValueError:Need rows and positive batch size</w:t>
+            </w:r>
+          </w:p>
+        </w:tc>
+      </w:tr>
+      <w:tr>
+        <w:tc>
+          <w:tcPr>
+            <w:tcW w:type="dxa" w:w="5112"/>
+          </w:tcPr>
+          <w:p>
+            <w:r>
+              <w:t>Missing numeric training target</w:t>
+            </w:r>
+          </w:p>
+        </w:tc>
+        <w:tc>
+          <w:tcPr>
+            <w:tcW w:type="dxa" w:w="5112"/>
+          </w:tcPr>
+          <w:p>
+            <w:r>
+              <w:t>Outside complete-pair contract; review before calling</w:t>
+            </w:r>
+          </w:p>
+        </w:tc>
+      </w:tr>
+      <w:tr>
+        <w:tc>
+          <w:tcPr>
+            <w:tcW w:type="dxa" w:w="5112"/>
+          </w:tcPr>
+          <w:p>
+            <w:r>
+              <w:t>Eleven rows, size 4, drop incomplete last</w:t>
+            </w:r>
+          </w:p>
+        </w:tc>
+        <w:tc>
+          <w:tcPr>
+            <w:tcW w:type="dxa" w:w="5112"/>
+          </w:tcPr>
+          <w:p>
+            <w:r>
+              <w:t>Only8 visitsand2 updates; disclose 3 omitted rows, not full coverage</w:t>
+            </w:r>
+          </w:p>
+        </w:tc>
+      </w:tr>
+      <w:tr>
+        <w:tc>
+          <w:tcPr>
+            <w:tcW w:type="dxa" w:w="5112"/>
+          </w:tcPr>
+          <w:p>
+            <w:r>
+              <w:t>Frozen batch sizes 3/1, mean losses 2/10</w:t>
+            </w:r>
+          </w:p>
+        </w:tc>
+        <w:tc>
+          <w:tcPr>
+            <w:tcW w:type="dxa" w:w="5112"/>
+          </w:tcPr>
+          <w:p>
+            <w:r>
+              <w:t>Full MSE(3×2+1×10)/4=4, not unweighted 6</w:t>
+            </w:r>
+          </w:p>
+        </w:tc>
+      </w:tr>
+      <w:tr>
+        <w:tc>
+          <w:tcPr>
+            <w:tcW w:type="dxa" w:w="5112"/>
+          </w:tcPr>
+          <w:p>
+            <w:r>
+              <w:t>Both gradients computed at originalv 0 then applied sequentially</w:t>
+            </w:r>
+          </w:p>
+        </w:tc>
+        <w:tc>
+          <w:tcPr>
+            <w:tcW w:type="dxa" w:w="5112"/>
+          </w:tcPr>
+          <w:p>
+            <w:r>
+              <w:t>Stale Bgradient−16 givesv2; correct current Bgradient−12.8 givesv1.68</w:t>
+            </w:r>
+          </w:p>
+        </w:tc>
+      </w:tr>
+    </w:tbl>
+    <w:p>
+      <w:pPr>
+        <w:pStyle w:val="Heading2"/>
+      </w:pPr>
+      <w:r>
+        <w:t>Predict,restart,trace or run,and aggregate correctly</w:t>
+      </w:r>
+    </w:p>
+    <w:p>
+      <w:pPr>
+        <w:pStyle w:val="ListNumber"/>
+      </w:pPr>
+      <w:r>
+        <w:t>Predict the complete schedule counts and numeric traces before running or paper-tracing epoch on its two provided numeric pairs. The five-ID schedules illustrate counts only; the separate five-error fixture illustrates frozen-model loss aggregation. Do not invent training measurements for those IDs. For each numeric schedule, restart v0, record each batch’s current state and recomputed gradient, and evaluate the full training loss again after freezing. A passing count or lower training loss does not establish a universally better batch strategy or independent performance.</w:t>
+      </w:r>
+    </w:p>
+    <w:p>
+      <w:pPr>
+        <w:pStyle w:val="ListNumber"/>
+      </w:pPr>
+      <w:r>
+        <w:t>On paper, trace the supplied procedure. If code is provided, predict before running it in a local practice file. Never write an expected answer as though it were an observed run.</w:t>
+      </w:r>
+    </w:p>
+    <w:p>
+      <w:pPr>
+        <w:pStyle w:val="Heading2"/>
+      </w:pPr>
+      <w:r>
+        <w:t>Keep the evidence ledger</w:t>
       </w:r>
     </w:p>
     <w:tbl>
@@ -3063,7 +3748,15 @@
         <w:rPr>
           <w:b w:val="0"/>
         </w:rPr>
-        <w:t>On paper, trace the supplied procedure. If code is provided, predict before running it in a local practice file. Never write an expected answer as though it were an observed run.</w:t>
+        <w:t>Before trying: what do I expect, and why? While trying: which step could first go wrong? Afterwards: what did I actually observe, and what should change? Keep “not run” if you only traced the procedure.</w:t>
+      </w:r>
+    </w:p>
+    <w:p>
+      <w:pPr>
+        <w:pStyle w:val="Heading2"/>
+      </w:pPr>
+      <w:r>
+        <w:t>Earlier wording, alternatives and picture transcripts · reference / check after trying</w:t>
       </w:r>
     </w:p>
     <w:p>
@@ -3071,18 +3764,265 @@
         <w:pStyle w:val="Heading3"/>
       </w:pPr>
       <w:r>
+        <w:t>Predict, investigate and preserve the evidence</w:t>
+      </w:r>
+    </w:p>
+    <w:p>
+      <w:pPr>
+        <w:pStyle w:val="Heading3"/>
+      </w:pPr>
+      <w:r>
         <w:t>Plan → try → check</w:t>
       </w:r>
     </w:p>
     <w:p>
       <w:pPr>
+        <w:pStyle w:val="Heading1"/>
+      </w:pPr>
+      <w:r>
+        <w:t>14. Try alone: reverse a new pair’s single-example schedule</w:t>
+      </w:r>
+    </w:p>
+    <w:p>
+      <w:r>
+        <w:t>Use its own targets and restart the same original value before reversing.</w:t>
+      </w:r>
+    </w:p>
+    <w:p>
+      <w:pPr>
+        <w:pStyle w:val="Heading2"/>
+      </w:pPr>
+      <w:r>
+        <w:t>Complete new independent schedule</w:t>
+      </w:r>
+    </w:p>
+    <w:p>
+      <w:pPr>
         <w:spacing w:line="336" w:lineRule="auto" w:after="180"/>
       </w:pPr>
       <w:r>
         <w:rPr>
           <w:b w:val="0"/>
         </w:rPr>
-        <w:t>Before trying: what do I expect, and why? While trying: which step could first go wrong? Afterwards: what did I actually observe, and what should change? Keep “not run” if you only traced the procedure.</w:t>
+        <w:t xml:space="preserve">Use A = (1, 1), B = (2, 0), h = ReLU(x), y = vh, v = 0 and rate 0.1. Train with size 1 for one </w:t>
+      </w:r>
+      <w:r>
+        <w:rPr>
+          <w:b/>
+        </w:rPr>
+        <w:t>epoch</w:t>
+      </w:r>
+      <w:r>
+        <w:rPr>
+          <w:b w:val="0"/>
+        </w:rPr>
+        <w:t xml:space="preserve"> in A then B order, then restart at 0 and reverse the order. Show gradients and parameter values. Compare the final values.</w:t>
+      </w:r>
+    </w:p>
+    <w:p>
+      <w:pPr>
+        <w:pStyle w:val="Heading2"/>
+      </w:pPr>
+      <w:r>
+        <w:t>First attempt and support record</w:t>
+      </w:r>
+    </w:p>
+    <w:p>
+      <w:pPr>
+        <w:pStyle w:val="Heading3"/>
+      </w:pPr>
+      <w:r>
+        <w:t>My independent explanation, trace and limits</w:t>
+      </w:r>
+    </w:p>
+    <w:p>
+      <w:r>
+        <w:t>________________________________________________________________</w:t>
+      </w:r>
+    </w:p>
+    <w:p>
+      <w:r>
+        <w:t>________________________________________________________________</w:t>
+      </w:r>
+    </w:p>
+    <w:p>
+      <w:r>
+        <w:t>________________________________________________________________</w:t>
+      </w:r>
+    </w:p>
+    <w:p>
+      <w:r>
+        <w:t>________________________________________________________________</w:t>
+      </w:r>
+    </w:p>
+    <w:p>
+      <w:r>
+        <w:t>________________________________________________________________</w:t>
+      </w:r>
+    </w:p>
+    <w:p>
+      <w:r>
+        <w:t>________________________________________________________________</w:t>
+      </w:r>
+    </w:p>
+    <w:p>
+      <w:r>
+        <w:t>________________________________________________________________</w:t>
+      </w:r>
+    </w:p>
+    <w:p>
+      <w:pPr>
+        <w:spacing w:line="336" w:lineRule="auto" w:after="180"/>
+      </w:pPr>
+      <w:r>
+        <w:rPr>
+          <w:b w:val="0"/>
+        </w:rPr>
+        <w:t>Attempt this case before feedback. Record any help. Earlier examples below are further practice; a case already practised with feedback cannot establish fresh transfer.</w:t>
+      </w:r>
+    </w:p>
+    <w:p>
+      <w:pPr>
+        <w:pStyle w:val="Heading2"/>
+      </w:pPr>
+      <w:r>
+        <w:t>Use feedback after trying</w:t>
+      </w:r>
+    </w:p>
+    <w:p>
+      <w:pPr>
+        <w:spacing w:line="336" w:lineRule="auto" w:after="180"/>
+      </w:pPr>
+      <w:r>
+        <w:rPr>
+          <w:b w:val="0"/>
+        </w:rPr>
+        <w:t>Attempt the independent case before hints. Record whether you worked alone, used a hint or followed a model. After feedback, fix the first unsupported step and explain why it changed.</w:t>
+      </w:r>
+    </w:p>
+    <w:p>
+      <w:pPr>
+        <w:spacing w:line="336" w:lineRule="auto" w:after="180"/>
+      </w:pPr>
+      <w:r>
+        <w:rPr>
+          <w:b w:val="0"/>
+        </w:rPr>
+        <w:t>A later check uses a changed case, not a copied answer.</w:t>
+      </w:r>
+    </w:p>
+    <w:p>
+      <w:pPr>
+        <w:pStyle w:val="Heading2"/>
+      </w:pPr>
+      <w:r>
+        <w:t>Earlier wording, alternatives and picture transcripts · reference / check after trying</w:t>
+      </w:r>
+    </w:p>
+    <w:p>
+      <w:pPr>
+        <w:pStyle w:val="Heading3"/>
+      </w:pPr>
+      <w:r>
+        <w:t>Independent case: Test order on a new case independently</w:t>
+      </w:r>
+    </w:p>
+    <w:p>
+      <w:pPr>
+        <w:pStyle w:val="Heading3"/>
+      </w:pPr>
+      <w:r>
+        <w:t>Attempt this without hints</w:t>
+      </w:r>
+    </w:p>
+    <w:p>
+      <w:pPr>
+        <w:spacing w:line="336" w:lineRule="auto" w:after="180"/>
+      </w:pPr>
+      <w:r>
+        <w:rPr>
+          <w:b w:val="0"/>
+        </w:rPr>
+        <w:t xml:space="preserve">Use A = (1, 1), B = (2, 0), h = ReLU(x), y = vh, v = 0 and rate 0.1. Train with size 1 for one </w:t>
+      </w:r>
+      <w:r>
+        <w:rPr>
+          <w:b/>
+        </w:rPr>
+        <w:t>epoch</w:t>
+      </w:r>
+      <w:r>
+        <w:rPr>
+          <w:b w:val="0"/>
+        </w:rPr>
+        <w:t xml:space="preserve"> in A then B order, then restart at 0 and reverse the order. Show gradients and parameter values. Compare the final values.</w:t>
+      </w:r>
+    </w:p>
+    <w:p>
+      <w:pPr>
+        <w:pStyle w:val="Heading3"/>
+      </w:pPr>
+      <w:r>
+        <w:t>My independent procedure, result and limitation</w:t>
+      </w:r>
+    </w:p>
+    <w:p>
+      <w:r>
+        <w:t>________________________________________________________________</w:t>
+      </w:r>
+    </w:p>
+    <w:p>
+      <w:r>
+        <w:t>________________________________________________________________</w:t>
+      </w:r>
+    </w:p>
+    <w:p>
+      <w:r>
+        <w:t>________________________________________________________________</w:t>
+      </w:r>
+    </w:p>
+    <w:p>
+      <w:r>
+        <w:t>________________________________________________________________</w:t>
+      </w:r>
+    </w:p>
+    <w:p>
+      <w:r>
+        <w:t>________________________________________________________________</w:t>
+      </w:r>
+    </w:p>
+    <w:p>
+      <w:r>
+        <w:t>________________________________________________________________</w:t>
+      </w:r>
+    </w:p>
+    <w:p>
+      <w:r>
+        <w:t>________________________________________________________________</w:t>
+      </w:r>
+    </w:p>
+    <w:p>
+      <w:r>
+        <w:t>________________________________________________________________</w:t>
+      </w:r>
+    </w:p>
+    <w:p>
+      <w:pPr>
+        <w:spacing w:line="336" w:lineRule="auto" w:after="180"/>
+      </w:pPr>
+      <w:r>
+        <w:rPr>
+          <w:b w:val="0"/>
+        </w:rPr>
+        <w:t>Record support used: none, hint or teacher explanation. After feedback, a different case is needed to demonstrate independence.</w:t>
+      </w:r>
+    </w:p>
+    <w:p>
+      <w:pPr>
+        <w:pStyle w:val="Heading3"/>
+      </w:pPr>
+      <w:r>
+        <w:t>Use feedback to improve</w:t>
       </w:r>
     </w:p>
     <w:p>
@@ -3090,208 +4030,20 @@
         <w:pStyle w:val="Heading1"/>
       </w:pPr>
       <w:r>
-        <w:t>10. Build your understanding</w:t>
-      </w:r>
-    </w:p>
-    <w:p>
-      <w:r>
-        <w:t>Move from recall to tracing, diagnosis and transfer in Batching and epochs. Explain why each step is justified.</w:t>
-      </w:r>
-    </w:p>
-    <w:p>
-      <w:pPr>
-        <w:pStyle w:val="Heading3"/>
-      </w:pPr>
-      <w:r>
-        <w:t>Explain → apply → challenge</w:t>
-      </w:r>
-    </w:p>
-    <w:p>
-      <w:pPr>
-        <w:spacing w:line="336" w:lineRule="auto" w:after="180"/>
-      </w:pPr>
-      <w:r>
-        <w:rPr>
-          <w:b w:val="0"/>
-        </w:rPr>
-        <w:t xml:space="preserve">For 10 rows, </w:t>
-      </w:r>
-      <w:r>
-        <w:rPr>
-          <w:b/>
-        </w:rPr>
-        <w:t>batch size</w:t>
-      </w:r>
-      <w:r>
-        <w:rPr>
-          <w:b w:val="0"/>
-        </w:rPr>
-        <w:t xml:space="preserve"> 4 and three </w:t>
-      </w:r>
-      <w:r>
-        <w:rPr>
-          <w:b/>
-        </w:rPr>
-        <w:t>epoch</w:t>
-      </w:r>
-      <w:r>
-        <w:rPr>
-          <w:b w:val="0"/>
-        </w:rPr>
-        <w:t xml:space="preserve">s, retaining the final </w:t>
-      </w:r>
-      <w:r>
-        <w:rPr>
-          <w:b/>
-        </w:rPr>
-        <w:t>batch</w:t>
-      </w:r>
-      <w:r>
-        <w:rPr>
-          <w:b w:val="0"/>
-        </w:rPr>
-        <w:t xml:space="preserve">, list </w:t>
-      </w:r>
-      <w:r>
-        <w:rPr>
-          <w:b/>
-        </w:rPr>
-        <w:t>batch</w:t>
-      </w:r>
-      <w:r>
-        <w:rPr>
-          <w:b w:val="0"/>
-        </w:rPr>
-        <w:t xml:space="preserve"> lengths and count total </w:t>
-      </w:r>
-      <w:r>
-        <w:rPr>
-          <w:b/>
-        </w:rPr>
-        <w:t>update</w:t>
-      </w:r>
-      <w:r>
-        <w:rPr>
-          <w:b w:val="0"/>
-        </w:rPr>
-        <w:t>s and example visits.</w:t>
-      </w:r>
-    </w:p>
-    <w:p>
-      <w:pPr>
-        <w:spacing w:line="336" w:lineRule="auto" w:after="180"/>
-      </w:pPr>
-      <w:r>
-        <w:rPr>
-          <w:b w:val="0"/>
-        </w:rPr>
-        <w:t xml:space="preserve">At one frozen model, </w:t>
-      </w:r>
-      <w:r>
-        <w:rPr>
-          <w:b/>
-        </w:rPr>
-        <w:t>batch</w:t>
-      </w:r>
-      <w:r>
-        <w:rPr>
-          <w:b w:val="0"/>
-        </w:rPr>
-        <w:t>es of sizes 3 and 1 have mean squared errors 2 and 10. Find the full MSE and explain why the average of 2 and 10 is wrong.</w:t>
-      </w:r>
-    </w:p>
-    <w:p>
-      <w:pPr>
-        <w:spacing w:line="336" w:lineRule="auto" w:after="180"/>
-        <w:shd w:fill="F5F1FB"/>
-      </w:pPr>
-      <w:r>
-        <w:rPr>
-          <w:b w:val="0"/>
-        </w:rPr>
-        <w:t xml:space="preserve">A program </w:t>
-      </w:r>
-      <w:r>
-        <w:rPr>
-          <w:b/>
-        </w:rPr>
-        <w:t>process</w:t>
-      </w:r>
-      <w:r>
-        <w:rPr>
-          <w:b w:val="0"/>
-        </w:rPr>
-        <w:t xml:space="preserve">es 11 rows using size 4 and drops the last incomplete </w:t>
-      </w:r>
-      <w:r>
-        <w:rPr>
-          <w:b/>
-        </w:rPr>
-        <w:t>batch</w:t>
-      </w:r>
-      <w:r>
-        <w:rPr>
-          <w:b w:val="0"/>
-        </w:rPr>
-        <w:t xml:space="preserve">. How many examples did it visit and how many </w:t>
-      </w:r>
-      <w:r>
-        <w:rPr>
-          <w:b/>
-        </w:rPr>
-        <w:t>update</w:t>
-      </w:r>
-      <w:r>
-        <w:rPr>
-          <w:b w:val="0"/>
-        </w:rPr>
-        <w:t>s occurred? What must its report disclose?</w:t>
-      </w:r>
-    </w:p>
-    <w:p>
-      <w:pPr>
-        <w:pStyle w:val="Heading3"/>
-      </w:pPr>
-      <w:r>
-        <w:t>Explain which evidence supports your conclusion and which claim remains unproved.</w:t>
-      </w:r>
-    </w:p>
-    <w:p>
-      <w:r>
-        <w:t>________________________________________________________________</w:t>
-      </w:r>
-    </w:p>
-    <w:p>
-      <w:r>
-        <w:t>________________________________________________________________</w:t>
-      </w:r>
-    </w:p>
-    <w:p>
-      <w:r>
-        <w:t>________________________________________________________________</w:t>
-      </w:r>
-    </w:p>
-    <w:p>
-      <w:r>
-        <w:t>________________________________________________________________</w:t>
-      </w:r>
-    </w:p>
-    <w:p>
-      <w:r>
-        <w:t>________________________________________________________________</w:t>
-      </w:r>
-    </w:p>
-    <w:p>
-      <w:pPr>
-        <w:pStyle w:val="Heading1"/>
-      </w:pPr>
-      <w:r>
-        <w:t>11. Connect your project</w:t>
-      </w:r>
-    </w:p>
-    <w:p>
-      <w:r>
-        <w:t>Apply this week’s idea to Image-pattern Network Investigation. Keep an annotated decision and the evidence supporting it.</w:t>
+        <w:t>11. Save the schedule as part of the experiment</w:t>
+      </w:r>
+    </w:p>
+    <w:p>
+      <w:r>
+        <w:t>Example visits,updates,order and last-batch policy all matter to reproducibility.</w:t>
+      </w:r>
+    </w:p>
+    <w:p>
+      <w:pPr>
+        <w:pStyle w:val="Heading2"/>
+      </w:pPr>
+      <w:r>
+        <w:t>Project artifact and evidence table</w:t>
       </w:r>
     </w:p>
     <w:p>
@@ -3530,6 +4282,56 @@
     </w:tbl>
     <w:p>
       <w:pPr>
+        <w:pStyle w:val="Heading2"/>
+      </w:pPr>
+      <w:r>
+        <w:t>Actual run/trace and remaining limits</w:t>
+      </w:r>
+    </w:p>
+    <w:p>
+      <w:pPr>
+        <w:spacing w:line="336" w:lineRule="auto" w:after="180"/>
+      </w:pPr>
+      <w:r>
+        <w:rPr>
+          <w:b w:val="0"/>
+        </w:rPr>
+        <w:t xml:space="preserve">For your Image-pattern Network Investigation, save the </w:t>
+      </w:r>
+      <w:r>
+        <w:rPr>
+          <w:b/>
+        </w:rPr>
+        <w:t>input</w:t>
+      </w:r>
+      <w:r>
+        <w:rPr>
+          <w:b w:val="0"/>
+        </w:rPr>
+        <w:t>, procedure, observed result and limitation of this check.</w:t>
+      </w:r>
+    </w:p>
+    <w:p>
+      <w:pPr>
+        <w:spacing w:line="336" w:lineRule="auto" w:after="180"/>
+      </w:pPr>
+      <w:r>
+        <w:rPr>
+          <w:b w:val="0"/>
+        </w:rPr>
+        <w:t>Label this worked example as practice; use a different, previously unreviewed case when checking independent understanding.</w:t>
+      </w:r>
+    </w:p>
+    <w:p>
+      <w:pPr>
+        <w:pStyle w:val="Heading2"/>
+      </w:pPr>
+      <w:r>
+        <w:t>Earlier wording, alternatives and picture transcripts · reference / check after trying</w:t>
+      </w:r>
+    </w:p>
+    <w:p>
+      <w:pPr>
         <w:pStyle w:val="Heading3"/>
       </w:pPr>
       <w:r>
@@ -3538,13 +4340,83 @@
     </w:p>
     <w:p>
       <w:pPr>
+        <w:pStyle w:val="Heading1"/>
+      </w:pPr>
+      <w:r>
+        <w:t>16. Finish with one update count and one state-dependent gradient</w:t>
+      </w:r>
+    </w:p>
+    <w:p>
+      <w:r>
+        <w:t>Explain why equal epochs need not mean equal numbers of updates.</w:t>
+      </w:r>
+    </w:p>
+    <w:p>
+      <w:pPr>
+        <w:pStyle w:val="Heading2"/>
+      </w:pPr>
+      <w:r>
+        <w:t>Retrieve and explain</w:t>
+      </w:r>
+    </w:p>
+    <w:p>
+      <w:pPr>
+        <w:pStyle w:val="ListBullet"/>
+      </w:pPr>
+      <w:r>
+        <w:t>Close your notes. Explain this goal in your own words: Distinguish an example a batch an update and an epoch</w:t>
+      </w:r>
+    </w:p>
+    <w:p>
+      <w:pPr>
+        <w:pStyle w:val="Heading3"/>
+      </w:pPr>
+      <w:r>
+        <w:t>My deciding step, evidence and one remaining question</w:t>
+      </w:r>
+    </w:p>
+    <w:p>
+      <w:r>
+        <w:t>________________________________________________________________</w:t>
+      </w:r>
+    </w:p>
+    <w:p>
+      <w:r>
+        <w:t>________________________________________________________________</w:t>
+      </w:r>
+    </w:p>
+    <w:p>
+      <w:r>
+        <w:t>________________________________________________________________</w:t>
+      </w:r>
+    </w:p>
+    <w:p>
+      <w:r>
+        <w:t>________________________________________________________________</w:t>
+      </w:r>
+    </w:p>
+    <w:p>
+      <w:r>
+        <w:t>________________________________________________________________</w:t>
+      </w:r>
+    </w:p>
+    <w:p>
+      <w:pPr>
+        <w:pStyle w:val="Heading2"/>
+      </w:pPr>
+      <w:r>
+        <w:t>Plan a changed-case return</w:t>
+      </w:r>
+    </w:p>
+    <w:p>
+      <w:pPr>
         <w:spacing w:line="336" w:lineRule="auto" w:after="180"/>
       </w:pPr>
       <w:r>
         <w:rPr>
           <w:b w:val="0"/>
         </w:rPr>
-        <w:t xml:space="preserve">For your Image-pattern Network Investigation, save the </w:t>
+        <w:t xml:space="preserve">If you are unsure, return to the worked picture and explain one arrow. If you are ready, change an </w:t>
       </w:r>
       <w:r>
         <w:rPr>
@@ -3556,7 +4428,19 @@
         <w:rPr>
           <w:b w:val="0"/>
         </w:rPr>
-        <w:t>, procedure, observed result and limitation of this check.</w:t>
+        <w:t xml:space="preserve"> or assumption and justify your </w:t>
+      </w:r>
+      <w:r>
+        <w:rPr>
+          <w:b/>
+        </w:rPr>
+        <w:t>prediction</w:t>
+      </w:r>
+      <w:r>
+        <w:rPr>
+          <w:b w:val="0"/>
+        </w:rPr>
+        <w:t>.</w:t>
       </w:r>
     </w:p>
     <w:p>
@@ -3567,7 +4451,19 @@
         <w:rPr>
           <w:b w:val="0"/>
         </w:rPr>
-        <w:t>Label this worked example as practice; use a different, previously unreviewed case when checking independent understanding.</w:t>
+        <w:t xml:space="preserve">Save your workbook </w:t>
+      </w:r>
+      <w:r>
+        <w:rPr>
+          <w:b/>
+        </w:rPr>
+        <w:t>evidence</w:t>
+      </w:r>
+      <w:r>
+        <w:rPr>
+          <w:b w:val="0"/>
+        </w:rPr>
+        <w:t>. At the next review, try a different case before opening your old answer.</w:t>
       </w:r>
     </w:p>
     <w:p>
@@ -3575,113 +4471,297 @@
         <w:pStyle w:val="Heading1"/>
       </w:pPr>
       <w:r>
-        <w:t>12. Show what you know</w:t>
-      </w:r>
-    </w:p>
-    <w:p>
-      <w:r>
-        <w:t>Use a genuinely new case for independent evidence. Previously discussed examples remain practice; use the separately named independent case before feedback.</w:t>
-      </w:r>
-    </w:p>
-    <w:p>
-      <w:pPr>
-        <w:spacing w:line="336" w:lineRule="auto" w:after="180"/>
-      </w:pPr>
-      <w:r>
-        <w:rPr>
-          <w:b w:val="0"/>
-        </w:rPr>
-        <w:t xml:space="preserve">Equal </w:t>
-      </w:r>
-      <w:r>
-        <w:rPr>
-          <w:b/>
-        </w:rPr>
-        <w:t>epoch</w:t>
-      </w:r>
-      <w:r>
-        <w:rPr>
-          <w:b w:val="0"/>
-        </w:rPr>
-        <w:t xml:space="preserve">s mean equal example visits under our rule, but changing </w:t>
-      </w:r>
-      <w:r>
-        <w:rPr>
-          <w:b/>
-        </w:rPr>
-        <w:t>batch size</w:t>
-      </w:r>
-      <w:r>
-        <w:rPr>
-          <w:b w:val="0"/>
-        </w:rPr>
-        <w:t xml:space="preserve"> changes the number of </w:t>
-      </w:r>
-      <w:r>
-        <w:rPr>
-          <w:b/>
-        </w:rPr>
-        <w:t>update</w:t>
-      </w:r>
-      <w:r>
-        <w:rPr>
-          <w:b w:val="0"/>
-        </w:rPr>
-        <w:t xml:space="preserve">s. A comparison should report both counts, starting values, order, learning rate and the rule for the last </w:t>
-      </w:r>
-      <w:r>
-        <w:rPr>
-          <w:b/>
-        </w:rPr>
-        <w:t>batch</w:t>
-      </w:r>
-      <w:r>
-        <w:rPr>
-          <w:b w:val="0"/>
-        </w:rPr>
-        <w:t>.</w:t>
-      </w:r>
-    </w:p>
-    <w:p>
-      <w:pPr>
-        <w:spacing w:line="336" w:lineRule="auto" w:after="180"/>
-      </w:pPr>
-      <w:r>
-        <w:rPr>
-          <w:b w:val="0"/>
-        </w:rPr>
-        <w:t xml:space="preserve">Neither smaller </w:t>
-      </w:r>
-      <w:r>
-        <w:rPr>
-          <w:b/>
-        </w:rPr>
-        <w:t>batch</w:t>
-      </w:r>
-      <w:r>
-        <w:rPr>
-          <w:b w:val="0"/>
-        </w:rPr>
-        <w:t xml:space="preserve">es nor more </w:t>
-      </w:r>
-      <w:r>
-        <w:rPr>
-          <w:b/>
-        </w:rPr>
-        <w:t>update</w:t>
-      </w:r>
-      <w:r>
-        <w:rPr>
-          <w:b w:val="0"/>
-        </w:rPr>
-        <w:t>s guarantee better independent performance.</w:t>
-      </w:r>
-    </w:p>
+        <w:t>Reference bank and extra practice</w:t>
+      </w:r>
+    </w:p>
+    <w:p>
+      <w:pPr>
+        <w:pStyle w:val="Heading1"/>
+      </w:pPr>
+      <w:r>
+        <w:t>05. Reference · Use the mathematical words precisely</w:t>
+      </w:r>
+    </w:p>
+    <w:p>
+      <w:r>
+        <w:t>Connect each term to a value or step in the current example.</w:t>
+      </w:r>
+    </w:p>
+    <w:p>
+      <w:pPr>
+        <w:pStyle w:val="Heading2"/>
+      </w:pPr>
+      <w:r>
+        <w:t>Vocabulary and your explanation</w:t>
+      </w:r>
+    </w:p>
+    <w:tbl>
+      <w:tblPr>
+        <w:tblStyle w:val="LightShading-Accent1"/>
+        <w:tblW w:type="auto" w:w="0"/>
+        <w:tblLook w:firstColumn="1" w:firstRow="1" w:lastColumn="0" w:lastRow="0" w:noHBand="0" w:noVBand="1" w:val="04A0"/>
+      </w:tblPr>
+      <w:tblGrid>
+        <w:gridCol w:w="5112"/>
+        <w:gridCol w:w="5112"/>
+      </w:tblGrid>
+      <w:tr>
+        <w:trPr>
+          <w:tblHeader/>
+        </w:trPr>
+        <w:tc>
+          <w:tcPr>
+            <w:tcW w:type="dxa" w:w="5112"/>
+          </w:tcPr>
+          <w:p>
+            <w:r>
+              <w:t>Word</w:t>
+            </w:r>
+          </w:p>
+        </w:tc>
+        <w:tc>
+          <w:tcPr>
+            <w:tcW w:type="dxa" w:w="5112"/>
+          </w:tcPr>
+          <w:p>
+            <w:r>
+              <w:t>Meaning</w:t>
+            </w:r>
+          </w:p>
+        </w:tc>
+      </w:tr>
+      <w:tr>
+        <w:tc>
+          <w:tcPr>
+            <w:tcW w:type="dxa" w:w="5112"/>
+          </w:tcPr>
+          <w:p>
+            <w:r>
+              <w:t>Batch</w:t>
+            </w:r>
+          </w:p>
+        </w:tc>
+        <w:tc>
+          <w:tcPr>
+            <w:tcW w:type="dxa" w:w="5112"/>
+          </w:tcPr>
+          <w:p>
+            <w:r>
+              <w:t>A group of training examples used together to calculate one gradient here</w:t>
+            </w:r>
+          </w:p>
+        </w:tc>
+      </w:tr>
+      <w:tr>
+        <w:tc>
+          <w:tcPr>
+            <w:tcW w:type="dxa" w:w="5112"/>
+          </w:tcPr>
+          <w:p>
+            <w:r>
+              <w:t>Update</w:t>
+            </w:r>
+          </w:p>
+        </w:tc>
+        <w:tc>
+          <w:tcPr>
+            <w:tcW w:type="dxa" w:w="5112"/>
+          </w:tcPr>
+          <w:p>
+            <w:r>
+              <w:t>One application of the gradient and learning rate to the current parameters</w:t>
+            </w:r>
+          </w:p>
+        </w:tc>
+      </w:tr>
+      <w:tr>
+        <w:tc>
+          <w:tcPr>
+            <w:tcW w:type="dxa" w:w="5112"/>
+          </w:tcPr>
+          <w:p>
+            <w:r>
+              <w:t>Epoch</w:t>
+            </w:r>
+          </w:p>
+        </w:tc>
+        <w:tc>
+          <w:tcPr>
+            <w:tcW w:type="dxa" w:w="5112"/>
+          </w:tcPr>
+          <w:p>
+            <w:r>
+              <w:t>One pass through all training examples under the stated sampling rule</w:t>
+            </w:r>
+          </w:p>
+        </w:tc>
+      </w:tr>
+      <w:tr>
+        <w:tc>
+          <w:tcPr>
+            <w:tcW w:type="dxa" w:w="5112"/>
+          </w:tcPr>
+          <w:p>
+            <w:r>
+              <w:t>Batch size</w:t>
+            </w:r>
+          </w:p>
+        </w:tc>
+        <w:tc>
+          <w:tcPr>
+            <w:tcW w:type="dxa" w:w="5112"/>
+          </w:tcPr>
+          <w:p>
+            <w:r>
+              <w:t>The intended number of examples in each batch with a possible smaller final batch</w:t>
+            </w:r>
+          </w:p>
+        </w:tc>
+      </w:tr>
+    </w:tbl>
     <w:p>
       <w:pPr>
         <w:pStyle w:val="Heading3"/>
       </w:pPr>
       <w:r>
+        <w:t>Use two terms to explain a step in this week’s example.</w:t>
+      </w:r>
+    </w:p>
+    <w:p>
+      <w:r>
+        <w:t>________________________________________________________________</w:t>
+      </w:r>
+    </w:p>
+    <w:p>
+      <w:r>
+        <w:t>________________________________________________________________</w:t>
+      </w:r>
+    </w:p>
+    <w:p>
+      <w:r>
+        <w:t>________________________________________________________________</w:t>
+      </w:r>
+    </w:p>
+    <w:p>
+      <w:pPr>
+        <w:pStyle w:val="Heading1"/>
+      </w:pPr>
+      <w:r>
+        <w:t>10. Extra challenge · Explain a stronger case</w:t>
+      </w:r>
+    </w:p>
+    <w:p>
+      <w:r>
+        <w:t>Choose the next challenge after the main route.</w:t>
+      </w:r>
+    </w:p>
+    <w:p>
+      <w:pPr>
+        <w:pStyle w:val="Heading2"/>
+      </w:pPr>
+      <w:r>
+        <w:t>Explain,repair and extend</w:t>
+      </w:r>
+    </w:p>
+    <w:p>
+      <w:pPr>
+        <w:pStyle w:val="Heading3"/>
+      </w:pPr>
+      <w:r>
+        <w:t>Explain → apply → challenge</w:t>
+      </w:r>
+    </w:p>
+    <w:p>
+      <w:pPr>
+        <w:pStyle w:val="ListBullet"/>
+      </w:pPr>
+      <w:r>
+        <w:t>For 10 rows, batch size 4 and three epochs, retaining the final batch, list batch lengths and count total updates and example visits.</w:t>
+      </w:r>
+    </w:p>
+    <w:p>
+      <w:pPr>
+        <w:pStyle w:val="ListBullet"/>
+      </w:pPr>
+      <w:r>
+        <w:t>At one frozen model, batches of sizes 3 and 1 have mean squared errors 2 and 10. Find the full MSE and explain why the average of 2 and 10 is wrong.</w:t>
+      </w:r>
+    </w:p>
+    <w:p>
+      <w:pPr>
+        <w:pStyle w:val="ListBullet"/>
+      </w:pPr>
+      <w:r>
+        <w:t>A program processes 11 rows using size 4 and drops the last incomplete batch. How many examples did it visit and how many updates occurred? What must its report disclose?</w:t>
+      </w:r>
+    </w:p>
+    <w:p>
+      <w:pPr>
+        <w:pStyle w:val="Heading3"/>
+      </w:pPr>
+      <w:r>
+        <w:t>Explain which evidence supports your conclusion and which claim remains unproved.</w:t>
+      </w:r>
+    </w:p>
+    <w:p>
+      <w:r>
+        <w:t>________________________________________________________________</w:t>
+      </w:r>
+    </w:p>
+    <w:p>
+      <w:r>
+        <w:t>________________________________________________________________</w:t>
+      </w:r>
+    </w:p>
+    <w:p>
+      <w:r>
+        <w:t>________________________________________________________________</w:t>
+      </w:r>
+    </w:p>
+    <w:p>
+      <w:r>
+        <w:t>________________________________________________________________</w:t>
+      </w:r>
+    </w:p>
+    <w:p>
+      <w:r>
+        <w:t>________________________________________________________________</w:t>
+      </w:r>
+    </w:p>
+    <w:p>
+      <w:pPr>
+        <w:pStyle w:val="Heading1"/>
+      </w:pPr>
+      <w:r>
+        <w:t>12. Reference · Check the representation and its limits</w:t>
+      </w:r>
+    </w:p>
+    <w:p>
+      <w:r>
+        <w:t>Use after practice;reserve the new independent A(1,1)/B(2,0)order comparison for the first individual attempt.</w:t>
+      </w:r>
+    </w:p>
+    <w:p>
+      <w:pPr>
+        <w:pStyle w:val="Heading2"/>
+      </w:pPr>
+      <w:r>
+        <w:t>Current explanation and response</w:t>
+      </w:r>
+    </w:p>
+    <w:p>
+      <w:pPr>
+        <w:pStyle w:val="ListBullet"/>
+      </w:pPr>
+      <w:r>
+        <w:t>Equal epochs mean equal example visits under our rule, but changing batch size changes the number of updates. A comparison should report both counts, starting values, order, learning rate and the rule for the last batch. Neither smaller batches nor more updates guarantee better independent performance.</w:t>
+      </w:r>
+    </w:p>
+    <w:p>
+      <w:pPr>
+        <w:pStyle w:val="Heading3"/>
+      </w:pPr>
+      <w:r>
         <w:t>Two teams train on five rows for two epochs. One uses size 2 and the other size 5, retaining every row. Are their example visits and update counts equal? Explain what to record.</w:t>
       </w:r>
     </w:p>
@@ -3707,73 +4787,18 @@
     </w:p>
     <w:p>
       <w:pPr>
-        <w:spacing w:line="336" w:lineRule="auto" w:after="180"/>
-      </w:pPr>
-      <w:r>
-        <w:rPr>
-          <w:b w:val="0"/>
-        </w:rPr>
-        <w:t xml:space="preserve">Next week holds the </w:t>
-      </w:r>
-      <w:r>
-        <w:rPr>
-          <w:b/>
-        </w:rPr>
-        <w:t>batch</w:t>
-      </w:r>
-      <w:r>
-        <w:rPr>
-          <w:b w:val="0"/>
-        </w:rPr>
-        <w:t xml:space="preserve"> rule fixed while comparing learning rates.</w:t>
-      </w:r>
-    </w:p>
-    <w:p>
-      <w:pPr>
-        <w:spacing w:line="336" w:lineRule="auto" w:after="180"/>
-        <w:shd w:fill="F5F1FB"/>
-      </w:pPr>
-      <w:r>
-        <w:rPr>
-          <w:b w:val="0"/>
-        </w:rPr>
-        <w:t xml:space="preserve">A program </w:t>
-      </w:r>
-      <w:r>
-        <w:rPr>
-          <w:b/>
-        </w:rPr>
-        <w:t>process</w:t>
-      </w:r>
-      <w:r>
-        <w:rPr>
-          <w:b w:val="0"/>
-        </w:rPr>
-        <w:t xml:space="preserve">es 11 rows using size 4 and drops the last incomplete </w:t>
-      </w:r>
-      <w:r>
-        <w:rPr>
-          <w:b/>
-        </w:rPr>
-        <w:t>batch</w:t>
-      </w:r>
-      <w:r>
-        <w:rPr>
-          <w:b w:val="0"/>
-        </w:rPr>
-        <w:t xml:space="preserve">. How many examples did it visit and how many </w:t>
-      </w:r>
-      <w:r>
-        <w:rPr>
-          <w:b/>
-        </w:rPr>
-        <w:t>update</w:t>
-      </w:r>
-      <w:r>
-        <w:rPr>
-          <w:b w:val="0"/>
-        </w:rPr>
-        <w:t>s occurred? What must its report disclose?</w:t>
+        <w:pStyle w:val="ListBullet"/>
+      </w:pPr>
+      <w:r>
+        <w:t>Next week holds the batch rule fixed while comparing learning rates.</w:t>
+      </w:r>
+    </w:p>
+    <w:p>
+      <w:pPr>
+        <w:pStyle w:val="ListBullet"/>
+      </w:pPr>
+      <w:r>
+        <w:t>A program processes 11 rows using size 4 and drops the last incomplete batch. How many examples did it visit and how many updates occurred? What must its report disclose?</w:t>
       </w:r>
     </w:p>
     <w:p>
@@ -3809,12 +4834,20 @@
         <w:pStyle w:val="Heading1"/>
       </w:pPr>
       <w:r>
-        <w:t>13. Study a complete case</w:t>
-      </w:r>
-    </w:p>
-    <w:p>
-      <w:r>
-        <w:t>Revisit the complete Batching and epochs case for supported practice. Repeated examples do not become fresh assessments.</w:t>
+        <w:t>13. Extra practice · Revisit the complete trace</w:t>
+      </w:r>
+    </w:p>
+    <w:p>
+      <w:r>
+        <w:t>Predict before reading the supplied steps.</w:t>
+      </w:r>
+    </w:p>
+    <w:p>
+      <w:pPr>
+        <w:pStyle w:val="Heading2"/>
+      </w:pPr>
+      <w:r>
+        <w:t>Complete trace and evidence</w:t>
       </w:r>
     </w:p>
     <w:p>
@@ -4047,230 +5080,20 @@
         <w:pStyle w:val="Heading1"/>
       </w:pPr>
       <w:r>
-        <w:t>14. Try a new case independently</w:t>
-      </w:r>
-    </w:p>
-    <w:p>
-      <w:r>
-        <w:t>Attempt the reserved new case before feedback. Record support; the earlier examples below remain additional practice.</w:t>
-      </w:r>
-    </w:p>
-    <w:p>
-      <w:pPr>
-        <w:pStyle w:val="Heading3"/>
-      </w:pPr>
-      <w:r>
-        <w:t>Independent case: Test order on a new case independently</w:t>
-      </w:r>
-    </w:p>
-    <w:p>
-      <w:pPr>
-        <w:spacing w:line="336" w:lineRule="auto" w:after="180"/>
-      </w:pPr>
-      <w:r>
-        <w:rPr>
-          <w:b w:val="0"/>
-        </w:rPr>
-        <w:t xml:space="preserve">Use A = (1, 1), B = (2, 0), h = ReLU(x), y = vh, v = 0 and rate 0.1. Train with size 1 for one </w:t>
-      </w:r>
-      <w:r>
-        <w:rPr>
-          <w:b/>
-        </w:rPr>
-        <w:t>epoch</w:t>
-      </w:r>
-      <w:r>
-        <w:rPr>
-          <w:b w:val="0"/>
-        </w:rPr>
-        <w:t xml:space="preserve"> in A then B order, then restart at 0 and reverse the order. Show gradients and parameter values. Compare the final values.</w:t>
-      </w:r>
-    </w:p>
-    <w:p>
-      <w:pPr>
-        <w:pStyle w:val="Heading3"/>
-      </w:pPr>
-      <w:r>
-        <w:t>My independent explanation, trace and limits</w:t>
-      </w:r>
-    </w:p>
-    <w:p>
-      <w:r>
-        <w:t>________________________________________________________________</w:t>
-      </w:r>
-    </w:p>
-    <w:p>
-      <w:r>
-        <w:t>________________________________________________________________</w:t>
-      </w:r>
-    </w:p>
-    <w:p>
-      <w:r>
-        <w:t>________________________________________________________________</w:t>
-      </w:r>
-    </w:p>
-    <w:p>
-      <w:r>
-        <w:t>________________________________________________________________</w:t>
-      </w:r>
-    </w:p>
-    <w:p>
-      <w:r>
-        <w:t>________________________________________________________________</w:t>
-      </w:r>
-    </w:p>
-    <w:p>
-      <w:r>
-        <w:t>________________________________________________________________</w:t>
-      </w:r>
-    </w:p>
-    <w:p>
-      <w:r>
-        <w:t>________________________________________________________________</w:t>
-      </w:r>
-    </w:p>
-    <w:p>
-      <w:pPr>
-        <w:spacing w:line="336" w:lineRule="auto" w:after="180"/>
-      </w:pPr>
-      <w:r>
-        <w:rPr>
-          <w:b w:val="0"/>
-        </w:rPr>
-        <w:t>Attempt this case before feedback. Record any help. Earlier examples below are further practice; a case already practised with feedback cannot establish fresh transfer.</w:t>
-      </w:r>
-    </w:p>
-    <w:p>
-      <w:pPr>
-        <w:pStyle w:val="Heading3"/>
-      </w:pPr>
-      <w:r>
-        <w:t>Attempt this without hints</w:t>
-      </w:r>
-    </w:p>
-    <w:p>
-      <w:pPr>
-        <w:spacing w:line="336" w:lineRule="auto" w:after="180"/>
-      </w:pPr>
-      <w:r>
-        <w:rPr>
-          <w:b w:val="0"/>
-        </w:rPr>
-        <w:t xml:space="preserve">Use A = (1, 1), B = (2, 0), h = ReLU(x), y = vh, v = 0 and rate 0.1. Train with size 1 for one </w:t>
-      </w:r>
-      <w:r>
-        <w:rPr>
-          <w:b/>
-        </w:rPr>
-        <w:t>epoch</w:t>
-      </w:r>
-      <w:r>
-        <w:rPr>
-          <w:b w:val="0"/>
-        </w:rPr>
-        <w:t xml:space="preserve"> in A then B order, then restart at 0 and reverse the order. Show gradients and parameter values. Compare the final values.</w:t>
-      </w:r>
-    </w:p>
-    <w:p>
-      <w:pPr>
-        <w:pStyle w:val="Heading3"/>
-      </w:pPr>
-      <w:r>
-        <w:t>My independent procedure, result and limitation</w:t>
-      </w:r>
-    </w:p>
-    <w:p>
-      <w:r>
-        <w:t>________________________________________________________________</w:t>
-      </w:r>
-    </w:p>
-    <w:p>
-      <w:r>
-        <w:t>________________________________________________________________</w:t>
-      </w:r>
-    </w:p>
-    <w:p>
-      <w:r>
-        <w:t>________________________________________________________________</w:t>
-      </w:r>
-    </w:p>
-    <w:p>
-      <w:r>
-        <w:t>________________________________________________________________</w:t>
-      </w:r>
-    </w:p>
-    <w:p>
-      <w:r>
-        <w:t>________________________________________________________________</w:t>
-      </w:r>
-    </w:p>
-    <w:p>
-      <w:r>
-        <w:t>________________________________________________________________</w:t>
-      </w:r>
-    </w:p>
-    <w:p>
-      <w:r>
-        <w:t>________________________________________________________________</w:t>
-      </w:r>
-    </w:p>
-    <w:p>
-      <w:r>
-        <w:t>________________________________________________________________</w:t>
-      </w:r>
-    </w:p>
-    <w:p>
-      <w:pPr>
-        <w:spacing w:line="336" w:lineRule="auto" w:after="180"/>
-      </w:pPr>
-      <w:r>
-        <w:rPr>
-          <w:b w:val="0"/>
-        </w:rPr>
-        <w:t>Record support used: none, hint or teacher explanation. After feedback, a different case is needed to demonstrate independence.</w:t>
-      </w:r>
-    </w:p>
-    <w:p>
-      <w:pPr>
-        <w:pStyle w:val="Heading3"/>
-      </w:pPr>
-      <w:r>
-        <w:t>Use feedback to improve</w:t>
-      </w:r>
-    </w:p>
-    <w:p>
-      <w:pPr>
-        <w:spacing w:line="336" w:lineRule="auto" w:after="180"/>
-      </w:pPr>
-      <w:r>
-        <w:rPr>
-          <w:b w:val="0"/>
-        </w:rPr>
-        <w:t>Attempt the independent case before hints. Record whether you worked alone, used a hint or followed a model. After feedback, fix the first unsupported step and explain why it changed.</w:t>
-      </w:r>
-    </w:p>
-    <w:p>
-      <w:pPr>
-        <w:spacing w:line="336" w:lineRule="auto" w:after="180"/>
-      </w:pPr>
-      <w:r>
-        <w:rPr>
-          <w:b w:val="0"/>
-        </w:rPr>
-        <w:t>A later check uses a changed case, not a copied answer.</w:t>
-      </w:r>
-    </w:p>
-    <w:p>
-      <w:pPr>
-        <w:pStyle w:val="Heading1"/>
-      </w:pPr>
-      <w:r>
-        <w:t>15. Your lesson route</w:t>
-      </w:r>
-    </w:p>
-    <w:p>
-      <w:r>
-        <w:t>Use this map to navigate Batching and epochs, connect the goals to tasks and keep one evidence record for each attempt.</w:t>
+        <w:t>15. Reference · The earlier route checklist</w:t>
+      </w:r>
+    </w:p>
+    <w:p>
+      <w:r>
+        <w:t>Use one main route rather than repeating the lesson.</w:t>
+      </w:r>
+    </w:p>
+    <w:p>
+      <w:pPr>
+        <w:pStyle w:val="Heading2"/>
+      </w:pPr>
+      <w:r>
+        <w:t>Targets,route and first prediction</w:t>
       </w:r>
     </w:p>
     <w:p>
@@ -4473,12 +5296,117 @@
         <w:pStyle w:val="Heading1"/>
       </w:pPr>
       <w:r>
-        <w:t>16. Finish and return</w:t>
-      </w:r>
-    </w:p>
-    <w:p>
-      <w:r>
-        <w:t>Explain Batching and epochs without notes, identify a remaining question and plan a later check with a changed case.</w:t>
+        <w:t>17. Extra practice · Predict,check and repair</w:t>
+      </w:r>
+    </w:p>
+    <w:p>
+      <w:r>
+        <w:t>Keep supported feedback separate from the independent case.</w:t>
+      </w:r>
+    </w:p>
+    <w:p>
+      <w:pPr>
+        <w:pStyle w:val="Heading2"/>
+      </w:pPr>
+      <w:r>
+        <w:t>First supported question and optional hint</w:t>
+      </w:r>
+    </w:p>
+    <w:p>
+      <w:pPr>
+        <w:pStyle w:val="ListBullet"/>
+      </w:pPr>
+      <w:r>
+        <w:t>Show why an epoch’s example order can matter for single-example updates.</w:t>
+      </w:r>
+    </w:p>
+    <w:p>
+      <w:pPr>
+        <w:pStyle w:val="Heading3"/>
+      </w:pPr>
+      <w:r>
+        <w:t>Practice 1: explain the deciding evidence</w:t>
+      </w:r>
+    </w:p>
+    <w:p>
+      <w:pPr>
+        <w:pStyle w:val="ListBullet"/>
+      </w:pPr>
+      <w:r>
+        <w:t>Which labelled step matches this detail? At w = 0 mean gradient=(-4+0)/2=-2; one full-batch update gives w = 0.2.</w:t>
+      </w:r>
+    </w:p>
+    <w:p>
+      <w:pPr>
+        <w:pStyle w:val="ListBullet"/>
+      </w:pPr>
+      <w:r>
+        <w:t>1. Restart and reverse</w:t>
+      </w:r>
+    </w:p>
+    <w:p>
+      <w:pPr>
+        <w:pStyle w:val="ListBullet"/>
+      </w:pPr>
+      <w:r>
+        <w:t>2. A then B</w:t>
+      </w:r>
+    </w:p>
+    <w:p>
+      <w:pPr>
+        <w:pStyle w:val="ListBullet"/>
+      </w:pPr>
+      <w:r>
+        <w:t>3. Compare full batch</w:t>
+      </w:r>
+    </w:p>
+    <w:p>
+      <w:pPr>
+        <w:pStyle w:val="Heading3"/>
+      </w:pPr>
+      <w:r>
+        <w:t>My selected conclusion, deciding fact and explanation</w:t>
+      </w:r>
+    </w:p>
+    <w:p>
+      <w:r>
+        <w:t>________________________________________________________________</w:t>
+      </w:r>
+    </w:p>
+    <w:p>
+      <w:r>
+        <w:t>________________________________________________________________</w:t>
+      </w:r>
+    </w:p>
+    <w:p>
+      <w:r>
+        <w:t>________________________________________________________________</w:t>
+      </w:r>
+    </w:p>
+    <w:p>
+      <w:r>
+        <w:t>________________________________________________________________</w:t>
+      </w:r>
+    </w:p>
+    <w:p>
+      <w:r>
+        <w:t>________________________________________________________________</w:t>
+      </w:r>
+    </w:p>
+    <w:p>
+      <w:pPr>
+        <w:pStyle w:val="ListBullet"/>
+      </w:pPr>
+      <w:r>
+        <w:t>Hint if needed: Read the steps in the pictorial case. Match the supplied detail to the stage that performs or records it.</w:t>
+      </w:r>
+    </w:p>
+    <w:p>
+      <w:pPr>
+        <w:pStyle w:val="Heading2"/>
+      </w:pPr>
+      <w:r>
+        <w:t>Check after the first attempt · reference / check after trying</w:t>
       </w:r>
     </w:p>
     <w:p>
@@ -4489,7 +5417,7 @@
         <w:rPr>
           <w:b w:val="0"/>
         </w:rPr>
-        <w:t xml:space="preserve">Close your notes. Explain this goal in your own words: Distinguish an example a </w:t>
+        <w:t xml:space="preserve">After your attempt, compare with the supported explanation: Compare full </w:t>
       </w:r>
       <w:r>
         <w:rPr>
@@ -4501,25 +5429,109 @@
         <w:rPr>
           <w:b w:val="0"/>
         </w:rPr>
-        <w:t xml:space="preserve"> an </w:t>
+        <w:t xml:space="preserve"> At w = 0 mean gradient=(-4+0)/2=-2; one full-</w:t>
       </w:r>
       <w:r>
         <w:rPr>
           <w:b/>
         </w:rPr>
+        <w:t>batch</w:t>
+      </w:r>
+      <w:r>
+        <w:rPr>
+          <w:b w:val="0"/>
+        </w:rPr>
+        <w:t xml:space="preserve"> </w:t>
+      </w:r>
+      <w:r>
+        <w:rPr>
+          <w:b/>
+        </w:rPr>
         <w:t>update</w:t>
       </w:r>
       <w:r>
         <w:rPr>
           <w:b w:val="0"/>
         </w:rPr>
-        <w:t xml:space="preserve"> and an </w:t>
+        <w:t xml:space="preserve"> gives w = 0.2.</w:t>
+      </w:r>
+    </w:p>
+    <w:p>
+      <w:pPr>
+        <w:spacing w:line="336" w:lineRule="auto" w:after="180"/>
+      </w:pPr>
+      <w:r>
+        <w:rPr>
+          <w:b w:val="0"/>
+        </w:rPr>
+        <w:t xml:space="preserve">A single-example </w:t>
       </w:r>
       <w:r>
         <w:rPr>
           <w:b/>
         </w:rPr>
-        <w:t>epoch</w:t>
+        <w:t>update</w:t>
+      </w:r>
+      <w:r>
+        <w:rPr>
+          <w:b w:val="0"/>
+        </w:rPr>
+        <w:t xml:space="preserve"> changes the weight before the next example’s gradient is calculated. Reversing the example order can therefore change the path.</w:t>
+      </w:r>
+    </w:p>
+    <w:p>
+      <w:pPr>
+        <w:spacing w:line="336" w:lineRule="auto" w:after="180"/>
+      </w:pPr>
+      <w:r>
+        <w:rPr>
+          <w:b w:val="0"/>
+        </w:rPr>
+        <w:t>A full-</w:t>
+      </w:r>
+      <w:r>
+        <w:rPr>
+          <w:b/>
+        </w:rPr>
+        <w:t>batch</w:t>
+      </w:r>
+      <w:r>
+        <w:rPr>
+          <w:b w:val="0"/>
+        </w:rPr>
+        <w:t xml:space="preserve"> </w:t>
+      </w:r>
+      <w:r>
+        <w:rPr>
+          <w:b/>
+        </w:rPr>
+        <w:t>update</w:t>
+      </w:r>
+      <w:r>
+        <w:rPr>
+          <w:b w:val="0"/>
+        </w:rPr>
+        <w:t xml:space="preserve"> computes both gradients at the same starting weight and averages them before changing that weight. The distinction is when the </w:t>
+      </w:r>
+      <w:r>
+        <w:rPr>
+          <w:b/>
+        </w:rPr>
+        <w:t>update</w:t>
+      </w:r>
+      <w:r>
+        <w:rPr>
+          <w:b w:val="0"/>
+        </w:rPr>
+        <w:t xml:space="preserve"> occurs, not whether the examples have different labels.</w:t>
+      </w:r>
+    </w:p>
+    <w:p>
+      <w:pPr>
+        <w:pStyle w:val="Heading2"/>
+      </w:pPr>
+      <w:r>
+        <w:t>Changed-case question and optional hint</w:t>
       </w:r>
     </w:p>
     <w:p>
@@ -4527,7 +5539,47 @@
         <w:pStyle w:val="Heading3"/>
       </w:pPr>
       <w:r>
-        <w:t>My deciding step, evidence and one remaining question</w:t>
+        <w:t>Practice 2: explain the deciding evidence</w:t>
+      </w:r>
+    </w:p>
+    <w:p>
+      <w:pPr>
+        <w:pStyle w:val="ListBullet"/>
+      </w:pPr>
+      <w:r>
+        <w:t>Changed-case practice: Use only one full-batch update after reversing record order. Which conclusion is supported by the supplied facts?</w:t>
+      </w:r>
+    </w:p>
+    <w:p>
+      <w:pPr>
+        <w:pStyle w:val="ListBullet"/>
+      </w:pPr>
+      <w:r>
+        <w:t>1. The updated weight remains 0.2.</w:t>
+      </w:r>
+    </w:p>
+    <w:p>
+      <w:pPr>
+        <w:pStyle w:val="ListBullet"/>
+      </w:pPr>
+      <w:r>
+        <w:t>2. We can decide the result without examining the changed input or the procedure.</w:t>
+      </w:r>
+    </w:p>
+    <w:p>
+      <w:pPr>
+        <w:pStyle w:val="ListBullet"/>
+      </w:pPr>
+      <w:r>
+        <w:t>3. This one example guarantees correct results for every future input.</w:t>
+      </w:r>
+    </w:p>
+    <w:p>
+      <w:pPr>
+        <w:pStyle w:val="Heading3"/>
+      </w:pPr>
+      <w:r>
+        <w:t>My selected conclusion, deciding fact and explanation</w:t>
       </w:r>
     </w:p>
     <w:p>
@@ -4557,25 +5609,221 @@
     </w:p>
     <w:p>
       <w:pPr>
+        <w:pStyle w:val="ListBullet"/>
+      </w:pPr>
+      <w:r>
+        <w:t>Hint if needed: Use the changed condition and the deciding step in the pictorial trace. The answer must say what follows from those facts.</w:t>
+      </w:r>
+    </w:p>
+    <w:p>
+      <w:pPr>
+        <w:pStyle w:val="Heading2"/>
+      </w:pPr>
+      <w:r>
+        <w:t>Check after the changed attempt · reference / check after trying</w:t>
+      </w:r>
+    </w:p>
+    <w:p>
+      <w:pPr>
         <w:spacing w:line="336" w:lineRule="auto" w:after="180"/>
       </w:pPr>
       <w:r>
         <w:rPr>
           <w:b w:val="0"/>
         </w:rPr>
-        <w:t xml:space="preserve">If you are unsure, return to the worked picture and explain one arrow. If you are ready, change an </w:t>
+        <w:t xml:space="preserve">After your attempt, compare with the supported explanation: The </w:t>
       </w:r>
       <w:r>
         <w:rPr>
           <w:b/>
         </w:rPr>
+        <w:t>update</w:t>
+      </w:r>
+      <w:r>
+        <w:rPr>
+          <w:b w:val="0"/>
+        </w:rPr>
+        <w:t>d weight remains 0.2. The same mean of the two starting gradients is unchanged by their order.</w:t>
+      </w:r>
+    </w:p>
+    <w:p>
+      <w:pPr>
+        <w:pStyle w:val="Heading2"/>
+      </w:pPr>
+      <w:r>
+        <w:t>Repair and retain the record</w:t>
+      </w:r>
+    </w:p>
+    <w:p>
+      <w:pPr>
+        <w:spacing w:line="336" w:lineRule="auto" w:after="180"/>
+      </w:pPr>
+      <w:r>
+        <w:rPr>
+          <w:b w:val="0"/>
+        </w:rPr>
+        <w:t xml:space="preserve">Review </w:t>
+      </w:r>
+      <w:r>
+        <w:rPr>
+          <w:b/>
+        </w:rPr>
+        <w:t>Training</w:t>
+      </w:r>
+      <w:r>
+        <w:rPr>
+          <w:b w:val="0"/>
+        </w:rPr>
+        <w:t xml:space="preserve"> a small network (ai-5/12). Goal: Trace repeated forward loss gradient and </w:t>
+      </w:r>
+      <w:r>
+        <w:rPr>
+          <w:b/>
+        </w:rPr>
+        <w:t>update</w:t>
+      </w:r>
+      <w:r>
+        <w:rPr>
+          <w:b w:val="0"/>
+        </w:rPr>
+        <w:t xml:space="preserve"> steps. Short practice: Which parameter changed, and which part was not trained?</w:t>
+      </w:r>
+    </w:p>
+    <w:p>
+      <w:pPr>
+        <w:spacing w:line="336" w:lineRule="auto" w:after="180"/>
+      </w:pPr>
+      <w:r>
+        <w:rPr>
+          <w:b w:val="0"/>
+        </w:rPr>
+        <w:t xml:space="preserve">Point to the relevant step in the picture, then write the changed result and the rule or </w:t>
+      </w:r>
+      <w:r>
+        <w:rPr>
+          <w:b/>
+        </w:rPr>
+        <w:t>evidence</w:t>
+      </w:r>
+      <w:r>
+        <w:rPr>
+          <w:b w:val="0"/>
+        </w:rPr>
+        <w:t xml:space="preserve"> that supports it.. Return to this week and explain what you changed.</w:t>
+      </w:r>
+    </w:p>
+    <w:p>
+      <w:pPr>
+        <w:spacing w:line="336" w:lineRule="auto" w:after="180"/>
+      </w:pPr>
+      <w:r>
+        <w:rPr>
+          <w:b w:val="0"/>
+        </w:rPr>
+        <w:t>Review Gradients with a numerical check (ai-5/10). Goal: Estimate one partial derivative while other parameters stay fixed. Short practice: Why should the numerical checks perturb one coordinate at a time?</w:t>
+      </w:r>
+    </w:p>
+    <w:p>
+      <w:pPr>
+        <w:spacing w:line="336" w:lineRule="auto" w:after="180"/>
+      </w:pPr>
+      <w:r>
+        <w:rPr>
+          <w:b w:val="0"/>
+        </w:rPr>
+        <w:t xml:space="preserve">Point to the relevant step in the picture, then write the changed result and the rule or </w:t>
+      </w:r>
+      <w:r>
+        <w:rPr>
+          <w:b/>
+        </w:rPr>
+        <w:t>evidence</w:t>
+      </w:r>
+      <w:r>
+        <w:rPr>
+          <w:b w:val="0"/>
+        </w:rPr>
+        <w:t xml:space="preserve"> that supports it.. Return to this week and explain what you changed.</w:t>
+      </w:r>
+    </w:p>
+    <w:p>
+      <w:pPr>
+        <w:spacing w:line="336" w:lineRule="auto" w:after="180"/>
+      </w:pPr>
+      <w:r>
+        <w:rPr>
+          <w:b w:val="0"/>
+        </w:rPr>
+        <w:t>Review Parameters and architecture (ai-5/7). Goal: Distinguish architectural choices from parameter values. Short practice: How many new parameters did that one hidden unit add?</w:t>
+      </w:r>
+    </w:p>
+    <w:p>
+      <w:pPr>
+        <w:spacing w:line="336" w:lineRule="auto" w:after="180"/>
+      </w:pPr>
+      <w:r>
+        <w:rPr>
+          <w:b w:val="0"/>
+        </w:rPr>
+        <w:t xml:space="preserve">Point to the relevant step in the picture, then write the changed result and the rule or </w:t>
+      </w:r>
+      <w:r>
+        <w:rPr>
+          <w:b/>
+        </w:rPr>
+        <w:t>evidence</w:t>
+      </w:r>
+      <w:r>
+        <w:rPr>
+          <w:b w:val="0"/>
+        </w:rPr>
+        <w:t xml:space="preserve"> that supports it.. Return to this week and explain what you changed.</w:t>
+      </w:r>
+    </w:p>
+    <w:p>
+      <w:pPr>
+        <w:spacing w:line="336" w:lineRule="auto" w:after="180"/>
+      </w:pPr>
+      <w:r>
+        <w:rPr>
+          <w:b w:val="0"/>
+        </w:rPr>
+        <w:t xml:space="preserve">The browser lab lets you edit the supported Python examples already included in this lesson. Predict first, run, inspect the actual </w:t>
+      </w:r>
+      <w:r>
+        <w:rPr>
+          <w:b/>
+        </w:rPr>
+        <w:t>output</w:t>
+      </w:r>
+      <w:r>
+        <w:rPr>
+          <w:b w:val="0"/>
+        </w:rPr>
+        <w:t xml:space="preserve"> or error, change one </w:t>
+      </w:r>
+      <w:r>
+        <w:rPr>
+          <w:b/>
+        </w:rPr>
         <w:t>input</w:t>
       </w:r>
       <w:r>
         <w:rPr>
           <w:b w:val="0"/>
         </w:rPr>
-        <w:t xml:space="preserve"> or assumption and justify your </w:t>
+        <w:t>, then run again.</w:t>
+      </w:r>
+    </w:p>
+    <w:p>
+      <w:pPr>
+        <w:spacing w:line="336" w:lineRule="auto" w:after="180"/>
+      </w:pPr>
+      <w:r>
+        <w:rPr>
+          <w:b w:val="0"/>
+        </w:rPr>
+        <w:t xml:space="preserve">Keep code, </w:t>
       </w:r>
       <w:r>
         <w:rPr>
@@ -4587,7 +5835,7 @@
         <w:rPr>
           <w:b w:val="0"/>
         </w:rPr>
-        <w:t>.</w:t>
+        <w:t>s, actual results and a reasoned revision together. On paper, label your result as a trace rather than an execution.</w:t>
       </w:r>
     </w:p>
     <w:p>
@@ -4598,7 +5846,7 @@
         <w:rPr>
           <w:b w:val="0"/>
         </w:rPr>
-        <w:t xml:space="preserve">Save your workbook </w:t>
+        <w:t xml:space="preserve">Use Download completed work in the hosted lesson to export your answers, reflections, practice feedback and code-run </w:t>
       </w:r>
       <w:r>
         <w:rPr>
@@ -4610,7 +5858,61 @@
         <w:rPr>
           <w:b w:val="0"/>
         </w:rPr>
-        <w:t>. At the next review, try a different case before opening your old answer.</w:t>
+        <w:t>. Open the HTML copy to read or print it.</w:t>
+      </w:r>
+    </w:p>
+    <w:p>
+      <w:pPr>
+        <w:spacing w:line="336" w:lineRule="auto" w:after="180"/>
+      </w:pPr>
+      <w:r>
+        <w:rPr>
+          <w:b w:val="0"/>
+        </w:rPr>
+        <w:t>Drafts stay in this browser when storage is available; clear drafts on a shared device.</w:t>
+      </w:r>
+    </w:p>
+    <w:p>
+      <w:pPr>
+        <w:pStyle w:val="Heading2"/>
+      </w:pPr>
+      <w:r>
+        <w:t>Earlier wording, alternatives and picture transcripts · reference / check after trying</w:t>
+      </w:r>
+    </w:p>
+    <w:p>
+      <w:pPr>
+        <w:spacing w:line="336" w:lineRule="auto" w:after="180"/>
+      </w:pPr>
+      <w:r>
+        <w:rPr>
+          <w:b w:val="0"/>
+        </w:rPr>
+        <w:t>Use this supported practice once, in the browser or on paper. Keep the reserved independent assessment for a separate first attempt before teacher feedback.</w:t>
+      </w:r>
+    </w:p>
+    <w:p>
+      <w:pPr>
+        <w:pStyle w:val="Heading3"/>
+      </w:pPr>
+      <w:r>
+        <w:t>Repair a missing building block</w:t>
+      </w:r>
+    </w:p>
+    <w:p>
+      <w:pPr>
+        <w:pStyle w:val="Heading3"/>
+      </w:pPr>
+      <w:r>
+        <w:t>Predict, run and debug</w:t>
+      </w:r>
+    </w:p>
+    <w:p>
+      <w:pPr>
+        <w:pStyle w:val="Heading3"/>
+      </w:pPr>
+      <w:r>
+        <w:t>Keep your completed work</w:t>
       </w:r>
     </w:p>
     <w:p>
@@ -4618,793 +5920,17 @@
         <w:pStyle w:val="Heading1"/>
       </w:pPr>
       <w:r>
-        <w:t>17. Supported practice, repair and portfolio</w:t>
-      </w:r>
-    </w:p>
-    <w:p>
-      <w:r>
-        <w:t>Attempt supported questions before using hints or feedback. Review a missing building block, then keep the completed work.</w:t>
-      </w:r>
-    </w:p>
-    <w:p>
-      <w:pPr>
-        <w:spacing w:line="336" w:lineRule="auto" w:after="180"/>
-      </w:pPr>
-      <w:r>
-        <w:rPr>
-          <w:b w:val="0"/>
-        </w:rPr>
-        <w:t>Use this supported practice once, in the browser or on paper. Keep the reserved independent assessment for a separate first attempt before teacher feedback.</w:t>
-      </w:r>
-    </w:p>
-    <w:p>
-      <w:pPr>
-        <w:spacing w:line="336" w:lineRule="auto" w:after="180"/>
-      </w:pPr>
-      <w:r>
-        <w:rPr>
-          <w:b w:val="0"/>
-        </w:rPr>
-        <w:t xml:space="preserve">Show why an </w:t>
-      </w:r>
-      <w:r>
-        <w:rPr>
-          <w:b/>
-        </w:rPr>
-        <w:t>epoch</w:t>
-      </w:r>
-      <w:r>
-        <w:rPr>
-          <w:b w:val="0"/>
-        </w:rPr>
-        <w:t xml:space="preserve">’s example order can matter for single-example </w:t>
-      </w:r>
-      <w:r>
-        <w:rPr>
-          <w:b/>
-        </w:rPr>
-        <w:t>update</w:t>
-      </w:r>
-      <w:r>
-        <w:rPr>
-          <w:b w:val="0"/>
-        </w:rPr>
-        <w:t>s.</w:t>
-      </w:r>
-    </w:p>
-    <w:p>
-      <w:pPr>
-        <w:pStyle w:val="Heading3"/>
-      </w:pPr>
-      <w:r>
-        <w:t>Practice 1: explain the deciding evidence</w:t>
-      </w:r>
-    </w:p>
-    <w:p>
-      <w:pPr>
-        <w:spacing w:line="336" w:lineRule="auto" w:after="180"/>
-      </w:pPr>
-      <w:r>
-        <w:rPr>
-          <w:b w:val="0"/>
-        </w:rPr>
-        <w:t>Which labelled step matches this detail? At w = 0 mean gradient=(-4+0)/2=-2; one full-</w:t>
-      </w:r>
-      <w:r>
-        <w:rPr>
-          <w:b/>
-        </w:rPr>
-        <w:t>batch</w:t>
-      </w:r>
-      <w:r>
-        <w:rPr>
-          <w:b w:val="0"/>
-        </w:rPr>
-        <w:t xml:space="preserve"> </w:t>
-      </w:r>
-      <w:r>
-        <w:rPr>
-          <w:b/>
-        </w:rPr>
-        <w:t>update</w:t>
-      </w:r>
-      <w:r>
-        <w:rPr>
-          <w:b w:val="0"/>
-        </w:rPr>
-        <w:t xml:space="preserve"> gives w = 0.2.</w:t>
-      </w:r>
-    </w:p>
-    <w:p>
-      <w:pPr>
-        <w:spacing w:line="336" w:lineRule="auto" w:after="180"/>
-        <w:shd w:fill="F4F9FC"/>
-      </w:pPr>
-      <w:r>
-        <w:rPr>
-          <w:b w:val="0"/>
-        </w:rPr>
-        <w:t>1. Restart and reverse</w:t>
-      </w:r>
-    </w:p>
-    <w:p>
-      <w:pPr>
-        <w:spacing w:line="336" w:lineRule="auto" w:after="180"/>
-        <w:shd w:fill="F4F9FC"/>
-      </w:pPr>
-      <w:r>
-        <w:rPr>
-          <w:b w:val="0"/>
-        </w:rPr>
-        <w:t>2. A then B</w:t>
-      </w:r>
-    </w:p>
-    <w:p>
-      <w:pPr>
-        <w:spacing w:line="336" w:lineRule="auto" w:after="180"/>
-        <w:shd w:fill="F4F9FC"/>
-      </w:pPr>
-      <w:r>
-        <w:rPr>
-          <w:b w:val="0"/>
-        </w:rPr>
-        <w:t xml:space="preserve">3. Compare full </w:t>
-      </w:r>
-      <w:r>
-        <w:rPr>
-          <w:b/>
-        </w:rPr>
-        <w:t>batch</w:t>
-      </w:r>
-    </w:p>
-    <w:p>
-      <w:pPr>
-        <w:pStyle w:val="Heading3"/>
-      </w:pPr>
-      <w:r>
-        <w:t>My selected conclusion, deciding fact and explanation</w:t>
-      </w:r>
-    </w:p>
-    <w:p>
-      <w:r>
-        <w:t>________________________________________________________________</w:t>
-      </w:r>
-    </w:p>
-    <w:p>
-      <w:r>
-        <w:t>________________________________________________________________</w:t>
-      </w:r>
-    </w:p>
-    <w:p>
-      <w:r>
-        <w:t>________________________________________________________________</w:t>
-      </w:r>
-    </w:p>
-    <w:p>
-      <w:r>
-        <w:t>________________________________________________________________</w:t>
-      </w:r>
-    </w:p>
-    <w:p>
-      <w:r>
-        <w:t>________________________________________________________________</w:t>
-      </w:r>
-    </w:p>
-    <w:p>
-      <w:pPr>
-        <w:pStyle w:val="Heading3"/>
-      </w:pPr>
-      <w:r>
-        <w:t>Hint · try first</w:t>
-      </w:r>
-    </w:p>
-    <w:p>
-      <w:pPr>
-        <w:spacing w:line="336" w:lineRule="auto" w:after="180"/>
-        <w:shd w:fill="F1F6F8"/>
-      </w:pPr>
-      <w:r>
-        <w:rPr>
-          <w:b w:val="0"/>
-        </w:rPr>
-        <w:t>Hint if needed: Read the steps in the pictorial case. Match the supplied detail to the stage that performs or records it.</w:t>
-      </w:r>
-    </w:p>
-    <w:p>
-      <w:pPr>
-        <w:pStyle w:val="Heading3"/>
-      </w:pPr>
-      <w:r>
-        <w:t>Feedback · compare after trying</w:t>
-      </w:r>
-    </w:p>
-    <w:p>
-      <w:pPr>
-        <w:spacing w:line="336" w:lineRule="auto" w:after="180"/>
-        <w:shd w:fill="F1F6FC"/>
-      </w:pPr>
-      <w:r>
-        <w:rPr>
-          <w:b w:val="0"/>
-        </w:rPr>
-        <w:t xml:space="preserve">After your attempt, compare with the supported explanation: Compare full </w:t>
-      </w:r>
-      <w:r>
-        <w:rPr>
-          <w:b/>
-        </w:rPr>
-        <w:t>batch</w:t>
-      </w:r>
-      <w:r>
-        <w:rPr>
-          <w:b w:val="0"/>
-        </w:rPr>
-        <w:t xml:space="preserve"> At w = 0 mean gradient=(-4+0)/2=-2; one full-</w:t>
-      </w:r>
-      <w:r>
-        <w:rPr>
-          <w:b/>
-        </w:rPr>
-        <w:t>batch</w:t>
-      </w:r>
-      <w:r>
-        <w:rPr>
-          <w:b w:val="0"/>
-        </w:rPr>
-        <w:t xml:space="preserve"> </w:t>
-      </w:r>
-      <w:r>
-        <w:rPr>
-          <w:b/>
-        </w:rPr>
-        <w:t>update</w:t>
-      </w:r>
-      <w:r>
-        <w:rPr>
-          <w:b w:val="0"/>
-        </w:rPr>
-        <w:t xml:space="preserve"> gives w = 0.2.</w:t>
-      </w:r>
-    </w:p>
-    <w:p>
-      <w:pPr>
-        <w:spacing w:line="336" w:lineRule="auto" w:after="180"/>
-        <w:shd w:fill="F1F6FC"/>
-      </w:pPr>
-      <w:r>
-        <w:rPr>
-          <w:b w:val="0"/>
-        </w:rPr>
-        <w:t xml:space="preserve">A single-example </w:t>
-      </w:r>
-      <w:r>
-        <w:rPr>
-          <w:b/>
-        </w:rPr>
-        <w:t>update</w:t>
-      </w:r>
-      <w:r>
-        <w:rPr>
-          <w:b w:val="0"/>
-        </w:rPr>
-        <w:t xml:space="preserve"> changes the weight before the next example’s gradient is calculated. Reversing the example order can therefore change the path.</w:t>
-      </w:r>
-    </w:p>
-    <w:p>
-      <w:pPr>
-        <w:spacing w:line="336" w:lineRule="auto" w:after="180"/>
-        <w:shd w:fill="F1F6FC"/>
-      </w:pPr>
-      <w:r>
-        <w:rPr>
-          <w:b w:val="0"/>
-        </w:rPr>
-        <w:t>A full-</w:t>
-      </w:r>
-      <w:r>
-        <w:rPr>
-          <w:b/>
-        </w:rPr>
-        <w:t>batch</w:t>
-      </w:r>
-      <w:r>
-        <w:rPr>
-          <w:b w:val="0"/>
-        </w:rPr>
-        <w:t xml:space="preserve"> </w:t>
-      </w:r>
-      <w:r>
-        <w:rPr>
-          <w:b/>
-        </w:rPr>
-        <w:t>update</w:t>
-      </w:r>
-      <w:r>
-        <w:rPr>
-          <w:b w:val="0"/>
-        </w:rPr>
-        <w:t xml:space="preserve"> computes both gradients at the same starting weight and averages them before changing that weight. The distinction is when the </w:t>
-      </w:r>
-      <w:r>
-        <w:rPr>
-          <w:b/>
-        </w:rPr>
-        <w:t>update</w:t>
-      </w:r>
-      <w:r>
-        <w:rPr>
-          <w:b w:val="0"/>
-        </w:rPr>
-        <w:t xml:space="preserve"> occurs, not whether the examples have different labels.</w:t>
-      </w:r>
-    </w:p>
-    <w:p>
-      <w:pPr>
-        <w:pStyle w:val="Heading3"/>
-      </w:pPr>
-      <w:r>
-        <w:t>Practice 2: explain the deciding evidence</w:t>
-      </w:r>
-    </w:p>
-    <w:p>
-      <w:pPr>
-        <w:pStyle w:val="Heading3"/>
-      </w:pPr>
-      <w:r>
-        <w:t>Changed case · predict first</w:t>
-      </w:r>
-    </w:p>
-    <w:p>
-      <w:pPr>
-        <w:spacing w:line="336" w:lineRule="auto" w:after="180"/>
-        <w:shd w:fill="F5F1FB"/>
-      </w:pPr>
-      <w:r>
-        <w:rPr>
-          <w:b w:val="0"/>
-        </w:rPr>
-        <w:t>Changed-case practice: Use only one full-</w:t>
-      </w:r>
-      <w:r>
-        <w:rPr>
-          <w:b/>
-        </w:rPr>
-        <w:t>batch</w:t>
-      </w:r>
-      <w:r>
-        <w:rPr>
-          <w:b w:val="0"/>
-        </w:rPr>
-        <w:t xml:space="preserve"> </w:t>
-      </w:r>
-      <w:r>
-        <w:rPr>
-          <w:b/>
-        </w:rPr>
-        <w:t>update</w:t>
-      </w:r>
-      <w:r>
-        <w:rPr>
-          <w:b w:val="0"/>
-        </w:rPr>
-        <w:t xml:space="preserve"> after reversing record order. Which conclusion is supported by the supplied facts?</w:t>
-      </w:r>
-    </w:p>
-    <w:p>
-      <w:pPr>
-        <w:spacing w:line="336" w:lineRule="auto" w:after="180"/>
-        <w:shd w:fill="F4F9FC"/>
-      </w:pPr>
-      <w:r>
-        <w:rPr>
-          <w:b w:val="0"/>
-        </w:rPr>
-        <w:t xml:space="preserve">1. The </w:t>
-      </w:r>
-      <w:r>
-        <w:rPr>
-          <w:b/>
-        </w:rPr>
-        <w:t>update</w:t>
-      </w:r>
-      <w:r>
-        <w:rPr>
-          <w:b w:val="0"/>
-        </w:rPr>
-        <w:t>d weight remains 0.2.</w:t>
-      </w:r>
-    </w:p>
-    <w:p>
-      <w:pPr>
-        <w:spacing w:line="336" w:lineRule="auto" w:after="180"/>
-        <w:shd w:fill="F4F9FC"/>
-      </w:pPr>
-      <w:r>
-        <w:rPr>
-          <w:b w:val="0"/>
-        </w:rPr>
-        <w:t xml:space="preserve">2. We can decide the result without examining the changed </w:t>
-      </w:r>
-      <w:r>
-        <w:rPr>
-          <w:b/>
-        </w:rPr>
-        <w:t>input</w:t>
-      </w:r>
-      <w:r>
-        <w:rPr>
-          <w:b w:val="0"/>
-        </w:rPr>
-        <w:t xml:space="preserve"> or the procedure.</w:t>
-      </w:r>
-    </w:p>
-    <w:p>
-      <w:pPr>
-        <w:spacing w:line="336" w:lineRule="auto" w:after="180"/>
-        <w:shd w:fill="F4F9FC"/>
-      </w:pPr>
-      <w:r>
-        <w:rPr>
-          <w:b w:val="0"/>
-        </w:rPr>
-        <w:t xml:space="preserve">3. This one example guarantees correct results for every future </w:t>
-      </w:r>
-      <w:r>
-        <w:rPr>
-          <w:b/>
-        </w:rPr>
-        <w:t>input</w:t>
-      </w:r>
-      <w:r>
-        <w:rPr>
-          <w:b w:val="0"/>
-        </w:rPr>
-        <w:t>.</w:t>
-      </w:r>
-    </w:p>
-    <w:p>
-      <w:pPr>
-        <w:pStyle w:val="Heading3"/>
-      </w:pPr>
-      <w:r>
-        <w:t>My selected conclusion, deciding fact and explanation</w:t>
-      </w:r>
-    </w:p>
-    <w:p>
-      <w:r>
-        <w:t>________________________________________________________________</w:t>
-      </w:r>
-    </w:p>
-    <w:p>
-      <w:r>
-        <w:t>________________________________________________________________</w:t>
-      </w:r>
-    </w:p>
-    <w:p>
-      <w:r>
-        <w:t>________________________________________________________________</w:t>
-      </w:r>
-    </w:p>
-    <w:p>
-      <w:r>
-        <w:t>________________________________________________________________</w:t>
-      </w:r>
-    </w:p>
-    <w:p>
-      <w:r>
-        <w:t>________________________________________________________________</w:t>
-      </w:r>
-    </w:p>
-    <w:p>
-      <w:pPr>
-        <w:pStyle w:val="Heading3"/>
-      </w:pPr>
-      <w:r>
-        <w:t>Hint · try first</w:t>
-      </w:r>
-    </w:p>
-    <w:p>
-      <w:pPr>
-        <w:spacing w:line="336" w:lineRule="auto" w:after="180"/>
-        <w:shd w:fill="F1F6F8"/>
-      </w:pPr>
-      <w:r>
-        <w:rPr>
-          <w:b w:val="0"/>
-        </w:rPr>
-        <w:t>Hint if needed: Use the changed condition and the deciding step in the pictorial trace. The answer must say what follows from those facts.</w:t>
-      </w:r>
-    </w:p>
-    <w:p>
-      <w:pPr>
-        <w:pStyle w:val="Heading3"/>
-      </w:pPr>
-      <w:r>
-        <w:t>Feedback · compare after trying</w:t>
-      </w:r>
-    </w:p>
-    <w:p>
-      <w:pPr>
-        <w:spacing w:line="336" w:lineRule="auto" w:after="180"/>
-        <w:shd w:fill="F1F6FC"/>
-      </w:pPr>
-      <w:r>
-        <w:rPr>
-          <w:b w:val="0"/>
-        </w:rPr>
-        <w:t xml:space="preserve">After your attempt, compare with the supported explanation: The </w:t>
-      </w:r>
-      <w:r>
-        <w:rPr>
-          <w:b/>
-        </w:rPr>
-        <w:t>update</w:t>
-      </w:r>
-      <w:r>
-        <w:rPr>
-          <w:b w:val="0"/>
-        </w:rPr>
-        <w:t>d weight remains 0.2. The same mean of the two starting gradients is unchanged by their order.</w:t>
-      </w:r>
-    </w:p>
-    <w:p>
-      <w:pPr>
-        <w:pStyle w:val="Heading3"/>
-      </w:pPr>
-      <w:r>
-        <w:t>Repair a missing building block</w:t>
-      </w:r>
-    </w:p>
-    <w:p>
-      <w:pPr>
-        <w:spacing w:line="336" w:lineRule="auto" w:after="180"/>
-      </w:pPr>
-      <w:r>
-        <w:rPr>
-          <w:b w:val="0"/>
-        </w:rPr>
-        <w:t xml:space="preserve">Review </w:t>
-      </w:r>
-      <w:r>
-        <w:rPr>
-          <w:b/>
-        </w:rPr>
-        <w:t>Training</w:t>
-      </w:r>
-      <w:r>
-        <w:rPr>
-          <w:b w:val="0"/>
-        </w:rPr>
-        <w:t xml:space="preserve"> a small network (ai-5/12). Goal: Trace repeated forward loss gradient and </w:t>
-      </w:r>
-      <w:r>
-        <w:rPr>
-          <w:b/>
-        </w:rPr>
-        <w:t>update</w:t>
-      </w:r>
-      <w:r>
-        <w:rPr>
-          <w:b w:val="0"/>
-        </w:rPr>
-        <w:t xml:space="preserve"> steps. Short practice: Which parameter changed, and which part was not trained?</w:t>
-      </w:r>
-    </w:p>
-    <w:p>
-      <w:pPr>
-        <w:spacing w:line="336" w:lineRule="auto" w:after="180"/>
-      </w:pPr>
-      <w:r>
-        <w:rPr>
-          <w:b w:val="0"/>
-        </w:rPr>
-        <w:t xml:space="preserve">Point to the relevant step in the picture, then write the changed result and the rule or </w:t>
-      </w:r>
-      <w:r>
-        <w:rPr>
-          <w:b/>
-        </w:rPr>
-        <w:t>evidence</w:t>
-      </w:r>
-      <w:r>
-        <w:rPr>
-          <w:b w:val="0"/>
-        </w:rPr>
-        <w:t xml:space="preserve"> that supports it.. Return to this week and explain what you changed.</w:t>
-      </w:r>
-    </w:p>
-    <w:p>
-      <w:pPr>
-        <w:spacing w:line="336" w:lineRule="auto" w:after="180"/>
-      </w:pPr>
-      <w:r>
-        <w:rPr>
-          <w:b w:val="0"/>
-        </w:rPr>
-        <w:t>Review Gradients with a numerical check (ai-5/10). Goal: Estimate one partial derivative while other parameters stay fixed. Short practice: Why should the numerical checks perturb one coordinate at a time?</w:t>
-      </w:r>
-    </w:p>
-    <w:p>
-      <w:pPr>
-        <w:spacing w:line="336" w:lineRule="auto" w:after="180"/>
-      </w:pPr>
-      <w:r>
-        <w:rPr>
-          <w:b w:val="0"/>
-        </w:rPr>
-        <w:t xml:space="preserve">Point to the relevant step in the picture, then write the changed result and the rule or </w:t>
-      </w:r>
-      <w:r>
-        <w:rPr>
-          <w:b/>
-        </w:rPr>
-        <w:t>evidence</w:t>
-      </w:r>
-      <w:r>
-        <w:rPr>
-          <w:b w:val="0"/>
-        </w:rPr>
-        <w:t xml:space="preserve"> that supports it.. Return to this week and explain what you changed.</w:t>
-      </w:r>
-    </w:p>
-    <w:p>
-      <w:pPr>
-        <w:spacing w:line="336" w:lineRule="auto" w:after="180"/>
-      </w:pPr>
-      <w:r>
-        <w:rPr>
-          <w:b w:val="0"/>
-        </w:rPr>
-        <w:t>Review Parameters and architecture (ai-5/7). Goal: Distinguish architectural choices from parameter values. Short practice: How many new parameters did that one hidden unit add?</w:t>
-      </w:r>
-    </w:p>
-    <w:p>
-      <w:pPr>
-        <w:spacing w:line="336" w:lineRule="auto" w:after="180"/>
-      </w:pPr>
-      <w:r>
-        <w:rPr>
-          <w:b w:val="0"/>
-        </w:rPr>
-        <w:t xml:space="preserve">Point to the relevant step in the picture, then write the changed result and the rule or </w:t>
-      </w:r>
-      <w:r>
-        <w:rPr>
-          <w:b/>
-        </w:rPr>
-        <w:t>evidence</w:t>
-      </w:r>
-      <w:r>
-        <w:rPr>
-          <w:b w:val="0"/>
-        </w:rPr>
-        <w:t xml:space="preserve"> that supports it.. Return to this week and explain what you changed.</w:t>
-      </w:r>
-    </w:p>
-    <w:p>
-      <w:pPr>
-        <w:pStyle w:val="Heading3"/>
-      </w:pPr>
-      <w:r>
-        <w:t>Predict, run and debug</w:t>
-      </w:r>
-    </w:p>
-    <w:p>
-      <w:pPr>
-        <w:spacing w:line="336" w:lineRule="auto" w:after="180"/>
-      </w:pPr>
-      <w:r>
-        <w:rPr>
-          <w:b w:val="0"/>
-        </w:rPr>
-        <w:t xml:space="preserve">The browser lab lets you edit the supported Python examples already included in this lesson. Predict first, run, inspect the actual </w:t>
-      </w:r>
-      <w:r>
-        <w:rPr>
-          <w:b/>
-        </w:rPr>
-        <w:t>output</w:t>
-      </w:r>
-      <w:r>
-        <w:rPr>
-          <w:b w:val="0"/>
-        </w:rPr>
-        <w:t xml:space="preserve"> or error, change one </w:t>
-      </w:r>
-      <w:r>
-        <w:rPr>
-          <w:b/>
-        </w:rPr>
-        <w:t>input</w:t>
-      </w:r>
-      <w:r>
-        <w:rPr>
-          <w:b w:val="0"/>
-        </w:rPr>
-        <w:t>, then run again.</w:t>
-      </w:r>
-    </w:p>
-    <w:p>
-      <w:pPr>
-        <w:spacing w:line="336" w:lineRule="auto" w:after="180"/>
-      </w:pPr>
-      <w:r>
-        <w:rPr>
-          <w:b w:val="0"/>
-        </w:rPr>
-        <w:t xml:space="preserve">Keep code, </w:t>
-      </w:r>
-      <w:r>
-        <w:rPr>
-          <w:b/>
-        </w:rPr>
-        <w:t>prediction</w:t>
-      </w:r>
-      <w:r>
-        <w:rPr>
-          <w:b w:val="0"/>
-        </w:rPr>
-        <w:t>s, actual results and a reasoned revision together. On paper, label your result as a trace rather than an execution.</w:t>
-      </w:r>
-    </w:p>
-    <w:p>
-      <w:pPr>
-        <w:pStyle w:val="Heading3"/>
-      </w:pPr>
-      <w:r>
-        <w:t>Keep your completed work</w:t>
-      </w:r>
-    </w:p>
-    <w:p>
-      <w:pPr>
-        <w:spacing w:line="336" w:lineRule="auto" w:after="180"/>
-      </w:pPr>
-      <w:r>
-        <w:rPr>
-          <w:b w:val="0"/>
-        </w:rPr>
-        <w:t xml:space="preserve">Use Download completed work in the hosted lesson to export your answers, reflections, practice feedback and code-run </w:t>
-      </w:r>
-      <w:r>
-        <w:rPr>
-          <w:b/>
-        </w:rPr>
-        <w:t>evidence</w:t>
-      </w:r>
-      <w:r>
-        <w:rPr>
-          <w:b w:val="0"/>
-        </w:rPr>
-        <w:t>. Open the HTML copy to read or print it.</w:t>
-      </w:r>
-    </w:p>
-    <w:p>
-      <w:pPr>
-        <w:spacing w:line="336" w:lineRule="auto" w:after="180"/>
-      </w:pPr>
-      <w:r>
-        <w:rPr>
-          <w:b w:val="0"/>
-        </w:rPr>
-        <w:t>Drafts stay in this browser when storage is available; clear drafts on a shared device.</w:t>
-      </w:r>
-    </w:p>
-    <w:p>
-      <w:pPr>
-        <w:pStyle w:val="Heading1"/>
-      </w:pPr>
-      <w:r>
-        <w:t>18. Visual concept journey</w:t>
-      </w:r>
-    </w:p>
-    <w:p>
-      <w:r>
-        <w:t>Explain each Batching and epochs graphic using its labels, deciding evidence and relevant limitation.</w:t>
-      </w:r>
-    </w:p>
-    <w:p>
-      <w:pPr>
-        <w:pStyle w:val="Heading3"/>
+        <w:t>18. Reference · Six-picture concept journey</w:t>
+      </w:r>
+    </w:p>
+    <w:p>
+      <w:r>
+        <w:t>Choose the picture that supports the current explanation.</w:t>
+      </w:r>
+    </w:p>
+    <w:p>
+      <w:pPr>
+        <w:pStyle w:val="Heading2"/>
       </w:pPr>
       <w:r>
         <w:t>01. Batching and epochs: the case</w:t>
@@ -5415,7 +5941,7 @@
         <w:drawing>
           <wp:inline xmlns:a="http://schemas.openxmlformats.org/drawingml/2006/main" xmlns:pic="http://schemas.openxmlformats.org/drawingml/2006/picture">
             <wp:extent cx="5486400" cy="2990088"/>
-            <wp:docPr id="2" name="Picture 2" descr="Show why an epoch’s example order can matter for single-example updates. Supplied facts: Toy y=wx, rate 0.1, squared loss, start w = 0. Training A=(x = 1, target 2), B=(x = 2, target 0). All inputs and outcomes in this worked example are invented classroom data; no real model run is claimed."/>
+            <wp:docPr id="4" name="Picture 4" descr="Show why an epoch’s example order can matter for single-example updates. Supplied facts: Toy y=wx, rate 0.1, squared loss, start w = 0. Training A=(x = 1, target 2), B=(x = 2, target 0). All inputs and outcomes in this worked example are invented classroom data; no real model run is claimed."/>
             <wp:cNvGraphicFramePr>
               <a:graphicFrameLocks noChangeAspect="1"/>
             </wp:cNvGraphicFramePr>
@@ -5427,7 +5953,7 @@
                     <pic:cNvPicPr/>
                   </pic:nvPicPr>
                   <pic:blipFill>
-                    <a:blip r:embed="rId10"/>
+                    <a:blip r:embed="rId12"/>
                     <a:stretch>
                       <a:fillRect/>
                     </a:stretch>
@@ -5519,7 +6045,6 @@
     <w:p>
       <w:pPr>
         <w:spacing w:line="336" w:lineRule="auto" w:after="180"/>
-        <w:shd w:fill="F5F1FB"/>
       </w:pPr>
       <w:r>
         <w:rPr>
@@ -5530,7 +6055,7 @@
     </w:p>
     <w:p>
       <w:pPr>
-        <w:pStyle w:val="Heading3"/>
+        <w:pStyle w:val="Heading2"/>
       </w:pPr>
       <w:r>
         <w:t>02. Follow the deciding steps</w:t>
@@ -5541,7 +6066,7 @@
         <w:drawing>
           <wp:inline xmlns:a="http://schemas.openxmlformats.org/drawingml/2006/main" xmlns:pic="http://schemas.openxmlformats.org/drawingml/2006/picture">
             <wp:extent cx="5486400" cy="3182112"/>
-            <wp:docPr id="3" name="Picture 3" descr="A then B: A gradient -4 gives w = 0.4; B gradient 3.2 then gives w = 0.08. → Restart and reverse: B at w=0 has gradient 0; A then gives w = 0.4. → Compare full batch: At w = 0 mean gradient=(-4+0)/2=-2; one full-batch update gives w = 0.2."/>
+            <wp:docPr id="5" name="Picture 5" descr="A then B: A gradient -4 gives w = 0.4; B gradient 3.2 then gives w = 0.08. → Restart and reverse: B at w=0 has gradient 0; A then gives w = 0.4. → Compare full batch: At w = 0 mean gradient=(-4+0)/2=-2; one full-batch update gives w = 0.2."/>
             <wp:cNvGraphicFramePr>
               <a:graphicFrameLocks noChangeAspect="1"/>
             </wp:cNvGraphicFramePr>
@@ -5553,7 +6078,7 @@
                     <pic:cNvPicPr/>
                   </pic:nvPicPr>
                   <pic:blipFill>
-                    <a:blip r:embed="rId11"/>
+                    <a:blip r:embed="rId9"/>
                     <a:stretch>
                       <a:fillRect/>
                     </a:stretch>
@@ -5622,7 +6147,6 @@
     <w:p>
       <w:pPr>
         <w:spacing w:line="336" w:lineRule="auto" w:after="180"/>
-        <w:shd w:fill="F5F1FB"/>
       </w:pPr>
       <w:r>
         <w:rPr>
@@ -5645,7 +6169,7 @@
     </w:p>
     <w:p>
       <w:pPr>
-        <w:pStyle w:val="Heading3"/>
+        <w:pStyle w:val="Heading2"/>
       </w:pPr>
       <w:r>
         <w:t>03. One pass can contain different numbers of updates</w:t>
@@ -5656,7 +6180,7 @@
         <w:drawing>
           <wp:inline xmlns:a="http://schemas.openxmlformats.org/drawingml/2006/main" xmlns:pic="http://schemas.openxmlformats.org/drawingml/2006/picture">
             <wp:extent cx="5486400" cy="2834640"/>
-            <wp:docPr id="4" name="Picture 4" descr="One pass can contain different numbers of updates. A then B separately | 0 to 0.4 to 1.68 | 2. A and B together | 0 to 1 | 1. B then A separately | 0 to 1.6 to 1.68 | 2"/>
+            <wp:docPr id="6" name="Picture 6" descr="One pass can contain different numbers of updates. A then B separately | 0 to 0.4 to 1.68 | 2. A and B together | 0 to 1 | 1. B then A separately | 0 to 1.6 to 1.68 | 2"/>
             <wp:cNvGraphicFramePr>
               <a:graphicFrameLocks noChangeAspect="1"/>
             </wp:cNvGraphicFramePr>
@@ -5668,7 +6192,7 @@
                     <pic:cNvPicPr/>
                   </pic:nvPicPr>
                   <pic:blipFill>
-                    <a:blip r:embed="rId12"/>
+                    <a:blip r:embed="rId13"/>
                     <a:stretch>
                       <a:fillRect/>
                     </a:stretch>
@@ -5713,7 +6237,6 @@
     <w:p>
       <w:pPr>
         <w:spacing w:line="336" w:lineRule="auto" w:after="180"/>
-        <w:shd w:fill="F5F1FB"/>
       </w:pPr>
       <w:r>
         <w:rPr>
@@ -5724,7 +6247,7 @@
     </w:p>
     <w:p>
       <w:pPr>
-        <w:pStyle w:val="Heading3"/>
+        <w:pStyle w:val="Heading2"/>
       </w:pPr>
       <w:r>
         <w:t>04. Change one thing. Trace what follows.</w:t>
@@ -5735,7 +6258,7 @@
         <w:drawing>
           <wp:inline xmlns:a="http://schemas.openxmlformats.org/drawingml/2006/main" xmlns:pic="http://schemas.openxmlformats.org/drawingml/2006/picture">
             <wp:extent cx="5486400" cy="3026664"/>
-            <wp:docPr id="5" name="Picture 5" descr="Original case: At w = 0 mean gradient=(-4+0)/2=-2; one full-batch update gives w = 0.2. Changed condition: Use only one full-batch update after reversing record order. Expected result: The updated weight remains 0.2. Reason: The same mean of the two starting gradients is unchanged by their order."/>
+            <wp:docPr id="7" name="Picture 7" descr="Original case: At w = 0 mean gradient=(-4+0)/2=-2; one full-batch update gives w = 0.2. Changed condition: Use only one full-batch update after reversing record order. Expected result: The updated weight remains 0.2. Reason: The same mean of the two starting gradients is unchanged by their order."/>
             <wp:cNvGraphicFramePr>
               <a:graphicFrameLocks noChangeAspect="1"/>
             </wp:cNvGraphicFramePr>
@@ -5747,7 +6270,7 @@
                     <pic:cNvPicPr/>
                   </pic:nvPicPr>
                   <pic:blipFill>
-                    <a:blip r:embed="rId13"/>
+                    <a:blip r:embed="rId10"/>
                     <a:stretch>
                       <a:fillRect/>
                     </a:stretch>
@@ -5851,7 +6374,6 @@
     <w:p>
       <w:pPr>
         <w:spacing w:line="336" w:lineRule="auto" w:after="180"/>
-        <w:shd w:fill="F5F1FB"/>
       </w:pPr>
       <w:r>
         <w:rPr>
@@ -5862,7 +6384,7 @@
     </w:p>
     <w:p>
       <w:pPr>
-        <w:pStyle w:val="Heading3"/>
+        <w:pStyle w:val="Heading2"/>
       </w:pPr>
       <w:r>
         <w:t>05. Connect the explanation to its limit</w:t>
@@ -5873,7 +6395,7 @@
         <w:drawing>
           <wp:inline xmlns:a="http://schemas.openxmlformats.org/drawingml/2006/main" xmlns:pic="http://schemas.openxmlformats.org/drawingml/2006/picture">
             <wp:extent cx="5486400" cy="2834640"/>
-            <wp:docPr id="6" name="Picture 6" descr="A single-example update changes the weight before the next example’s gradient is calculated. Reversing the example order can therefore change the path. A full-batch update computes both gradients at the same starting weight and averages them before changing that weight. The distinction is when the update occurs, not whether the examples have different labels. Limit: Different order effects do not mean a universally better batching strategy; compare declared schedules and budgets fairly."/>
+            <wp:docPr id="8" name="Picture 8" descr="A single-example update changes the weight before the next example’s gradient is calculated. Reversing the example order can therefore change the path. A full-batch update computes both gradients at the same starting weight and averages them before changing that weight. The distinction is when the update occurs, not whether the examples have different labels. Limit: Different order effects do not mean a universally better batching strategy; compare declared schedules and budgets fairly."/>
             <wp:cNvGraphicFramePr>
               <a:graphicFrameLocks noChangeAspect="1"/>
             </wp:cNvGraphicFramePr>
@@ -6000,7 +6522,6 @@
     <w:p>
       <w:pPr>
         <w:spacing w:line="336" w:lineRule="auto" w:after="180"/>
-        <w:shd w:fill="F5F1FB"/>
       </w:pPr>
       <w:r>
         <w:rPr>
@@ -6011,7 +6532,7 @@
     </w:p>
     <w:p>
       <w:pPr>
-        <w:pStyle w:val="Heading3"/>
+        <w:pStyle w:val="Heading2"/>
       </w:pPr>
       <w:r>
         <w:t>06. Make the idea visible in your project</w:t>
@@ -6022,7 +6543,7 @@
         <w:drawing>
           <wp:inline xmlns:a="http://schemas.openxmlformats.org/drawingml/2006/main" xmlns:pic="http://schemas.openxmlformats.org/drawingml/2006/picture">
             <wp:extent cx="5486400" cy="3681984"/>
-            <wp:docPr id="7" name="Picture 7" descr="For your Image-pattern Network Investigation, save the input, procedure, observed result and limitation of this check. Label this worked example as practice; use a different, previously unreviewed case when checking independent understanding. Draw your input, deciding step, result and limit. Supported question: Why do the single-example orders finish at different weights? Point to the relevant step in the picture, then write the changed result and the rule or evidence that supports it."/>
+            <wp:docPr id="9" name="Picture 9" descr="For your Image-pattern Network Investigation, save the input, procedure, observed result and limitation of this check. Label this worked example as practice; use a different, previously unreviewed case when checking independent understanding. Draw your input, deciding step, result and limit. Supported question: Why do the single-example orders finish at different weights? Point to the relevant step in the picture, then write the changed result and the rule or evidence that supports it."/>
             <wp:cNvGraphicFramePr>
               <a:graphicFrameLocks noChangeAspect="1"/>
             </wp:cNvGraphicFramePr>
@@ -6125,7 +6646,6 @@
     <w:p>
       <w:pPr>
         <w:spacing w:line="336" w:lineRule="auto" w:after="180"/>
-        <w:shd w:fill="F5F1FB"/>
       </w:pPr>
       <w:r>
         <w:rPr>
@@ -6144,6 +6664,62 @@
           <w:b w:val="0"/>
         </w:rPr>
         <w:t>.</w:t>
+      </w:r>
+    </w:p>
+    <w:p>
+      <w:pPr>
+        <w:pStyle w:val="Heading2"/>
+      </w:pPr>
+      <w:r>
+        <w:t>Earlier wording, alternatives and picture transcripts · reference / check after trying</w:t>
+      </w:r>
+    </w:p>
+    <w:p>
+      <w:pPr>
+        <w:pStyle w:val="Heading3"/>
+      </w:pPr>
+      <w:r>
+        <w:t>01. Batching and epochs: the case</w:t>
+      </w:r>
+    </w:p>
+    <w:p>
+      <w:pPr>
+        <w:pStyle w:val="Heading3"/>
+      </w:pPr>
+      <w:r>
+        <w:t>02. Follow the deciding steps</w:t>
+      </w:r>
+    </w:p>
+    <w:p>
+      <w:pPr>
+        <w:pStyle w:val="Heading3"/>
+      </w:pPr>
+      <w:r>
+        <w:t>03. One pass can contain different numbers of updates</w:t>
+      </w:r>
+    </w:p>
+    <w:p>
+      <w:pPr>
+        <w:pStyle w:val="Heading3"/>
+      </w:pPr>
+      <w:r>
+        <w:t>04. Change one thing. Trace what follows.</w:t>
+      </w:r>
+    </w:p>
+    <w:p>
+      <w:pPr>
+        <w:pStyle w:val="Heading3"/>
+      </w:pPr>
+      <w:r>
+        <w:t>05. Connect the explanation to its limit</w:t>
+      </w:r>
+    </w:p>
+    <w:p>
+      <w:pPr>
+        <w:pStyle w:val="Heading3"/>
+      </w:pPr>
+      <w:r>
+        <w:t>06. Make the idea visible in your project</w:t>
       </w:r>
     </w:p>
     <w:sectPr>
